--- a/Livrables/Document d'Étude et Conception - DEC.docx
+++ b/Livrables/Document d'Étude et Conception - DEC.docx
@@ -58,12 +58,12 @@
           <wp:inline distB="114300" distT="114300" distL="114300" distR="114300">
             <wp:extent cx="4894425" cy="3594835"/>
             <wp:effectExtent b="0" l="0" r="0" t="0"/>
-            <wp:docPr id="2" name="image3.png"/>
+            <wp:docPr id="1" name="image15.png"/>
             <a:graphic>
               <a:graphicData uri="http://schemas.openxmlformats.org/drawingml/2006/picture">
                 <pic:pic>
                   <pic:nvPicPr>
-                    <pic:cNvPr id="0" name="image3.png"/>
+                    <pic:cNvPr id="0" name="image15.png"/>
                     <pic:cNvPicPr preferRelativeResize="0"/>
                   </pic:nvPicPr>
                   <pic:blipFill>
@@ -172,7 +172,7 @@
           <w:bCs w:val="1"/>
           <w:rtl w:val="0"/>
         </w:rPr>
-        <w:t xml:space="preserve">Version: 09/02/2026</w:t>
+        <w:t xml:space="preserve">Version: 09/03/2026</w:t>
       </w:r>
     </w:p>
     <w:p>
@@ -201,7 +201,7 @@
     </w:p>
     <w:sdt>
       <w:sdtPr>
-        <w:id w:val="641893980"/>
+        <w:id w:val="229778720"/>
         <w:docPartObj>
           <w:docPartGallery w:val="Table of Contents"/>
           <w:docPartUnique w:val="1"/>
@@ -274,7 +274,7 @@
             <w:widowControl w:val="0"/>
             <w:numPr>
               <w:ilvl w:val="0"/>
-              <w:numId w:val="30"/>
+              <w:numId w:val="33"/>
             </w:numPr>
             <w:tabs>
               <w:tab w:val="right" w:leader="dot" w:pos="9025.511811023624"/>
@@ -321,7 +321,7 @@
             <w:widowControl w:val="0"/>
             <w:numPr>
               <w:ilvl w:val="0"/>
-              <w:numId w:val="30"/>
+              <w:numId w:val="33"/>
             </w:numPr>
             <w:tabs>
               <w:tab w:val="right" w:leader="dot" w:pos="9025.511811023624"/>
@@ -669,7 +669,7 @@
             <w:widowControl w:val="0"/>
             <w:numPr>
               <w:ilvl w:val="0"/>
-              <w:numId w:val="53"/>
+              <w:numId w:val="57"/>
             </w:numPr>
             <w:tabs>
               <w:tab w:val="right" w:leader="dot" w:pos="9025.511811023624"/>
@@ -716,7 +716,7 @@
             <w:widowControl w:val="0"/>
             <w:numPr>
               <w:ilvl w:val="0"/>
-              <w:numId w:val="53"/>
+              <w:numId w:val="57"/>
             </w:numPr>
             <w:tabs>
               <w:tab w:val="right" w:leader="dot" w:pos="9025.511811023624"/>
@@ -942,7 +942,7 @@
             <w:widowControl w:val="0"/>
             <w:numPr>
               <w:ilvl w:val="0"/>
-              <w:numId w:val="52"/>
+              <w:numId w:val="56"/>
             </w:numPr>
             <w:tabs>
               <w:tab w:val="right" w:leader="dot" w:pos="9025.511811023624"/>
@@ -989,7 +989,7 @@
             <w:widowControl w:val="0"/>
             <w:numPr>
               <w:ilvl w:val="0"/>
-              <w:numId w:val="52"/>
+              <w:numId w:val="56"/>
             </w:numPr>
             <w:tabs>
               <w:tab w:val="right" w:leader="dot" w:pos="9025.511811023624"/>
@@ -1036,7 +1036,7 @@
             <w:widowControl w:val="0"/>
             <w:numPr>
               <w:ilvl w:val="0"/>
-              <w:numId w:val="52"/>
+              <w:numId w:val="56"/>
             </w:numPr>
             <w:tabs>
               <w:tab w:val="right" w:leader="dot" w:pos="9025.511811023624"/>
@@ -1083,7 +1083,7 @@
             <w:widowControl w:val="0"/>
             <w:numPr>
               <w:ilvl w:val="0"/>
-              <w:numId w:val="52"/>
+              <w:numId w:val="56"/>
             </w:numPr>
             <w:tabs>
               <w:tab w:val="right" w:leader="dot" w:pos="9025.511811023624"/>
@@ -1314,7 +1314,7 @@
         <w:pStyle w:val="Heading1"/>
         <w:numPr>
           <w:ilvl w:val="0"/>
-          <w:numId w:val="43"/>
+          <w:numId w:val="47"/>
         </w:numPr>
         <w:ind w:left="720" w:hanging="360"/>
         <w:jc w:val="both"/>
@@ -1438,7 +1438,7 @@
       <w:pPr>
         <w:numPr>
           <w:ilvl w:val="0"/>
-          <w:numId w:val="41"/>
+          <w:numId w:val="45"/>
         </w:numPr>
         <w:ind w:left="720" w:hanging="360"/>
         <w:jc w:val="both"/>
@@ -1465,7 +1465,7 @@
       <w:pPr>
         <w:numPr>
           <w:ilvl w:val="0"/>
-          <w:numId w:val="41"/>
+          <w:numId w:val="45"/>
         </w:numPr>
         <w:ind w:left="720" w:hanging="360"/>
         <w:jc w:val="both"/>
@@ -1500,7 +1500,7 @@
       <w:pPr>
         <w:numPr>
           <w:ilvl w:val="0"/>
-          <w:numId w:val="41"/>
+          <w:numId w:val="45"/>
         </w:numPr>
         <w:ind w:left="720" w:hanging="360"/>
         <w:jc w:val="both"/>
@@ -1712,7 +1712,7 @@
       <w:pPr>
         <w:numPr>
           <w:ilvl w:val="0"/>
-          <w:numId w:val="39"/>
+          <w:numId w:val="43"/>
         </w:numPr>
         <w:spacing w:after="0" w:afterAutospacing="0" w:before="240" w:line="240" w:lineRule="auto"/>
         <w:ind w:left="720" w:hanging="360"/>
@@ -1740,7 +1740,7 @@
       <w:pPr>
         <w:numPr>
           <w:ilvl w:val="0"/>
-          <w:numId w:val="39"/>
+          <w:numId w:val="43"/>
         </w:numPr>
         <w:spacing w:after="0" w:afterAutospacing="0" w:before="0" w:beforeAutospacing="0" w:line="240" w:lineRule="auto"/>
         <w:ind w:left="720" w:hanging="360"/>
@@ -1768,7 +1768,7 @@
       <w:pPr>
         <w:numPr>
           <w:ilvl w:val="0"/>
-          <w:numId w:val="39"/>
+          <w:numId w:val="43"/>
         </w:numPr>
         <w:spacing w:after="240" w:before="0" w:beforeAutospacing="0" w:line="240" w:lineRule="auto"/>
         <w:ind w:left="720" w:hanging="360"/>
@@ -1847,7 +1847,7 @@
       <w:pPr>
         <w:numPr>
           <w:ilvl w:val="0"/>
-          <w:numId w:val="56"/>
+          <w:numId w:val="60"/>
         </w:numPr>
         <w:spacing w:after="0" w:afterAutospacing="0" w:before="240" w:lineRule="auto"/>
         <w:ind w:left="720" w:hanging="360"/>
@@ -1867,7 +1867,7 @@
       <w:pPr>
         <w:numPr>
           <w:ilvl w:val="0"/>
-          <w:numId w:val="56"/>
+          <w:numId w:val="60"/>
         </w:numPr>
         <w:spacing w:after="240" w:before="0" w:beforeAutospacing="0" w:lineRule="auto"/>
         <w:ind w:left="720" w:hanging="360"/>
@@ -2354,7 +2354,7 @@
       <w:pPr>
         <w:numPr>
           <w:ilvl w:val="0"/>
-          <w:numId w:val="32"/>
+          <w:numId w:val="35"/>
         </w:numPr>
         <w:spacing w:after="0" w:afterAutospacing="0" w:before="240" w:line="240" w:lineRule="auto"/>
         <w:ind w:left="720" w:hanging="360"/>
@@ -2374,7 +2374,7 @@
       <w:pPr>
         <w:numPr>
           <w:ilvl w:val="0"/>
-          <w:numId w:val="32"/>
+          <w:numId w:val="35"/>
         </w:numPr>
         <w:spacing w:after="240" w:before="0" w:beforeAutospacing="0" w:line="240" w:lineRule="auto"/>
         <w:ind w:left="720" w:hanging="360"/>
@@ -2413,7 +2413,7 @@
       <w:pPr>
         <w:numPr>
           <w:ilvl w:val="0"/>
-          <w:numId w:val="44"/>
+          <w:numId w:val="48"/>
         </w:numPr>
         <w:spacing w:after="240" w:before="240" w:line="240" w:lineRule="auto"/>
         <w:ind w:left="720" w:hanging="360"/>
@@ -2533,7 +2533,7 @@
       <w:pPr>
         <w:numPr>
           <w:ilvl w:val="0"/>
-          <w:numId w:val="40"/>
+          <w:numId w:val="44"/>
         </w:numPr>
         <w:spacing w:after="240" w:before="240" w:lineRule="auto"/>
         <w:ind w:left="720" w:hanging="360"/>
@@ -2792,7 +2792,7 @@
       <w:pPr>
         <w:numPr>
           <w:ilvl w:val="0"/>
-          <w:numId w:val="35"/>
+          <w:numId w:val="38"/>
         </w:numPr>
         <w:ind w:left="720" w:hanging="360"/>
         <w:jc w:val="both"/>
@@ -2971,7 +2971,7 @@
       <w:pPr>
         <w:numPr>
           <w:ilvl w:val="0"/>
-          <w:numId w:val="37"/>
+          <w:numId w:val="40"/>
         </w:numPr>
         <w:spacing w:after="240" w:before="240" w:lineRule="auto"/>
         <w:ind w:left="720" w:hanging="360"/>
@@ -3064,7 +3064,7 @@
         <w:pStyle w:val="Heading2"/>
         <w:numPr>
           <w:ilvl w:val="0"/>
-          <w:numId w:val="18"/>
+          <w:numId w:val="19"/>
         </w:numPr>
         <w:ind w:left="720" w:hanging="360"/>
         <w:jc w:val="both"/>
@@ -3121,12 +3121,12 @@
           <wp:inline distB="114300" distT="114300" distL="114300" distR="114300">
             <wp:extent cx="5731200" cy="1295400"/>
             <wp:effectExtent b="0" l="0" r="0" t="0"/>
-            <wp:docPr id="24" name="image17.png"/>
+            <wp:docPr id="40" name="image36.png"/>
             <a:graphic>
               <a:graphicData uri="http://schemas.openxmlformats.org/drawingml/2006/picture">
                 <pic:pic>
                   <pic:nvPicPr>
-                    <pic:cNvPr id="0" name="image17.png"/>
+                    <pic:cNvPr id="0" name="image36.png"/>
                     <pic:cNvPicPr preferRelativeResize="0"/>
                   </pic:nvPicPr>
                   <pic:blipFill>
@@ -3610,7 +3610,7 @@
         <w:pStyle w:val="Heading2"/>
         <w:numPr>
           <w:ilvl w:val="0"/>
-          <w:numId w:val="18"/>
+          <w:numId w:val="19"/>
         </w:numPr>
         <w:ind w:left="720" w:hanging="360"/>
         <w:jc w:val="both"/>
@@ -3651,946 +3651,6 @@
         <w:rPr>
           <w:rtl w:val="0"/>
         </w:rPr>
-      </w:r>
-    </w:p>
-    <w:p>
-      <w:pPr>
-        <w:numPr>
-          <w:ilvl w:val="0"/>
-          <w:numId w:val="31"/>
-        </w:numPr>
-        <w:ind w:left="720" w:hanging="360"/>
-        <w:jc w:val="both"/>
-        <w:rPr>
-          <w:u w:val="none"/>
-        </w:rPr>
-      </w:pPr>
-      <w:r>
-        <w:rPr>
-          <w:b w:val="1"/>
-          <w:bCs w:val="1"/>
-          <w:rtl w:val="0"/>
-        </w:rPr>
-        <w:t xml:space="preserve">Inspection without Replacement:</w:t>
-      </w:r>
-      <w:r>
-        <w:rPr>
-          <w:rtl w:val="0"/>
-        </w:rPr>
-        <w:t xml:space="preserve"> An inspection is carried out at the planned date. If the estimated failure risk remains below the defined threshold, no replacement is performed. The component continues to operate normally, and only the inspection cost is recorded.</w:t>
-      </w:r>
-    </w:p>
-    <w:p>
-      <w:pPr>
-        <w:numPr>
-          <w:ilvl w:val="0"/>
-          <w:numId w:val="31"/>
-        </w:numPr>
-        <w:ind w:left="720" w:hanging="360"/>
-        <w:jc w:val="both"/>
-        <w:rPr>
-          <w:u w:val="none"/>
-        </w:rPr>
-      </w:pPr>
-      <w:r>
-        <w:rPr>
-          <w:b w:val="1"/>
-          <w:bCs w:val="1"/>
-          <w:rtl w:val="0"/>
-        </w:rPr>
-        <w:t xml:space="preserve">Inspection Leading to Preventive Replacement:</w:t>
-      </w:r>
-      <w:r>
-        <w:rPr>
-          <w:rtl w:val="0"/>
-        </w:rPr>
-        <w:t xml:space="preserve"> During an inspection, the failure risk exceeds the allowed threshold. A preventive replacement of the component is then triggered. After this replacement, a deep inspection is carried out to evaluate whether the decision was justified or not. This analysis makes it possible to identify correct replacements as well as decision errors.</w:t>
-      </w:r>
-    </w:p>
-    <w:p>
-      <w:pPr>
-        <w:numPr>
-          <w:ilvl w:val="0"/>
-          <w:numId w:val="31"/>
-        </w:numPr>
-        <w:ind w:left="720" w:hanging="360"/>
-        <w:jc w:val="both"/>
-      </w:pPr>
-      <w:r>
-        <w:rPr>
-          <w:b w:val="1"/>
-          <w:bCs w:val="1"/>
-          <w:rtl w:val="0"/>
-        </w:rPr>
-        <w:t xml:space="preserve">Component Reuse and Maintenance:</w:t>
-      </w:r>
-      <w:r>
-        <w:rPr>
-          <w:rtl w:val="0"/>
-        </w:rPr>
-        <w:t xml:space="preserve"> An inspection may imply a later replacement, and after replacement, a deeper inspection is carried out. If the removed component was identified as still in good condition, it is saved for later reuse. In the same process, the component is restored to a like-new condition. The cost of reusing a component is inferior to the cost of acquiring a new one.</w:t>
-      </w:r>
-    </w:p>
-    <w:p>
-      <w:pPr>
-        <w:numPr>
-          <w:ilvl w:val="0"/>
-          <w:numId w:val="31"/>
-        </w:numPr>
-        <w:ind w:left="720" w:hanging="360"/>
-        <w:jc w:val="both"/>
-        <w:rPr>
-          <w:u w:val="none"/>
-        </w:rPr>
-      </w:pPr>
-      <w:r>
-        <w:rPr>
-          <w:b w:val="1"/>
-          <w:bCs w:val="1"/>
-          <w:rtl w:val="0"/>
-        </w:rPr>
-        <w:t xml:space="preserve">Real Failure (Pane):</w:t>
-      </w:r>
-      <w:r>
-        <w:rPr>
-          <w:rtl w:val="0"/>
-        </w:rPr>
-        <w:t xml:space="preserve"> A failure occurs before the next scheduled replacement. The system suffers a breakdown, and immediate replacement of the component is required. The failure cost is recorded, and a new component is installed to restore the system operation.</w:t>
-      </w:r>
-    </w:p>
-    <w:p>
-      <w:pPr>
-        <w:numPr>
-          <w:ilvl w:val="0"/>
-          <w:numId w:val="31"/>
-        </w:numPr>
-        <w:ind w:left="720" w:hanging="360"/>
-        <w:jc w:val="both"/>
-        <w:rPr>
-          <w:u w:val="none"/>
-        </w:rPr>
-      </w:pPr>
-      <w:r>
-        <w:rPr>
-          <w:b w:val="1"/>
-          <w:bCs w:val="1"/>
-          <w:rtl w:val="0"/>
-        </w:rPr>
-        <w:t xml:space="preserve">Inspection Scheduling:</w:t>
-      </w:r>
-      <w:r>
-        <w:rPr>
-          <w:rtl w:val="0"/>
-        </w:rPr>
-        <w:t xml:space="preserve"> After each inspection, a new inspection date is automatically scheduled. This date depends on the chosen maintenance strategy (for example, frequent or spaced inspections). The time interval between two inspections has a direct impact on the failure risk: the more spaced the inspections are, the higher the probability that a failure occurs before the next one.</w:t>
-      </w:r>
-    </w:p>
-    <w:p>
-      <w:pPr>
-        <w:numPr>
-          <w:ilvl w:val="0"/>
-          <w:numId w:val="31"/>
-        </w:numPr>
-        <w:ind w:left="720" w:hanging="360"/>
-        <w:jc w:val="both"/>
-        <w:rPr>
-          <w:u w:val="none"/>
-        </w:rPr>
-      </w:pPr>
-      <w:r>
-        <w:rPr>
-          <w:b w:val="1"/>
-          <w:bCs w:val="1"/>
-          <w:rtl w:val="0"/>
-        </w:rPr>
-        <w:t xml:space="preserve">Automatic Replacement at Age Limit:</w:t>
-      </w:r>
-      <w:r>
-        <w:rPr>
-          <w:rtl w:val="0"/>
-        </w:rPr>
-        <w:t xml:space="preserve"> A component is automatically replaced when it reaches a predefined maximum age, independently of inspections.</w:t>
-      </w:r>
-    </w:p>
-    <w:p>
-      <w:pPr>
-        <w:numPr>
-          <w:ilvl w:val="0"/>
-          <w:numId w:val="31"/>
-        </w:numPr>
-        <w:ind w:left="720" w:hanging="360"/>
-        <w:jc w:val="both"/>
-        <w:rPr>
-          <w:u w:val="none"/>
-        </w:rPr>
-      </w:pPr>
-      <w:r>
-        <w:rPr>
-          <w:b w:val="1"/>
-          <w:bCs w:val="1"/>
-          <w:rtl w:val="0"/>
-        </w:rPr>
-        <w:t xml:space="preserve">Delay Before Replacement:</w:t>
-      </w:r>
-      <w:r>
-        <w:rPr>
-          <w:rtl w:val="0"/>
-        </w:rPr>
-        <w:t xml:space="preserve"> In some situations, a component cannot be replaced immediately after a failure or a maintenance decision. A delay is then taken into account before the intervention, potentially leading to additional costs.</w:t>
-      </w:r>
-    </w:p>
-    <w:p>
-      <w:pPr>
-        <w:numPr>
-          <w:ilvl w:val="0"/>
-          <w:numId w:val="31"/>
-        </w:numPr>
-        <w:ind w:left="720" w:hanging="360"/>
-        <w:jc w:val="both"/>
-        <w:rPr>
-          <w:u w:val="none"/>
-        </w:rPr>
-      </w:pPr>
-      <w:r>
-        <w:rPr>
-          <w:b w:val="1"/>
-          <w:bCs w:val="1"/>
-          <w:rtl w:val="0"/>
-        </w:rPr>
-        <w:t xml:space="preserve">Fleet Evolution Over Time:</w:t>
-      </w:r>
-      <w:r>
-        <w:rPr>
-          <w:rtl w:val="0"/>
-        </w:rPr>
-        <w:t xml:space="preserve"> The number of systems also evolves over time, following a random law that includes the creation of new systems, but also the removal of systems.</w:t>
-      </w:r>
-    </w:p>
-    <w:p>
-      <w:pPr>
-        <w:jc w:val="both"/>
-        <w:rPr/>
-      </w:pPr>
-      <w:r>
-        <w:rPr>
-          <w:rtl w:val="0"/>
-        </w:rPr>
-      </w:r>
-    </w:p>
-    <w:p>
-      <w:pPr>
-        <w:jc w:val="both"/>
-        <w:rPr/>
-      </w:pPr>
-      <w:r>
-        <w:rPr>
-          <w:rtl w:val="0"/>
-        </w:rPr>
-        <w:t xml:space="preserve">Further description of the laws and parameters for these scenarios is provided in the Appendix. </w:t>
-      </w:r>
-    </w:p>
-    <w:p>
-      <w:pPr>
-        <w:pStyle w:val="Heading2"/>
-        <w:numPr>
-          <w:ilvl w:val="0"/>
-          <w:numId w:val="18"/>
-        </w:numPr>
-        <w:ind w:left="720" w:hanging="360"/>
-        <w:jc w:val="both"/>
-        <w:rPr>
-          <w:color w:val="bf9000"/>
-          <w:u w:val="none"/>
-        </w:rPr>
-      </w:pPr>
-      <w:bookmarkStart w:colFirst="0" w:colLast="0" w:name="_quo4rjgj7sj6" w:id="9"/>
-      <w:bookmarkEnd w:id="9"/>
-      <w:r>
-        <w:rPr>
-          <w:color w:val="bf9000"/>
-          <w:u w:val="single"/>
-          <w:rtl w:val="0"/>
-        </w:rPr>
-        <w:t xml:space="preserve">Package Uses</w:t>
-      </w:r>
-    </w:p>
-    <w:p>
-      <w:pPr>
-        <w:rPr/>
-      </w:pPr>
-      <w:r>
-        <w:rPr>
-          <w:rtl w:val="0"/>
-        </w:rPr>
-        <w:t xml:space="preserve">The main features implemented by the library are the following:</w:t>
-      </w:r>
-    </w:p>
-    <w:p>
-      <w:pPr>
-        <w:jc w:val="both"/>
-        <w:rPr/>
-      </w:pPr>
-      <w:r>
-        <w:rPr>
-          <w:rtl w:val="0"/>
-        </w:rPr>
-      </w:r>
-    </w:p>
-    <w:p>
-      <w:pPr>
-        <w:jc w:val="both"/>
-        <w:rPr/>
-      </w:pPr>
-      <w:r>
-        <w:rPr>
-          <w:rtl w:val="0"/>
-        </w:rPr>
-        <w:t xml:space="preserve">Further experiments show promising performance, as we were able to generate random samples of varied lengths, with various numbers of systems, in relatively short times, as shown in the table:</w:t>
-      </w:r>
-    </w:p>
-    <w:p>
-      <w:pPr>
-        <w:pStyle w:val="Heading2"/>
-        <w:keepNext w:val="1"/>
-        <w:keepLines w:val="1"/>
-        <w:pageBreakBefore w:val="0"/>
-        <w:widowControl w:val="1"/>
-        <w:numPr>
-          <w:ilvl w:val="0"/>
-          <w:numId w:val="18"/>
-        </w:numPr>
-        <w:pBdr>
-          <w:top w:space="0" w:sz="0" w:val="nil"/>
-          <w:left w:space="0" w:sz="0" w:val="nil"/>
-          <w:bottom w:space="0" w:sz="0" w:val="nil"/>
-          <w:right w:space="0" w:sz="0" w:val="nil"/>
-          <w:between w:space="0" w:sz="0" w:val="nil"/>
-        </w:pBdr>
-        <w:shd w:fill="auto" w:val="clear"/>
-        <w:spacing w:after="120" w:before="360" w:line="276" w:lineRule="auto"/>
-        <w:ind w:left="720" w:right="0" w:hanging="360"/>
-        <w:jc w:val="both"/>
-        <w:rPr>
-          <w:color w:val="bf9000"/>
-        </w:rPr>
-      </w:pPr>
-      <w:bookmarkStart w:colFirst="0" w:colLast="0" w:name="_h1va23e2zth1" w:id="10"/>
-      <w:bookmarkEnd w:id="10"/>
-      <w:r>
-        <w:rPr>
-          <w:color w:val="bf9000"/>
-          <w:u w:val="single"/>
-          <w:rtl w:val="0"/>
-        </w:rPr>
-        <w:t xml:space="preserve">User Interface </w:t>
-      </w:r>
-      <w:r>
-        <w:rPr>
-          <w:rtl w:val="0"/>
-        </w:rPr>
-      </w:r>
-    </w:p>
-    <w:p>
-      <w:pPr>
-        <w:pStyle w:val="Heading3"/>
-        <w:keepNext w:val="0"/>
-        <w:keepLines w:val="0"/>
-        <w:spacing w:before="280" w:lineRule="auto"/>
-        <w:jc w:val="center"/>
-        <w:rPr>
-          <w:b w:val="1"/>
-          <w:bCs w:val="1"/>
-          <w:color w:val="000000"/>
-          <w:sz w:val="26"/>
-          <w:szCs w:val="26"/>
-        </w:rPr>
-      </w:pPr>
-      <w:bookmarkStart w:colFirst="0" w:colLast="0" w:name="_c116rgqbklny" w:id="11"/>
-      <w:bookmarkEnd w:id="11"/>
-      <w:r>
-        <w:rPr>
-          <w:color w:val="38761d"/>
-          <w:sz w:val="22"/>
-          <w:szCs w:val="22"/>
-          <w:u w:val="single"/>
-          <w:rtl w:val="0"/>
-        </w:rPr>
-        <w:t xml:space="preserve">Technologies</w:t>
-      </w:r>
-      <w:r>
-        <w:rPr>
-          <w:rtl w:val="0"/>
-        </w:rPr>
-      </w:r>
-    </w:p>
-    <w:p>
-      <w:pPr>
-        <w:spacing w:after="240" w:line="240" w:lineRule="auto"/>
-        <w:jc w:val="both"/>
-        <w:rPr/>
-      </w:pPr>
-      <w:r>
-        <w:rPr>
-          <w:rtl w:val="0"/>
-        </w:rPr>
-        <w:t xml:space="preserve">The user interface was developed using </w:t>
-      </w:r>
-      <w:r>
-        <w:rPr>
-          <w:b w:val="1"/>
-          <w:bCs w:val="1"/>
-          <w:rtl w:val="0"/>
-        </w:rPr>
-        <w:t xml:space="preserve">Streamlit</w:t>
-      </w:r>
-      <w:r>
-        <w:rPr>
-          <w:rtl w:val="0"/>
-        </w:rPr>
-        <w:t xml:space="preserve">, a Python framework for building interactive web applications for data science projects. The application is implemented in </w:t>
-      </w:r>
-      <w:r>
-        <w:rPr>
-          <w:b w:val="1"/>
-          <w:bCs w:val="1"/>
-          <w:rtl w:val="0"/>
-        </w:rPr>
-        <w:t xml:space="preserve">Python</w:t>
-      </w:r>
-      <w:r>
-        <w:rPr>
-          <w:rtl w:val="0"/>
-        </w:rPr>
-        <w:t xml:space="preserve"> and uses libraries such as </w:t>
-      </w:r>
-      <w:r>
-        <w:rPr>
-          <w:b w:val="1"/>
-          <w:bCs w:val="1"/>
-          <w:rtl w:val="0"/>
-        </w:rPr>
-        <w:t xml:space="preserve">pandas</w:t>
-      </w:r>
-      <w:r>
-        <w:rPr>
-          <w:rtl w:val="0"/>
-        </w:rPr>
-        <w:t xml:space="preserve"> for data manipulation and visualization libraries to display simulation results and descriptive analyses.</w:t>
-      </w:r>
-    </w:p>
-    <w:p>
-      <w:pPr>
-        <w:spacing w:after="240" w:before="240" w:line="240" w:lineRule="auto"/>
-        <w:jc w:val="both"/>
-        <w:rPr/>
-      </w:pPr>
-      <w:r>
-        <w:rPr>
-          <w:rtl w:val="0"/>
-        </w:rPr>
-        <w:t xml:space="preserve">This technology allows the development of a lightweight and interactive interface where users can configure parameters, run simulations, and analyze the generated data.</w:t>
-      </w:r>
-    </w:p>
-    <w:p>
-      <w:pPr>
-        <w:pStyle w:val="Heading3"/>
-        <w:keepNext w:val="0"/>
-        <w:keepLines w:val="0"/>
-        <w:spacing w:before="280" w:line="240" w:lineRule="auto"/>
-        <w:jc w:val="center"/>
-        <w:rPr>
-          <w:b w:val="1"/>
-          <w:bCs w:val="1"/>
-          <w:color w:val="000000"/>
-          <w:sz w:val="26"/>
-          <w:szCs w:val="26"/>
-        </w:rPr>
-      </w:pPr>
-      <w:bookmarkStart w:colFirst="0" w:colLast="0" w:name="_cvohxuvhslec" w:id="12"/>
-      <w:bookmarkEnd w:id="12"/>
-      <w:r>
-        <w:rPr>
-          <w:color w:val="38761d"/>
-          <w:sz w:val="22"/>
-          <w:szCs w:val="22"/>
-          <w:u w:val="single"/>
-          <w:rtl w:val="0"/>
-        </w:rPr>
-        <w:t xml:space="preserve">Application Architecture</w:t>
-      </w:r>
-      <w:r>
-        <w:rPr>
-          <w:rtl w:val="0"/>
-        </w:rPr>
-      </w:r>
-    </w:p>
-    <w:p>
-      <w:pPr>
-        <w:spacing w:after="240" w:line="240" w:lineRule="auto"/>
-        <w:jc w:val="both"/>
-        <w:rPr/>
-      </w:pPr>
-      <w:r>
-        <w:rPr>
-          <w:rtl w:val="0"/>
-        </w:rPr>
-        <w:t xml:space="preserve">The application follows a modular architecture. The main entry point is </w:t>
-      </w:r>
-      <w:r>
-        <w:rPr>
-          <w:rFonts w:ascii="Roboto Mono" w:cs="Roboto Mono" w:eastAsia="Roboto Mono" w:hAnsi="Roboto Mono"/>
-          <w:color w:val="188038"/>
-          <w:rtl w:val="0"/>
-        </w:rPr>
-        <w:t xml:space="preserve">app.py</w:t>
-      </w:r>
-      <w:r>
-        <w:rPr>
-          <w:rtl w:val="0"/>
-        </w:rPr>
-        <w:t xml:space="preserve">, which manages the navigation between the different pages. Each page is implemented in a separate module located in the </w:t>
-      </w:r>
-      <w:r>
-        <w:rPr>
-          <w:rFonts w:ascii="Roboto Mono" w:cs="Roboto Mono" w:eastAsia="Roboto Mono" w:hAnsi="Roboto Mono"/>
-          <w:color w:val="188038"/>
-          <w:rtl w:val="0"/>
-        </w:rPr>
-        <w:t xml:space="preserve">views</w:t>
-      </w:r>
-      <w:r>
-        <w:rPr>
-          <w:rtl w:val="0"/>
-        </w:rPr>
-        <w:t xml:space="preserve"> directory.</w:t>
-      </w:r>
-    </w:p>
-    <w:p>
-      <w:pPr>
-        <w:spacing w:after="240" w:before="240" w:line="240" w:lineRule="auto"/>
-        <w:jc w:val="both"/>
-        <w:rPr/>
-      </w:pPr>
-      <w:r>
-        <w:rPr>
-          <w:rtl w:val="0"/>
-        </w:rPr>
-        <w:t xml:space="preserve">The interface is organized into four main pages: </w:t>
-      </w:r>
-      <w:r>
-        <w:rPr>
-          <w:b w:val="1"/>
-          <w:bCs w:val="1"/>
-          <w:rtl w:val="0"/>
-        </w:rPr>
-        <w:t xml:space="preserve">Configuration</w:t>
-      </w:r>
-      <w:r>
-        <w:rPr>
-          <w:rtl w:val="0"/>
-        </w:rPr>
-        <w:t xml:space="preserve">, </w:t>
-      </w:r>
-      <w:r>
-        <w:rPr>
-          <w:b w:val="1"/>
-          <w:bCs w:val="1"/>
-          <w:rtl w:val="0"/>
-        </w:rPr>
-        <w:t xml:space="preserve">Simulation</w:t>
-      </w:r>
-      <w:r>
-        <w:rPr>
-          <w:rtl w:val="0"/>
-        </w:rPr>
-        <w:t xml:space="preserve">, </w:t>
-      </w:r>
-      <w:r>
-        <w:rPr>
-          <w:b w:val="1"/>
-          <w:bCs w:val="1"/>
-          <w:rtl w:val="0"/>
-        </w:rPr>
-        <w:t xml:space="preserve">Descriptive Analysis</w:t>
-      </w:r>
-      <w:r>
-        <w:rPr>
-          <w:rtl w:val="0"/>
-        </w:rPr>
-        <w:t xml:space="preserve">, and </w:t>
-      </w:r>
-      <w:r>
-        <w:rPr>
-          <w:b w:val="1"/>
-          <w:bCs w:val="1"/>
-          <w:rtl w:val="0"/>
-        </w:rPr>
-        <w:t xml:space="preserve">Estimation</w:t>
-      </w:r>
-      <w:r>
-        <w:rPr>
-          <w:rtl w:val="0"/>
-        </w:rPr>
-        <w:t xml:space="preserve">, corresponding to the different steps of the workflow.</w:t>
-      </w:r>
-      <w:r>
-        <w:rPr>
-          <w:rtl w:val="0"/>
-        </w:rPr>
-      </w:r>
-    </w:p>
-    <w:p>
-      <w:pPr>
-        <w:pStyle w:val="Heading3"/>
-        <w:keepNext w:val="0"/>
-        <w:keepLines w:val="0"/>
-        <w:spacing w:before="280" w:line="240" w:lineRule="auto"/>
-        <w:jc w:val="center"/>
-        <w:rPr>
-          <w:b w:val="1"/>
-          <w:bCs w:val="1"/>
-          <w:color w:val="000000"/>
-          <w:sz w:val="26"/>
-          <w:szCs w:val="26"/>
-        </w:rPr>
-      </w:pPr>
-      <w:bookmarkStart w:colFirst="0" w:colLast="0" w:name="_9serlxat06s2" w:id="13"/>
-      <w:bookmarkEnd w:id="13"/>
-      <w:r>
-        <w:rPr>
-          <w:color w:val="38761d"/>
-          <w:sz w:val="22"/>
-          <w:szCs w:val="22"/>
-          <w:u w:val="single"/>
-          <w:rtl w:val="0"/>
-        </w:rPr>
-        <w:t xml:space="preserve">How to access the interface </w:t>
-      </w:r>
-      <w:r>
-        <w:rPr>
-          <w:rtl w:val="0"/>
-        </w:rPr>
-      </w:r>
-    </w:p>
-    <w:p>
-      <w:pPr>
-        <w:spacing w:after="240" w:before="240" w:line="240" w:lineRule="auto"/>
-        <w:jc w:val="both"/>
-        <w:rPr/>
-      </w:pPr>
-      <w:r>
-        <w:rPr>
-          <w:rtl w:val="0"/>
-        </w:rPr>
-        <w:t xml:space="preserve">There are two ways to use the app:</w:t>
-      </w:r>
-    </w:p>
-    <w:p>
-      <w:pPr>
-        <w:spacing w:after="240" w:before="240" w:line="240" w:lineRule="auto"/>
-        <w:jc w:val="both"/>
-        <w:rPr>
-          <w:b w:val="1"/>
-          <w:bCs w:val="1"/>
-        </w:rPr>
-      </w:pPr>
-      <w:r>
-        <w:rPr>
-          <w:b w:val="1"/>
-          <w:bCs w:val="1"/>
-          <w:rtl w:val="0"/>
-        </w:rPr>
-        <w:t xml:space="preserve">1. Locally</w:t>
-      </w:r>
-    </w:p>
-    <w:p>
-      <w:pPr>
-        <w:numPr>
-          <w:ilvl w:val="0"/>
-          <w:numId w:val="13"/>
-        </w:numPr>
-        <w:spacing w:after="0" w:afterAutospacing="0" w:before="240" w:line="240" w:lineRule="auto"/>
-        <w:ind w:left="720" w:hanging="360"/>
-      </w:pPr>
-      <w:r>
-        <w:rPr>
-          <w:rtl w:val="0"/>
-        </w:rPr>
-        <w:t xml:space="preserve">Clone the repository:</w:t>
-      </w:r>
-      <w:hyperlink r:id="rId9">
-        <w:r>
-          <w:rPr>
-            <w:rtl w:val="0"/>
-          </w:rPr>
-          <w:t xml:space="preserve"> </w:t>
-        </w:r>
-      </w:hyperlink>
-      <w:hyperlink r:id="rId10">
-        <w:r>
-          <w:rPr>
-            <w:color w:val="1155cc"/>
-            <w:u w:val="single"/>
-            <w:rtl w:val="0"/>
-          </w:rPr>
-          <w:t xml:space="preserve">https://github.com/alc4ml/ProjetM2D2526/</w:t>
-          <w:br w:type="textWrapping"/>
-        </w:r>
-      </w:hyperlink>
-      <w:r>
-        <w:rPr>
-          <w:rtl w:val="0"/>
-        </w:rPr>
-      </w:r>
-    </w:p>
-    <w:p>
-      <w:pPr>
-        <w:numPr>
-          <w:ilvl w:val="0"/>
-          <w:numId w:val="13"/>
-        </w:numPr>
-        <w:spacing w:after="240" w:before="0" w:beforeAutospacing="0" w:line="240" w:lineRule="auto"/>
-        <w:ind w:left="720" w:hanging="360"/>
-      </w:pPr>
-      <w:r>
-        <w:rPr>
-          <w:rtl w:val="0"/>
-        </w:rPr>
-        <w:t xml:space="preserve">Go into the </w:t>
-      </w:r>
-      <w:r>
-        <w:rPr>
-          <w:rFonts w:ascii="Roboto Mono" w:cs="Roboto Mono" w:eastAsia="Roboto Mono" w:hAnsi="Roboto Mono"/>
-          <w:color w:val="188038"/>
-          <w:rtl w:val="0"/>
-        </w:rPr>
-        <w:t xml:space="preserve">streamlit_app</w:t>
-      </w:r>
-      <w:r>
-        <w:rPr>
-          <w:rtl w:val="0"/>
-        </w:rPr>
-        <w:t xml:space="preserve"> folder and run : </w:t>
-      </w:r>
-      <w:r>
-        <w:rPr>
-          <w:rFonts w:ascii="Calibri" w:cs="Calibri" w:eastAsia="Calibri" w:hAnsi="Calibri"/>
-          <w:b w:val="1"/>
-          <w:bCs w:val="1"/>
-          <w:rtl w:val="0"/>
-        </w:rPr>
-        <w:t xml:space="preserve">streamlit run Pipeline/UI/streamlit_app/app.py</w:t>
-      </w:r>
-      <w:r>
-        <w:rPr>
-          <w:rtl w:val="0"/>
-        </w:rPr>
-      </w:r>
-    </w:p>
-    <w:p>
-      <w:pPr>
-        <w:spacing w:after="240" w:before="240" w:line="240" w:lineRule="auto"/>
-        <w:jc w:val="both"/>
-        <w:rPr>
-          <w:b w:val="1"/>
-          <w:bCs w:val="1"/>
-        </w:rPr>
-      </w:pPr>
-      <w:r>
-        <w:rPr>
-          <w:b w:val="1"/>
-          <w:bCs w:val="1"/>
-          <w:rtl w:val="0"/>
-        </w:rPr>
-        <w:t xml:space="preserve">2. Online</w:t>
-      </w:r>
-    </w:p>
-    <w:p>
-      <w:pPr>
-        <w:numPr>
-          <w:ilvl w:val="0"/>
-          <w:numId w:val="13"/>
-        </w:numPr>
-        <w:spacing w:after="240" w:before="240" w:line="240" w:lineRule="auto"/>
-        <w:ind w:left="720" w:hanging="360"/>
-      </w:pPr>
-      <w:r>
-        <w:rPr>
-          <w:rtl w:val="0"/>
-        </w:rPr>
-        <w:t xml:space="preserve">Access the app directly on streamlit app </w:t>
-      </w:r>
-      <w:r>
-        <w:rPr>
-          <w:rtl w:val="0"/>
-        </w:rPr>
-        <w:t xml:space="preserve">:</w:t>
-      </w:r>
-      <w:hyperlink r:id="rId11">
-        <w:r>
-          <w:rPr>
-            <w:rtl w:val="0"/>
-          </w:rPr>
-          <w:t xml:space="preserve"> </w:t>
-        </w:r>
-      </w:hyperlink>
-      <w:hyperlink r:id="rId12">
-        <w:r>
-          <w:rPr>
-            <w:color w:val="1155cc"/>
-            <w:u w:val="single"/>
-            <w:rtl w:val="0"/>
-          </w:rPr>
-          <w:t xml:space="preserve">https://projetm2d2526-m2d.streamlit.app/</w:t>
-        </w:r>
-      </w:hyperlink>
-      <w:r>
-        <w:rPr>
-          <w:rtl w:val="0"/>
-        </w:rPr>
-      </w:r>
-    </w:p>
-    <w:p>
-      <w:pPr>
-        <w:pStyle w:val="Heading3"/>
-        <w:keepNext w:val="0"/>
-        <w:keepLines w:val="0"/>
-        <w:spacing w:before="280" w:line="240" w:lineRule="auto"/>
-        <w:jc w:val="center"/>
-        <w:rPr>
-          <w:b w:val="1"/>
-          <w:bCs w:val="1"/>
-          <w:color w:val="000000"/>
-          <w:sz w:val="26"/>
-          <w:szCs w:val="26"/>
-        </w:rPr>
-      </w:pPr>
-      <w:bookmarkStart w:colFirst="0" w:colLast="0" w:name="_yu7law1jpvja" w:id="14"/>
-      <w:bookmarkEnd w:id="14"/>
-      <w:r>
-        <w:rPr>
-          <w:color w:val="38761d"/>
-          <w:sz w:val="22"/>
-          <w:szCs w:val="22"/>
-          <w:u w:val="single"/>
-          <w:rtl w:val="0"/>
-        </w:rPr>
-        <w:t xml:space="preserve">Navigation and User Worflow </w:t>
-      </w:r>
-      <w:r>
-        <w:rPr>
-          <w:rtl w:val="0"/>
-        </w:rPr>
-      </w:r>
-    </w:p>
-    <w:p>
-      <w:pPr>
-        <w:spacing w:after="240" w:before="240" w:line="240" w:lineRule="auto"/>
-        <w:rPr/>
-      </w:pPr>
-      <w:r>
-        <w:rPr>
-          <w:rtl w:val="0"/>
-        </w:rPr>
-        <w:t xml:space="preserve">Once you have accessed the app, you can :</w:t>
-      </w:r>
-    </w:p>
-    <w:p>
-      <w:pPr>
-        <w:numPr>
-          <w:ilvl w:val="0"/>
-          <w:numId w:val="48"/>
-        </w:numPr>
-        <w:spacing w:after="0" w:afterAutospacing="0" w:before="240" w:line="240" w:lineRule="auto"/>
-        <w:ind w:left="720" w:hanging="360"/>
-        <w:rPr>
-          <w:u w:val="none"/>
-        </w:rPr>
-      </w:pPr>
-      <w:r>
-        <w:rPr>
-          <w:rtl w:val="0"/>
-        </w:rPr>
-        <w:t xml:space="preserve">Configure the parameters for simulations</w:t>
-      </w:r>
-    </w:p>
-    <w:p>
-      <w:pPr>
-        <w:numPr>
-          <w:ilvl w:val="0"/>
-          <w:numId w:val="48"/>
-        </w:numPr>
-        <w:spacing w:after="0" w:afterAutospacing="0" w:before="0" w:beforeAutospacing="0" w:line="240" w:lineRule="auto"/>
-        <w:ind w:left="720" w:hanging="360"/>
-      </w:pPr>
-      <w:r>
-        <w:rPr>
-          <w:rtl w:val="0"/>
-        </w:rPr>
-        <w:t xml:space="preserve">Run simulations</w:t>
-      </w:r>
-    </w:p>
-    <w:p>
-      <w:pPr>
-        <w:numPr>
-          <w:ilvl w:val="0"/>
-          <w:numId w:val="48"/>
-        </w:numPr>
-        <w:spacing w:after="0" w:afterAutospacing="0" w:before="0" w:beforeAutospacing="0" w:line="240" w:lineRule="auto"/>
-        <w:ind w:left="720" w:hanging="360"/>
-      </w:pPr>
-      <w:r>
-        <w:rPr>
-          <w:rtl w:val="0"/>
-        </w:rPr>
-        <w:t xml:space="preserve">Navigate through the app to view predefined KPI calculations</w:t>
-      </w:r>
-    </w:p>
-    <w:p>
-      <w:pPr>
-        <w:numPr>
-          <w:ilvl w:val="0"/>
-          <w:numId w:val="48"/>
-        </w:numPr>
-        <w:spacing w:after="0" w:afterAutospacing="0" w:before="0" w:beforeAutospacing="0" w:line="240" w:lineRule="auto"/>
-        <w:ind w:left="720" w:hanging="360"/>
-      </w:pPr>
-      <w:r>
-        <w:rPr>
-          <w:rtl w:val="0"/>
-        </w:rPr>
-        <w:t xml:space="preserve">Perform a descriptive analysis based on the generated dataset</w:t>
-      </w:r>
-    </w:p>
-    <w:p>
-      <w:pPr>
-        <w:numPr>
-          <w:ilvl w:val="0"/>
-          <w:numId w:val="48"/>
-        </w:numPr>
-        <w:spacing w:after="240" w:before="0" w:beforeAutospacing="0" w:line="240" w:lineRule="auto"/>
-        <w:ind w:left="720" w:hanging="360"/>
-        <w:rPr>
-          <w:u w:val="none"/>
-        </w:rPr>
-      </w:pPr>
-      <w:r>
-        <w:rPr>
-          <w:rtl w:val="0"/>
-        </w:rPr>
-        <w:t xml:space="preserve">Look at the estimation of the parameters (find back their value using the dataset)</w:t>
-      </w:r>
-    </w:p>
-    <w:p>
-      <w:pPr>
-        <w:spacing w:after="240" w:before="240" w:line="240" w:lineRule="auto"/>
-        <w:rPr/>
-      </w:pPr>
-      <w:r>
-        <w:rPr>
-          <w:rtl w:val="0"/>
-        </w:rPr>
-        <w:t xml:space="preserve">To do this, follow these steps :</w:t>
       </w:r>
     </w:p>
     <w:p>
@@ -4599,453 +3659,393 @@
           <w:ilvl w:val="0"/>
           <w:numId w:val="34"/>
         </w:numPr>
-        <w:spacing w:after="240" w:before="240" w:line="276" w:lineRule="auto"/>
-        <w:ind w:left="720" w:hanging="360"/>
+        <w:ind w:left="720" w:hanging="360"/>
+        <w:jc w:val="both"/>
         <w:rPr>
           <w:u w:val="none"/>
         </w:rPr>
       </w:pPr>
       <w:r>
         <w:rPr>
-          <w:rtl w:val="0"/>
-        </w:rPr>
-        <w:t xml:space="preserve">Go to the configuration page, choose the value of your parameters and then click on “Enregistrer la configuration”  to save them : </w:t>
-      </w:r>
-    </w:p>
-    <w:p>
-      <w:pPr>
-        <w:spacing w:after="240" w:before="240" w:line="276" w:lineRule="auto"/>
-        <w:ind w:left="0" w:firstLine="0"/>
+          <w:b w:val="1"/>
+          <w:bCs w:val="1"/>
+          <w:rtl w:val="0"/>
+        </w:rPr>
+        <w:t xml:space="preserve">Inspection without Replacement:</w:t>
+      </w:r>
+      <w:r>
+        <w:rPr>
+          <w:rtl w:val="0"/>
+        </w:rPr>
+        <w:t xml:space="preserve"> An inspection is carried out at the planned date. If the estimated failure risk remains below the defined threshold, no replacement is performed. The component continues to operate normally, and only the inspection cost is recorded.</w:t>
+      </w:r>
+    </w:p>
+    <w:p>
+      <w:pPr>
+        <w:numPr>
+          <w:ilvl w:val="0"/>
+          <w:numId w:val="34"/>
+        </w:numPr>
+        <w:ind w:left="720" w:hanging="360"/>
+        <w:jc w:val="both"/>
+        <w:rPr>
+          <w:u w:val="none"/>
+        </w:rPr>
+      </w:pPr>
+      <w:r>
+        <w:rPr>
+          <w:b w:val="1"/>
+          <w:bCs w:val="1"/>
+          <w:rtl w:val="0"/>
+        </w:rPr>
+        <w:t xml:space="preserve">Inspection Leading to Preventive Replacement:</w:t>
+      </w:r>
+      <w:r>
+        <w:rPr>
+          <w:rtl w:val="0"/>
+        </w:rPr>
+        <w:t xml:space="preserve"> During an inspection, the failure risk exceeds the allowed threshold. A preventive replacement of the component is then triggered. After this replacement, a deep inspection is carried out to evaluate whether the decision was justified or not. This analysis makes it possible to identify correct replacements as well as decision errors.</w:t>
+      </w:r>
+    </w:p>
+    <w:p>
+      <w:pPr>
+        <w:numPr>
+          <w:ilvl w:val="0"/>
+          <w:numId w:val="34"/>
+        </w:numPr>
+        <w:ind w:left="720" w:hanging="360"/>
+        <w:jc w:val="both"/>
+      </w:pPr>
+      <w:r>
+        <w:rPr>
+          <w:b w:val="1"/>
+          <w:bCs w:val="1"/>
+          <w:rtl w:val="0"/>
+        </w:rPr>
+        <w:t xml:space="preserve">Component Reuse and Maintenance:</w:t>
+      </w:r>
+      <w:r>
+        <w:rPr>
+          <w:rtl w:val="0"/>
+        </w:rPr>
+        <w:t xml:space="preserve"> An inspection may imply a later replacement, and after replacement, a deeper inspection is carried out. If the removed component was identified as still in good condition, it is saved for later reuse. In the same process, the component is restored to a like-new condition. The cost of reusing a component is inferior to the cost of acquiring a new one.</w:t>
+      </w:r>
+    </w:p>
+    <w:p>
+      <w:pPr>
+        <w:numPr>
+          <w:ilvl w:val="0"/>
+          <w:numId w:val="34"/>
+        </w:numPr>
+        <w:ind w:left="720" w:hanging="360"/>
+        <w:jc w:val="both"/>
+        <w:rPr>
+          <w:u w:val="none"/>
+        </w:rPr>
+      </w:pPr>
+      <w:r>
+        <w:rPr>
+          <w:b w:val="1"/>
+          <w:bCs w:val="1"/>
+          <w:rtl w:val="0"/>
+        </w:rPr>
+        <w:t xml:space="preserve">Real Failure (Pane):</w:t>
+      </w:r>
+      <w:r>
+        <w:rPr>
+          <w:rtl w:val="0"/>
+        </w:rPr>
+        <w:t xml:space="preserve"> A failure occurs before the next scheduled replacement. The system suffers a breakdown, and immediate replacement of the component is required. The failure cost is recorded, and a new component is installed to restore the system operation.</w:t>
+      </w:r>
+    </w:p>
+    <w:p>
+      <w:pPr>
+        <w:numPr>
+          <w:ilvl w:val="0"/>
+          <w:numId w:val="34"/>
+        </w:numPr>
+        <w:ind w:left="720" w:hanging="360"/>
+        <w:jc w:val="both"/>
+        <w:rPr>
+          <w:u w:val="none"/>
+        </w:rPr>
+      </w:pPr>
+      <w:r>
+        <w:rPr>
+          <w:b w:val="1"/>
+          <w:bCs w:val="1"/>
+          <w:rtl w:val="0"/>
+        </w:rPr>
+        <w:t xml:space="preserve">Inspection Scheduling:</w:t>
+      </w:r>
+      <w:r>
+        <w:rPr>
+          <w:rtl w:val="0"/>
+        </w:rPr>
+        <w:t xml:space="preserve"> After each inspection, a new inspection date is automatically scheduled. This date depends on the chosen maintenance strategy (for example, frequent or spaced inspections). The time interval between two inspections has a direct impact on the failure risk: the more spaced the inspections are, the higher the probability that a failure occurs before the next one.</w:t>
+      </w:r>
+    </w:p>
+    <w:p>
+      <w:pPr>
+        <w:numPr>
+          <w:ilvl w:val="0"/>
+          <w:numId w:val="34"/>
+        </w:numPr>
+        <w:ind w:left="720" w:hanging="360"/>
+        <w:jc w:val="both"/>
+        <w:rPr>
+          <w:u w:val="none"/>
+        </w:rPr>
+      </w:pPr>
+      <w:r>
+        <w:rPr>
+          <w:b w:val="1"/>
+          <w:bCs w:val="1"/>
+          <w:rtl w:val="0"/>
+        </w:rPr>
+        <w:t xml:space="preserve">Automatic Replacement at Age Limit:</w:t>
+      </w:r>
+      <w:r>
+        <w:rPr>
+          <w:rtl w:val="0"/>
+        </w:rPr>
+        <w:t xml:space="preserve"> A component is automatically replaced when it reaches a predefined maximum age, independently of inspections.</w:t>
+      </w:r>
+    </w:p>
+    <w:p>
+      <w:pPr>
+        <w:numPr>
+          <w:ilvl w:val="0"/>
+          <w:numId w:val="34"/>
+        </w:numPr>
+        <w:ind w:left="720" w:hanging="360"/>
+        <w:jc w:val="both"/>
+        <w:rPr>
+          <w:u w:val="none"/>
+        </w:rPr>
+      </w:pPr>
+      <w:r>
+        <w:rPr>
+          <w:b w:val="1"/>
+          <w:bCs w:val="1"/>
+          <w:rtl w:val="0"/>
+        </w:rPr>
+        <w:t xml:space="preserve">Delay Before Replacement:</w:t>
+      </w:r>
+      <w:r>
+        <w:rPr>
+          <w:rtl w:val="0"/>
+        </w:rPr>
+        <w:t xml:space="preserve"> In some situations, a component cannot be replaced immediately after a failure or a maintenance decision. A delay is then taken into account before the intervention, potentially leading to additional costs.</w:t>
+      </w:r>
+    </w:p>
+    <w:p>
+      <w:pPr>
+        <w:numPr>
+          <w:ilvl w:val="0"/>
+          <w:numId w:val="34"/>
+        </w:numPr>
+        <w:ind w:left="720" w:hanging="360"/>
+        <w:jc w:val="both"/>
+        <w:rPr>
+          <w:u w:val="none"/>
+        </w:rPr>
+      </w:pPr>
+      <w:r>
+        <w:rPr>
+          <w:b w:val="1"/>
+          <w:bCs w:val="1"/>
+          <w:rtl w:val="0"/>
+        </w:rPr>
+        <w:t xml:space="preserve">Fleet Evolution Over Time:</w:t>
+      </w:r>
+      <w:r>
+        <w:rPr>
+          <w:rtl w:val="0"/>
+        </w:rPr>
+        <w:t xml:space="preserve"> The number of systems also evolves over time, following a random law that includes the creation of new systems, but also the removal of systems.</w:t>
+      </w:r>
+    </w:p>
+    <w:p>
+      <w:pPr>
+        <w:jc w:val="both"/>
+        <w:rPr/>
+      </w:pPr>
+      <w:r>
+        <w:rPr>
+          <w:rtl w:val="0"/>
+        </w:rPr>
+      </w:r>
+    </w:p>
+    <w:p>
+      <w:pPr>
+        <w:jc w:val="both"/>
+        <w:rPr/>
+      </w:pPr>
+      <w:r>
+        <w:rPr>
+          <w:rtl w:val="0"/>
+        </w:rPr>
+        <w:t xml:space="preserve">Further description of the laws and parameters for these scenarios is provided in the Appendix. </w:t>
+      </w:r>
+    </w:p>
+    <w:p>
+      <w:pPr>
+        <w:pStyle w:val="Heading2"/>
+        <w:numPr>
+          <w:ilvl w:val="0"/>
+          <w:numId w:val="19"/>
+        </w:numPr>
+        <w:ind w:left="720" w:hanging="360"/>
+        <w:jc w:val="both"/>
+        <w:rPr>
+          <w:color w:val="bf9000"/>
+          <w:u w:val="none"/>
+        </w:rPr>
+      </w:pPr>
+      <w:bookmarkStart w:colFirst="0" w:colLast="0" w:name="_quo4rjgj7sj6" w:id="9"/>
+      <w:bookmarkEnd w:id="9"/>
+      <w:r>
+        <w:rPr>
+          <w:color w:val="bf9000"/>
+          <w:u w:val="single"/>
+          <w:rtl w:val="0"/>
+        </w:rPr>
+        <w:t xml:space="preserve">Package Uses</w:t>
+      </w:r>
+    </w:p>
+    <w:p>
+      <w:pPr>
+        <w:rPr/>
+      </w:pPr>
+      <w:r>
+        <w:rPr>
+          <w:rtl w:val="0"/>
+        </w:rPr>
+        <w:t xml:space="preserve">The main features implemented by the library are the following:</w:t>
+      </w:r>
+    </w:p>
+    <w:p>
+      <w:pPr>
+        <w:jc w:val="both"/>
+        <w:rPr/>
+      </w:pPr>
+      <w:r>
+        <w:rPr>
+          <w:rtl w:val="0"/>
+        </w:rPr>
+      </w:r>
+    </w:p>
+    <w:p>
+      <w:pPr>
+        <w:jc w:val="both"/>
+        <w:rPr/>
+      </w:pPr>
+      <w:r>
+        <w:rPr>
+          <w:rtl w:val="0"/>
+        </w:rPr>
+        <w:t xml:space="preserve">Further experiments show promising performance, as we were able to generate random samples of varied lengths, with various numbers of systems, in relatively short times, as shown in the table:</w:t>
+      </w:r>
+    </w:p>
+    <w:p>
+      <w:pPr>
+        <w:spacing w:after="240" w:before="240" w:lineRule="auto"/>
+        <w:jc w:val="both"/>
+        <w:rPr/>
+      </w:pPr>
+      <w:r>
+        <w:rPr>
+          <w:rtl w:val="0"/>
+        </w:rPr>
+      </w:r>
+    </w:p>
+    <w:p>
+      <w:pPr>
+        <w:jc w:val="both"/>
+        <w:rPr/>
+      </w:pPr>
+      <w:r>
+        <w:rPr>
+          <w:rtl w:val="0"/>
+        </w:rPr>
+      </w:r>
+    </w:p>
+    <w:p>
+      <w:pPr>
+        <w:pStyle w:val="Heading1"/>
+        <w:jc w:val="both"/>
+        <w:rPr/>
+      </w:pPr>
+      <w:bookmarkStart w:colFirst="0" w:colLast="0" w:name="_whfx31ukpfgm" w:id="10"/>
+      <w:bookmarkEnd w:id="10"/>
+      <w:r>
+        <w:rPr>
+          <w:color w:val="1155cc"/>
+          <w:u w:val="single"/>
+          <w:rtl w:val="0"/>
+        </w:rPr>
+        <w:t xml:space="preserve">III. </w:t>
+      </w:r>
+      <w:r>
+        <w:rPr>
+          <w:color w:val="1155cc"/>
+          <w:u w:val="single"/>
+          <w:rtl w:val="0"/>
+        </w:rPr>
+        <w:t xml:space="preserve">Experiments</w:t>
+      </w:r>
+      <w:r>
+        <w:rPr>
+          <w:rtl w:val="0"/>
+        </w:rPr>
+      </w:r>
+    </w:p>
+    <w:p>
+      <w:pPr>
+        <w:pStyle w:val="Heading1"/>
+        <w:jc w:val="both"/>
+        <w:rPr/>
+      </w:pPr>
+      <w:bookmarkStart w:colFirst="0" w:colLast="0" w:name="_t8lldwiy3c1z" w:id="11"/>
+      <w:bookmarkEnd w:id="11"/>
+      <w:r>
+        <w:rPr>
+          <w:color w:val="bf9000"/>
+          <w:sz w:val="32"/>
+          <w:szCs w:val="32"/>
+          <w:u w:val="single"/>
+          <w:rtl w:val="0"/>
+        </w:rPr>
+        <w:t xml:space="preserve">A. Exploratory Analysis</w:t>
+      </w:r>
+      <w:r>
+        <w:rPr>
+          <w:rtl w:val="0"/>
+        </w:rPr>
+        <w:t xml:space="preserve"> </w:t>
+      </w:r>
+    </w:p>
+    <w:p>
+      <w:pPr>
         <w:rPr/>
       </w:pPr>
       <w:r>
         <w:rPr/>
         <w:drawing>
           <wp:inline distB="114300" distT="114300" distL="114300" distR="114300">
-            <wp:extent cx="5967413" cy="3171825"/>
+            <wp:extent cx="5731200" cy="863600"/>
             <wp:effectExtent b="0" l="0" r="0" t="0"/>
-            <wp:docPr id="1" name="image20.png"/>
+            <wp:docPr id="5" name="image2.png"/>
             <a:graphic>
               <a:graphicData uri="http://schemas.openxmlformats.org/drawingml/2006/picture">
                 <pic:pic>
                   <pic:nvPicPr>
-                    <pic:cNvPr id="0" name="image20.png"/>
+                    <pic:cNvPr id="0" name="image2.png"/>
                     <pic:cNvPicPr preferRelativeResize="0"/>
                   </pic:nvPicPr>
                   <pic:blipFill>
-                    <a:blip r:embed="rId13"/>
-                    <a:srcRect b="0" l="0" r="0" t="0"/>
-                    <a:stretch>
-                      <a:fillRect/>
-                    </a:stretch>
-                  </pic:blipFill>
-                  <pic:spPr>
-                    <a:xfrm>
-                      <a:off x="0" y="0"/>
-                      <a:ext cx="5967413" cy="3171825"/>
-                    </a:xfrm>
-                    <a:prstGeom prst="rect"/>
-                    <a:ln/>
-                  </pic:spPr>
-                </pic:pic>
-              </a:graphicData>
-            </a:graphic>
-          </wp:inline>
-        </w:drawing>
-      </w:r>
-      <w:r>
-        <w:rPr>
-          <w:rtl w:val="0"/>
-        </w:rPr>
-      </w:r>
-    </w:p>
-    <w:p>
-      <w:pPr>
-        <w:numPr>
-          <w:ilvl w:val="0"/>
-          <w:numId w:val="1"/>
-        </w:numPr>
-        <w:spacing w:after="240" w:before="240" w:line="276" w:lineRule="auto"/>
-        <w:ind w:left="720" w:hanging="360"/>
-        <w:rPr>
-          <w:u w:val="none"/>
-        </w:rPr>
-      </w:pPr>
-      <w:r>
-        <w:rPr>
-          <w:rtl w:val="0"/>
-        </w:rPr>
-        <w:t xml:space="preserve">Go to the simulation page and run a simulation : </w:t>
-      </w:r>
-    </w:p>
-    <w:p>
-      <w:pPr>
-        <w:spacing w:after="240" w:before="240" w:line="276" w:lineRule="auto"/>
-        <w:rPr/>
-      </w:pPr>
-      <w:r>
-        <w:rPr/>
-        <w:drawing>
-          <wp:inline distB="114300" distT="114300" distL="114300" distR="114300">
-            <wp:extent cx="5731200" cy="2616200"/>
-            <wp:effectExtent b="0" l="0" r="0" t="0"/>
-            <wp:docPr id="20" name="image19.png"/>
-            <a:graphic>
-              <a:graphicData uri="http://schemas.openxmlformats.org/drawingml/2006/picture">
-                <pic:pic>
-                  <pic:nvPicPr>
-                    <pic:cNvPr id="0" name="image19.png"/>
-                    <pic:cNvPicPr preferRelativeResize="0"/>
-                  </pic:nvPicPr>
-                  <pic:blipFill>
-                    <a:blip r:embed="rId14"/>
-                    <a:srcRect b="0" l="0" r="0" t="0"/>
-                    <a:stretch>
-                      <a:fillRect/>
-                    </a:stretch>
-                  </pic:blipFill>
-                  <pic:spPr>
-                    <a:xfrm>
-                      <a:off x="0" y="0"/>
-                      <a:ext cx="5731200" cy="2616200"/>
-                    </a:xfrm>
-                    <a:prstGeom prst="rect"/>
-                    <a:ln/>
-                  </pic:spPr>
-                </pic:pic>
-              </a:graphicData>
-            </a:graphic>
-          </wp:inline>
-        </w:drawing>
-      </w:r>
-      <w:r>
-        <w:rPr>
-          <w:rtl w:val="0"/>
-        </w:rPr>
-      </w:r>
-    </w:p>
-    <w:p>
-      <w:pPr>
-        <w:numPr>
-          <w:ilvl w:val="0"/>
-          <w:numId w:val="47"/>
-        </w:numPr>
-        <w:spacing w:after="240" w:before="240" w:lineRule="auto"/>
-        <w:ind w:left="720" w:hanging="360"/>
-      </w:pPr>
-      <w:r>
-        <w:rPr>
-          <w:rtl w:val="0"/>
-        </w:rPr>
-        <w:t xml:space="preserve">Then, you can explore some predefined </w:t>
-      </w:r>
-      <w:r>
-        <w:rPr>
-          <w:b w:val="1"/>
-          <w:bCs w:val="1"/>
-          <w:rtl w:val="0"/>
-        </w:rPr>
-        <w:t xml:space="preserve">descriptive analyses</w:t>
-      </w:r>
-      <w:r>
-        <w:rPr>
-          <w:rtl w:val="0"/>
-        </w:rPr>
-        <w:t xml:space="preserve"> available on the </w:t>
-      </w:r>
-      <w:r>
-        <w:rPr>
-          <w:b w:val="1"/>
-          <w:bCs w:val="1"/>
-          <w:rtl w:val="0"/>
-        </w:rPr>
-        <w:t xml:space="preserve">“Analyse descriptive”</w:t>
-      </w:r>
-      <w:r>
-        <w:rPr>
-          <w:rtl w:val="0"/>
-        </w:rPr>
-        <w:t xml:space="preserve"> page.</w:t>
-      </w:r>
-    </w:p>
-    <w:p>
-      <w:pPr>
-        <w:spacing w:after="240" w:before="240" w:lineRule="auto"/>
-        <w:ind w:left="720" w:firstLine="0"/>
-        <w:rPr/>
-      </w:pPr>
-      <w:r>
-        <w:rPr>
-          <w:rtl w:val="0"/>
-        </w:rPr>
-        <w:t xml:space="preserve">An example is shown in the image below.</w:t>
-      </w:r>
-    </w:p>
-    <w:p>
-      <w:pPr>
-        <w:spacing w:after="240" w:before="240" w:lineRule="auto"/>
-        <w:rPr/>
-      </w:pPr>
-      <w:r>
-        <w:rPr/>
-        <w:drawing>
-          <wp:inline distB="114300" distT="114300" distL="114300" distR="114300">
-            <wp:extent cx="5731200" cy="4356100"/>
-            <wp:effectExtent b="0" l="0" r="0" t="0"/>
-            <wp:docPr id="22" name="image18.png"/>
-            <a:graphic>
-              <a:graphicData uri="http://schemas.openxmlformats.org/drawingml/2006/picture">
-                <pic:pic>
-                  <pic:nvPicPr>
-                    <pic:cNvPr id="0" name="image18.png"/>
-                    <pic:cNvPicPr preferRelativeResize="0"/>
-                  </pic:nvPicPr>
-                  <pic:blipFill>
-                    <a:blip r:embed="rId15"/>
-                    <a:srcRect b="0" l="0" r="0" t="0"/>
-                    <a:stretch>
-                      <a:fillRect/>
-                    </a:stretch>
-                  </pic:blipFill>
-                  <pic:spPr>
-                    <a:xfrm>
-                      <a:off x="0" y="0"/>
-                      <a:ext cx="5731200" cy="4356100"/>
-                    </a:xfrm>
-                    <a:prstGeom prst="rect"/>
-                    <a:ln/>
-                  </pic:spPr>
-                </pic:pic>
-              </a:graphicData>
-            </a:graphic>
-          </wp:inline>
-        </w:drawing>
-      </w:r>
-      <w:r>
-        <w:rPr>
-          <w:rtl w:val="0"/>
-        </w:rPr>
-      </w:r>
-    </w:p>
-    <w:p>
-      <w:pPr>
-        <w:numPr>
-          <w:ilvl w:val="0"/>
-          <w:numId w:val="51"/>
-        </w:numPr>
-        <w:spacing w:after="240" w:before="240" w:lineRule="auto"/>
-        <w:ind w:left="720" w:hanging="360"/>
-        <w:rPr>
-          <w:u w:val="none"/>
-        </w:rPr>
-      </w:pPr>
-      <w:r>
-        <w:rPr>
-          <w:rtl w:val="0"/>
-        </w:rPr>
-        <w:t xml:space="preserve">Finally, the objective is to </w:t>
-      </w:r>
-      <w:r>
-        <w:rPr>
-          <w:b w:val="1"/>
-          <w:bCs w:val="1"/>
-          <w:rtl w:val="0"/>
-        </w:rPr>
-        <w:t xml:space="preserve">estimate the parameters as if their true values were unknown</w:t>
-      </w:r>
-      <w:r>
-        <w:rPr>
-          <w:rtl w:val="0"/>
-        </w:rPr>
-        <w:t xml:space="preserve">, using only the generated dataset. This can be seen on the </w:t>
-      </w:r>
-      <w:r>
-        <w:rPr>
-          <w:b w:val="1"/>
-          <w:bCs w:val="1"/>
-          <w:rtl w:val="0"/>
-        </w:rPr>
-        <w:t xml:space="preserve">“Estimation”</w:t>
-      </w:r>
-      <w:r>
-        <w:rPr>
-          <w:rtl w:val="0"/>
-        </w:rPr>
-        <w:t xml:space="preserve"> page.</w:t>
-      </w:r>
-    </w:p>
-    <w:p>
-      <w:pPr>
-        <w:pStyle w:val="Heading2"/>
-        <w:keepNext w:val="0"/>
-        <w:keepLines w:val="0"/>
-        <w:spacing w:after="80" w:lineRule="auto"/>
-        <w:jc w:val="center"/>
-        <w:rPr>
-          <w:b w:val="1"/>
-          <w:bCs w:val="1"/>
-          <w:sz w:val="26"/>
-          <w:szCs w:val="26"/>
-        </w:rPr>
-      </w:pPr>
-      <w:bookmarkStart w:colFirst="0" w:colLast="0" w:name="_m7l8kihjtju3" w:id="15"/>
-      <w:bookmarkEnd w:id="15"/>
-      <w:r>
-        <w:rPr>
-          <w:color w:val="38761d"/>
-          <w:sz w:val="22"/>
-          <w:szCs w:val="22"/>
-          <w:u w:val="single"/>
-          <w:rtl w:val="0"/>
-        </w:rPr>
-        <w:t xml:space="preserve">Deployment</w:t>
-      </w:r>
-      <w:r>
-        <w:rPr>
-          <w:rtl w:val="0"/>
-        </w:rPr>
-      </w:r>
-    </w:p>
-    <w:p>
-      <w:pPr>
-        <w:spacing w:after="240" w:before="240" w:lineRule="auto"/>
-        <w:jc w:val="both"/>
-        <w:rPr/>
-      </w:pPr>
-      <w:r>
-        <w:rPr>
-          <w:rtl w:val="0"/>
-        </w:rPr>
-        <w:t xml:space="preserve">The source code of the application is hosted on </w:t>
-      </w:r>
-      <w:r>
-        <w:rPr>
-          <w:b w:val="1"/>
-          <w:bCs w:val="1"/>
-          <w:rtl w:val="0"/>
-        </w:rPr>
-        <w:t xml:space="preserve">GitHub</w:t>
-      </w:r>
-      <w:r>
-        <w:rPr>
-          <w:rtl w:val="0"/>
-        </w:rPr>
-        <w:t xml:space="preserve">, which allows version control and collaborative development.</w:t>
-      </w:r>
-    </w:p>
-    <w:p>
-      <w:pPr>
-        <w:spacing w:after="240" w:before="240" w:lineRule="auto"/>
-        <w:jc w:val="both"/>
-        <w:rPr/>
-      </w:pPr>
-      <w:r>
-        <w:rPr>
-          <w:rtl w:val="0"/>
-        </w:rPr>
-        <w:t xml:space="preserve">The application is deployed online using </w:t>
-      </w:r>
-      <w:r>
-        <w:rPr>
-          <w:b w:val="1"/>
-          <w:bCs w:val="1"/>
-          <w:rtl w:val="0"/>
-        </w:rPr>
-        <w:t xml:space="preserve">Streamlit Cloud</w:t>
-      </w:r>
-      <w:r>
-        <w:rPr>
-          <w:rtl w:val="0"/>
-        </w:rPr>
-        <w:t xml:space="preserve">, making it accessible directly through a web browser without requiring any local installation. This deployment solution simplifies the distribution of the application and allows users to easily interact with the interface.</w:t>
-      </w:r>
-    </w:p>
-    <w:p>
-      <w:pPr>
-        <w:jc w:val="both"/>
-        <w:rPr/>
-      </w:pPr>
-      <w:r>
-        <w:rPr>
-          <w:rtl w:val="0"/>
-        </w:rPr>
-      </w:r>
-    </w:p>
-    <w:p>
-      <w:pPr>
-        <w:pStyle w:val="Heading1"/>
-        <w:jc w:val="both"/>
-        <w:rPr/>
-      </w:pPr>
-      <w:bookmarkStart w:colFirst="0" w:colLast="0" w:name="_whfx31ukpfgm" w:id="16"/>
-      <w:bookmarkEnd w:id="16"/>
-      <w:r>
-        <w:rPr>
-          <w:color w:val="1155cc"/>
-          <w:u w:val="single"/>
-          <w:rtl w:val="0"/>
-        </w:rPr>
-        <w:t xml:space="preserve">III. </w:t>
-      </w:r>
-      <w:r>
-        <w:rPr>
-          <w:color w:val="1155cc"/>
-          <w:u w:val="single"/>
-          <w:rtl w:val="0"/>
-        </w:rPr>
-        <w:t xml:space="preserve">Experiments</w:t>
-      </w:r>
-      <w:r>
-        <w:rPr>
-          <w:rtl w:val="0"/>
-        </w:rPr>
-      </w:r>
-    </w:p>
-    <w:p>
-      <w:pPr>
-        <w:pStyle w:val="Heading1"/>
-        <w:jc w:val="both"/>
-        <w:rPr/>
-      </w:pPr>
-      <w:bookmarkStart w:colFirst="0" w:colLast="0" w:name="_t8lldwiy3c1z" w:id="17"/>
-      <w:bookmarkEnd w:id="17"/>
-      <w:r>
-        <w:rPr>
-          <w:color w:val="bf9000"/>
-          <w:sz w:val="32"/>
-          <w:szCs w:val="32"/>
-          <w:u w:val="single"/>
-          <w:rtl w:val="0"/>
-        </w:rPr>
-        <w:t xml:space="preserve">A. Exploratory Analysis</w:t>
-      </w:r>
-      <w:r>
-        <w:rPr>
-          <w:rtl w:val="0"/>
-        </w:rPr>
-        <w:t xml:space="preserve"> </w:t>
-      </w:r>
-    </w:p>
-    <w:p>
-      <w:pPr>
-        <w:rPr/>
-      </w:pPr>
-      <w:r>
-        <w:rPr/>
-        <w:drawing>
-          <wp:inline distB="114300" distT="114300" distL="114300" distR="114300">
-            <wp:extent cx="5731200" cy="863600"/>
-            <wp:effectExtent b="0" l="0" r="0" t="0"/>
-            <wp:docPr id="4" name="image8.png"/>
-            <a:graphic>
-              <a:graphicData uri="http://schemas.openxmlformats.org/drawingml/2006/picture">
-                <pic:pic>
-                  <pic:nvPicPr>
-                    <pic:cNvPr id="0" name="image8.png"/>
-                    <pic:cNvPicPr preferRelativeResize="0"/>
-                  </pic:nvPicPr>
-                  <pic:blipFill>
-                    <a:blip r:embed="rId16"/>
+                    <a:blip r:embed="rId9"/>
                     <a:srcRect b="0" l="0" r="0" t="0"/>
                     <a:stretch>
                       <a:fillRect/>
@@ -5091,16 +4091,16 @@
           <wp:inline distB="114300" distT="114300" distL="114300" distR="114300">
             <wp:extent cx="5438775" cy="4333875"/>
             <wp:effectExtent b="0" l="0" r="0" t="0"/>
-            <wp:docPr id="23" name="image13.png"/>
+            <wp:docPr id="39" name="image30.png"/>
             <a:graphic>
               <a:graphicData uri="http://schemas.openxmlformats.org/drawingml/2006/picture">
                 <pic:pic>
                   <pic:nvPicPr>
-                    <pic:cNvPr id="0" name="image13.png"/>
+                    <pic:cNvPr id="0" name="image30.png"/>
                     <pic:cNvPicPr preferRelativeResize="0"/>
                   </pic:nvPicPr>
                   <pic:blipFill>
-                    <a:blip r:embed="rId17"/>
+                    <a:blip r:embed="rId10"/>
                     <a:srcRect b="0" l="0" r="0" t="0"/>
                     <a:stretch>
                       <a:fillRect/>
@@ -5167,16 +4167,16 @@
           <wp:inline distB="114300" distT="114300" distL="114300" distR="114300">
             <wp:extent cx="5353050" cy="4333875"/>
             <wp:effectExtent b="0" l="0" r="0" t="0"/>
-            <wp:docPr id="9" name="image12.png"/>
+            <wp:docPr id="12" name="image32.png"/>
             <a:graphic>
               <a:graphicData uri="http://schemas.openxmlformats.org/drawingml/2006/picture">
                 <pic:pic>
                   <pic:nvPicPr>
-                    <pic:cNvPr id="0" name="image12.png"/>
+                    <pic:cNvPr id="0" name="image32.png"/>
                     <pic:cNvPicPr preferRelativeResize="0"/>
                   </pic:nvPicPr>
                   <pic:blipFill>
-                    <a:blip r:embed="rId18"/>
+                    <a:blip r:embed="rId11"/>
                     <a:srcRect b="0" l="0" r="0" t="0"/>
                     <a:stretch>
                       <a:fillRect/>
@@ -5252,8 +4252,8 @@
         <w:jc w:val="both"/>
         <w:rPr/>
       </w:pPr>
-      <w:bookmarkStart w:colFirst="0" w:colLast="0" w:name="_5cqdz2pllpi6" w:id="18"/>
-      <w:bookmarkEnd w:id="18"/>
+      <w:bookmarkStart w:colFirst="0" w:colLast="0" w:name="_5cqdz2pllpi6" w:id="12"/>
+      <w:bookmarkEnd w:id="12"/>
       <w:r>
         <w:rPr>
           <w:sz w:val="22"/>
@@ -5263,16 +4263,16 @@
           <wp:inline distB="114300" distT="114300" distL="114300" distR="114300">
             <wp:extent cx="4595813" cy="3687998"/>
             <wp:effectExtent b="0" l="0" r="0" t="0"/>
-            <wp:docPr id="10" name="image14.png"/>
+            <wp:docPr id="15" name="image11.png"/>
             <a:graphic>
               <a:graphicData uri="http://schemas.openxmlformats.org/drawingml/2006/picture">
                 <pic:pic>
                   <pic:nvPicPr>
-                    <pic:cNvPr id="0" name="image14.png"/>
+                    <pic:cNvPr id="0" name="image11.png"/>
                     <pic:cNvPicPr preferRelativeResize="0"/>
                   </pic:nvPicPr>
                   <pic:blipFill>
-                    <a:blip r:embed="rId19"/>
+                    <a:blip r:embed="rId12"/>
                     <a:srcRect b="0" l="0" r="0" t="0"/>
                     <a:stretch>
                       <a:fillRect/>
@@ -5313,8 +4313,8 @@
           <w:szCs w:val="22"/>
         </w:rPr>
       </w:pPr>
-      <w:bookmarkStart w:colFirst="0" w:colLast="0" w:name="_u60488qm17gb" w:id="19"/>
-      <w:bookmarkEnd w:id="19"/>
+      <w:bookmarkStart w:colFirst="0" w:colLast="0" w:name="_u60488qm17gb" w:id="13"/>
+      <w:bookmarkEnd w:id="13"/>
       <w:r>
         <w:rPr>
           <w:sz w:val="22"/>
@@ -5362,16 +4362,16 @@
           <wp:inline distB="114300" distT="114300" distL="114300" distR="114300">
             <wp:extent cx="4838491" cy="3795713"/>
             <wp:effectExtent b="0" l="0" r="0" t="0"/>
-            <wp:docPr id="17" name="image15.png"/>
+            <wp:docPr id="32" name="image21.png"/>
             <a:graphic>
               <a:graphicData uri="http://schemas.openxmlformats.org/drawingml/2006/picture">
                 <pic:pic>
                   <pic:nvPicPr>
-                    <pic:cNvPr id="0" name="image15.png"/>
+                    <pic:cNvPr id="0" name="image21.png"/>
                     <pic:cNvPicPr preferRelativeResize="0"/>
                   </pic:nvPicPr>
                   <pic:blipFill>
-                    <a:blip r:embed="rId20"/>
+                    <a:blip r:embed="rId13"/>
                     <a:srcRect b="0" l="0" r="0" t="0"/>
                     <a:stretch>
                       <a:fillRect/>
@@ -5421,7 +4421,7 @@
       <w:pPr>
         <w:numPr>
           <w:ilvl w:val="0"/>
-          <w:numId w:val="26"/>
+          <w:numId w:val="29"/>
         </w:numPr>
         <w:ind w:left="720" w:hanging="360"/>
       </w:pPr>
@@ -5436,7 +4436,7 @@
       <w:pPr>
         <w:numPr>
           <w:ilvl w:val="0"/>
-          <w:numId w:val="26"/>
+          <w:numId w:val="29"/>
         </w:numPr>
         <w:ind w:left="720" w:hanging="360"/>
         <w:rPr>
@@ -5512,7 +4512,7 @@
         </w:rPr>
         <w:t xml:space="preserve">A more detailed and complete analysis is available in the github via this link : </w:t>
       </w:r>
-      <w:hyperlink r:id="rId21">
+      <w:hyperlink r:id="rId14">
         <w:r>
           <w:rPr>
             <w:color w:val="1155cc"/>
@@ -5540,8 +4540,8 @@
           <w:szCs w:val="34"/>
         </w:rPr>
       </w:pPr>
-      <w:bookmarkStart w:colFirst="0" w:colLast="0" w:name="_bsndd6n4yf05" w:id="20"/>
-      <w:bookmarkEnd w:id="20"/>
+      <w:bookmarkStart w:colFirst="0" w:colLast="0" w:name="_bsndd6n4yf05" w:id="14"/>
+      <w:bookmarkEnd w:id="14"/>
       <w:r>
         <w:rPr>
           <w:color w:val="bf9000"/>
@@ -5712,7 +4712,7 @@
       <w:pPr>
         <w:numPr>
           <w:ilvl w:val="0"/>
-          <w:numId w:val="27"/>
+          <w:numId w:val="30"/>
         </w:numPr>
         <w:spacing w:after="0" w:afterAutospacing="0" w:before="240" w:line="240" w:lineRule="auto"/>
         <w:ind w:left="720" w:hanging="360"/>
@@ -5742,7 +4742,7 @@
       <w:pPr>
         <w:numPr>
           <w:ilvl w:val="0"/>
-          <w:numId w:val="27"/>
+          <w:numId w:val="30"/>
         </w:numPr>
         <w:spacing w:after="0" w:afterAutospacing="0" w:before="0" w:beforeAutospacing="0" w:line="240" w:lineRule="auto"/>
         <w:ind w:left="720" w:hanging="360"/>
@@ -5772,7 +4772,7 @@
       <w:pPr>
         <w:numPr>
           <w:ilvl w:val="0"/>
-          <w:numId w:val="27"/>
+          <w:numId w:val="30"/>
         </w:numPr>
         <w:spacing w:after="240" w:before="0" w:beforeAutospacing="0" w:line="240" w:lineRule="auto"/>
         <w:ind w:left="720" w:hanging="360"/>
@@ -5815,7 +4815,7 @@
       <w:pPr>
         <w:numPr>
           <w:ilvl w:val="0"/>
-          <w:numId w:val="29"/>
+          <w:numId w:val="32"/>
         </w:numPr>
         <w:spacing w:after="0" w:afterAutospacing="0" w:before="240" w:line="240" w:lineRule="auto"/>
         <w:ind w:left="720" w:hanging="360"/>
@@ -5839,7 +4839,7 @@
       <w:pPr>
         <w:numPr>
           <w:ilvl w:val="0"/>
-          <w:numId w:val="29"/>
+          <w:numId w:val="32"/>
         </w:numPr>
         <w:spacing w:after="240" w:before="0" w:beforeAutospacing="0" w:line="240" w:lineRule="auto"/>
         <w:ind w:left="720" w:hanging="360"/>
@@ -5876,7 +4876,7 @@
       <w:pPr>
         <w:numPr>
           <w:ilvl w:val="0"/>
-          <w:numId w:val="38"/>
+          <w:numId w:val="41"/>
         </w:numPr>
         <w:spacing w:after="0" w:afterAutospacing="0" w:before="240" w:line="240" w:lineRule="auto"/>
         <w:ind w:left="720" w:hanging="360"/>
@@ -5892,7 +4892,7 @@
       <w:pPr>
         <w:numPr>
           <w:ilvl w:val="0"/>
-          <w:numId w:val="38"/>
+          <w:numId w:val="41"/>
         </w:numPr>
         <w:spacing w:after="0" w:afterAutospacing="0" w:before="0" w:beforeAutospacing="0" w:line="240" w:lineRule="auto"/>
         <w:ind w:left="720" w:hanging="360"/>
@@ -5908,7 +4908,7 @@
       <w:pPr>
         <w:numPr>
           <w:ilvl w:val="0"/>
-          <w:numId w:val="38"/>
+          <w:numId w:val="41"/>
         </w:numPr>
         <w:spacing w:after="0" w:afterAutospacing="0" w:before="0" w:beforeAutospacing="0" w:line="240" w:lineRule="auto"/>
         <w:ind w:left="720" w:hanging="360"/>
@@ -5924,7 +4924,7 @@
       <w:pPr>
         <w:numPr>
           <w:ilvl w:val="0"/>
-          <w:numId w:val="38"/>
+          <w:numId w:val="41"/>
         </w:numPr>
         <w:spacing w:after="0" w:afterAutospacing="0" w:before="0" w:beforeAutospacing="0" w:line="240" w:lineRule="auto"/>
         <w:ind w:left="720" w:hanging="360"/>
@@ -5940,7 +4940,7 @@
       <w:pPr>
         <w:numPr>
           <w:ilvl w:val="0"/>
-          <w:numId w:val="38"/>
+          <w:numId w:val="41"/>
         </w:numPr>
         <w:spacing w:after="0" w:afterAutospacing="0" w:before="0" w:beforeAutospacing="0" w:line="240" w:lineRule="auto"/>
         <w:ind w:left="720" w:hanging="360"/>
@@ -5956,7 +4956,7 @@
       <w:pPr>
         <w:numPr>
           <w:ilvl w:val="0"/>
-          <w:numId w:val="38"/>
+          <w:numId w:val="41"/>
         </w:numPr>
         <w:spacing w:after="0" w:afterAutospacing="0" w:before="0" w:beforeAutospacing="0" w:line="240" w:lineRule="auto"/>
         <w:ind w:left="720" w:hanging="360"/>
@@ -5972,7 +4972,7 @@
       <w:pPr>
         <w:numPr>
           <w:ilvl w:val="0"/>
-          <w:numId w:val="38"/>
+          <w:numId w:val="41"/>
         </w:numPr>
         <w:spacing w:after="240" w:before="0" w:beforeAutospacing="0" w:line="240" w:lineRule="auto"/>
         <w:ind w:left="720" w:hanging="360"/>
@@ -6242,7 +5242,7 @@
       <w:pPr>
         <w:numPr>
           <w:ilvl w:val="0"/>
-          <w:numId w:val="23"/>
+          <w:numId w:val="25"/>
         </w:numPr>
         <w:spacing w:after="0" w:afterAutospacing="0" w:before="240" w:lineRule="auto"/>
         <w:ind w:left="720" w:hanging="360"/>
@@ -6272,7 +5272,7 @@
       <w:pPr>
         <w:numPr>
           <w:ilvl w:val="0"/>
-          <w:numId w:val="23"/>
+          <w:numId w:val="25"/>
         </w:numPr>
         <w:spacing w:after="0" w:afterAutospacing="0" w:before="0" w:beforeAutospacing="0" w:lineRule="auto"/>
         <w:ind w:left="720" w:hanging="360"/>
@@ -6302,7 +5302,7 @@
       <w:pPr>
         <w:numPr>
           <w:ilvl w:val="0"/>
-          <w:numId w:val="23"/>
+          <w:numId w:val="25"/>
         </w:numPr>
         <w:spacing w:after="0" w:afterAutospacing="0" w:before="0" w:beforeAutospacing="0" w:lineRule="auto"/>
         <w:ind w:left="720" w:hanging="360"/>
@@ -6332,7 +5332,7 @@
       <w:pPr>
         <w:numPr>
           <w:ilvl w:val="0"/>
-          <w:numId w:val="23"/>
+          <w:numId w:val="25"/>
         </w:numPr>
         <w:spacing w:after="240" w:before="0" w:beforeAutospacing="0" w:lineRule="auto"/>
         <w:ind w:left="720" w:hanging="360"/>
@@ -6441,7 +5441,7 @@
       <w:pPr>
         <w:numPr>
           <w:ilvl w:val="0"/>
-          <w:numId w:val="54"/>
+          <w:numId w:val="58"/>
         </w:numPr>
         <w:spacing w:after="0" w:afterAutospacing="0" w:before="240" w:lineRule="auto"/>
         <w:ind w:left="720" w:hanging="360"/>
@@ -6466,7 +5466,7 @@
       <w:pPr>
         <w:numPr>
           <w:ilvl w:val="0"/>
-          <w:numId w:val="54"/>
+          <w:numId w:val="58"/>
         </w:numPr>
         <w:spacing w:after="0" w:afterAutospacing="0" w:before="0" w:beforeAutospacing="0" w:lineRule="auto"/>
         <w:ind w:left="720" w:hanging="360"/>
@@ -6491,7 +5491,7 @@
       <w:pPr>
         <w:numPr>
           <w:ilvl w:val="0"/>
-          <w:numId w:val="54"/>
+          <w:numId w:val="58"/>
         </w:numPr>
         <w:spacing w:after="0" w:afterAutospacing="0" w:before="0" w:beforeAutospacing="0" w:lineRule="auto"/>
         <w:ind w:left="720" w:hanging="360"/>
@@ -6516,7 +5516,7 @@
       <w:pPr>
         <w:numPr>
           <w:ilvl w:val="0"/>
-          <w:numId w:val="54"/>
+          <w:numId w:val="58"/>
         </w:numPr>
         <w:spacing w:after="0" w:afterAutospacing="0" w:before="0" w:beforeAutospacing="0" w:lineRule="auto"/>
         <w:ind w:left="720" w:hanging="360"/>
@@ -6540,7 +5540,7 @@
       <w:pPr>
         <w:numPr>
           <w:ilvl w:val="0"/>
-          <w:numId w:val="54"/>
+          <w:numId w:val="58"/>
         </w:numPr>
         <w:spacing w:after="240" w:before="0" w:beforeAutospacing="0" w:lineRule="auto"/>
         <w:ind w:left="720" w:hanging="360"/>
@@ -6643,7 +5643,7 @@
       <w:pPr>
         <w:numPr>
           <w:ilvl w:val="0"/>
-          <w:numId w:val="57"/>
+          <w:numId w:val="61"/>
         </w:numPr>
         <w:spacing w:after="0" w:afterAutospacing="0" w:before="240" w:lineRule="auto"/>
         <w:ind w:left="720" w:hanging="360"/>
@@ -6659,7 +5659,7 @@
       <w:pPr>
         <w:numPr>
           <w:ilvl w:val="0"/>
-          <w:numId w:val="57"/>
+          <w:numId w:val="61"/>
         </w:numPr>
         <w:spacing w:after="0" w:afterAutospacing="0" w:before="0" w:beforeAutospacing="0" w:lineRule="auto"/>
         <w:ind w:left="720" w:hanging="360"/>
@@ -6675,7 +5675,7 @@
       <w:pPr>
         <w:numPr>
           <w:ilvl w:val="0"/>
-          <w:numId w:val="57"/>
+          <w:numId w:val="61"/>
         </w:numPr>
         <w:spacing w:after="0" w:afterAutospacing="0" w:before="0" w:beforeAutospacing="0" w:lineRule="auto"/>
         <w:ind w:left="720" w:hanging="360"/>
@@ -6691,7 +5691,7 @@
       <w:pPr>
         <w:numPr>
           <w:ilvl w:val="0"/>
-          <w:numId w:val="57"/>
+          <w:numId w:val="61"/>
         </w:numPr>
         <w:spacing w:after="240" w:before="0" w:beforeAutospacing="0" w:lineRule="auto"/>
         <w:ind w:left="720" w:hanging="360"/>
@@ -6849,16 +5849,16 @@
           <wp:inline distB="114300" distT="114300" distL="114300" distR="114300">
             <wp:extent cx="5734050" cy="9691688"/>
             <wp:effectExtent b="0" l="0" r="0" t="0"/>
-            <wp:docPr id="13" name="image4.png"/>
+            <wp:docPr id="21" name="image13.png"/>
             <a:graphic>
               <a:graphicData uri="http://schemas.openxmlformats.org/drawingml/2006/picture">
                 <pic:pic>
                   <pic:nvPicPr>
-                    <pic:cNvPr id="0" name="image4.png"/>
+                    <pic:cNvPr id="0" name="image13.png"/>
                     <pic:cNvPicPr preferRelativeResize="0"/>
                   </pic:nvPicPr>
                   <pic:blipFill>
-                    <a:blip r:embed="rId22"/>
+                    <a:blip r:embed="rId15"/>
                     <a:srcRect b="0" l="0" r="0" t="0"/>
                     <a:stretch>
                       <a:fillRect/>
@@ -6911,8 +5911,8 @@
           <w:u w:val="single"/>
         </w:rPr>
       </w:pPr>
-      <w:bookmarkStart w:colFirst="0" w:colLast="0" w:name="_q168wweayct1" w:id="21"/>
-      <w:bookmarkEnd w:id="21"/>
+      <w:bookmarkStart w:colFirst="0" w:colLast="0" w:name="_q168wweayct1" w:id="15"/>
+      <w:bookmarkEnd w:id="15"/>
       <w:r>
         <w:rPr>
           <w:color w:val="38761d"/>
@@ -6954,7 +5954,7 @@
       <w:pPr>
         <w:numPr>
           <w:ilvl w:val="0"/>
-          <w:numId w:val="24"/>
+          <w:numId w:val="26"/>
         </w:numPr>
         <w:spacing w:after="0" w:afterAutospacing="0" w:before="240" w:lineRule="auto"/>
         <w:ind w:left="720" w:hanging="360"/>
@@ -6970,7 +5970,7 @@
       <w:pPr>
         <w:numPr>
           <w:ilvl w:val="0"/>
-          <w:numId w:val="24"/>
+          <w:numId w:val="26"/>
         </w:numPr>
         <w:spacing w:after="0" w:afterAutospacing="0" w:before="0" w:beforeAutospacing="0" w:lineRule="auto"/>
         <w:ind w:left="720" w:hanging="360"/>
@@ -6986,7 +5986,7 @@
       <w:pPr>
         <w:numPr>
           <w:ilvl w:val="0"/>
-          <w:numId w:val="24"/>
+          <w:numId w:val="26"/>
         </w:numPr>
         <w:spacing w:after="0" w:afterAutospacing="0" w:before="0" w:beforeAutospacing="0" w:lineRule="auto"/>
         <w:ind w:left="720" w:hanging="360"/>
@@ -7002,7 +6002,7 @@
       <w:pPr>
         <w:numPr>
           <w:ilvl w:val="0"/>
-          <w:numId w:val="24"/>
+          <w:numId w:val="26"/>
         </w:numPr>
         <w:spacing w:after="240" w:before="0" w:beforeAutospacing="0" w:lineRule="auto"/>
         <w:ind w:left="720" w:hanging="360"/>
@@ -7219,16 +6219,16 @@
           <wp:inline distB="114300" distT="114300" distL="114300" distR="114300">
             <wp:extent cx="5800725" cy="9388475"/>
             <wp:effectExtent b="0" l="0" r="0" t="0"/>
-            <wp:docPr id="16" name="image9.png"/>
+            <wp:docPr id="30" name="image26.png"/>
             <a:graphic>
               <a:graphicData uri="http://schemas.openxmlformats.org/drawingml/2006/picture">
                 <pic:pic>
                   <pic:nvPicPr>
-                    <pic:cNvPr id="0" name="image9.png"/>
+                    <pic:cNvPr id="0" name="image26.png"/>
                     <pic:cNvPicPr preferRelativeResize="0"/>
                   </pic:nvPicPr>
                   <pic:blipFill>
-                    <a:blip r:embed="rId23"/>
+                    <a:blip r:embed="rId16"/>
                     <a:srcRect b="0" l="0" r="0" t="0"/>
                     <a:stretch>
                       <a:fillRect/>
@@ -7280,8 +6280,8 @@
           <w:u w:val="single"/>
         </w:rPr>
       </w:pPr>
-      <w:bookmarkStart w:colFirst="0" w:colLast="0" w:name="_7fxsbx1ebpv" w:id="22"/>
-      <w:bookmarkEnd w:id="22"/>
+      <w:bookmarkStart w:colFirst="0" w:colLast="0" w:name="_7fxsbx1ebpv" w:id="16"/>
+      <w:bookmarkEnd w:id="16"/>
       <w:r>
         <w:rPr>
           <w:color w:val="38761d"/>
@@ -7397,24 +6397,24 @@
         <w:jc w:val="both"/>
         <w:rPr/>
       </w:pPr>
-      <w:bookmarkStart w:colFirst="0" w:colLast="0" w:name="_l8u67mqr6cby" w:id="23"/>
-      <w:bookmarkEnd w:id="23"/>
+      <w:bookmarkStart w:colFirst="0" w:colLast="0" w:name="_l8u67mqr6cby" w:id="17"/>
+      <w:bookmarkEnd w:id="17"/>
       <w:r>
         <w:rPr/>
         <w:drawing>
           <wp:inline distB="114300" distT="114300" distL="114300" distR="114300">
             <wp:extent cx="5734050" cy="9521825"/>
             <wp:effectExtent b="0" l="0" r="0" t="0"/>
-            <wp:docPr id="15" name="image1.png"/>
+            <wp:docPr id="29" name="image18.png"/>
             <a:graphic>
               <a:graphicData uri="http://schemas.openxmlformats.org/drawingml/2006/picture">
                 <pic:pic>
                   <pic:nvPicPr>
-                    <pic:cNvPr id="0" name="image1.png"/>
+                    <pic:cNvPr id="0" name="image18.png"/>
                     <pic:cNvPicPr preferRelativeResize="0"/>
                   </pic:nvPicPr>
                   <pic:blipFill>
-                    <a:blip r:embed="rId24"/>
+                    <a:blip r:embed="rId17"/>
                     <a:srcRect b="0" l="0" r="0" t="0"/>
                     <a:stretch>
                       <a:fillRect/>
@@ -7449,8 +6449,8 @@
           <w:szCs w:val="22"/>
         </w:rPr>
       </w:pPr>
-      <w:bookmarkStart w:colFirst="0" w:colLast="0" w:name="_ohvtz69fm917" w:id="24"/>
-      <w:bookmarkEnd w:id="24"/>
+      <w:bookmarkStart w:colFirst="0" w:colLast="0" w:name="_ohvtz69fm917" w:id="18"/>
+      <w:bookmarkEnd w:id="18"/>
       <w:r>
         <w:rPr>
           <w:sz w:val="22"/>
@@ -7474,8 +6474,8 @@
           <w:u w:val="single"/>
         </w:rPr>
       </w:pPr>
-      <w:bookmarkStart w:colFirst="0" w:colLast="0" w:name="_x4au26hzcoh2" w:id="25"/>
-      <w:bookmarkEnd w:id="25"/>
+      <w:bookmarkStart w:colFirst="0" w:colLast="0" w:name="_x4au26hzcoh2" w:id="19"/>
+      <w:bookmarkEnd w:id="19"/>
       <w:r>
         <w:rPr>
           <w:color w:val="38761d"/>
@@ -7515,7 +6515,7 @@
       <w:pPr>
         <w:numPr>
           <w:ilvl w:val="0"/>
-          <w:numId w:val="25"/>
+          <w:numId w:val="28"/>
         </w:numPr>
         <w:spacing w:after="0" w:afterAutospacing="0" w:before="240" w:lineRule="auto"/>
         <w:ind w:left="720" w:hanging="360"/>
@@ -7531,7 +6531,7 @@
       <w:pPr>
         <w:numPr>
           <w:ilvl w:val="0"/>
-          <w:numId w:val="25"/>
+          <w:numId w:val="28"/>
         </w:numPr>
         <w:spacing w:after="0" w:afterAutospacing="0" w:before="0" w:beforeAutospacing="0" w:lineRule="auto"/>
         <w:ind w:left="720" w:hanging="360"/>
@@ -7547,7 +6547,7 @@
       <w:pPr>
         <w:numPr>
           <w:ilvl w:val="0"/>
-          <w:numId w:val="25"/>
+          <w:numId w:val="28"/>
         </w:numPr>
         <w:spacing w:after="240" w:before="0" w:beforeAutospacing="0" w:lineRule="auto"/>
         <w:ind w:left="720" w:hanging="360"/>
@@ -7590,24 +6590,24 @@
           <w:szCs w:val="22"/>
         </w:rPr>
       </w:pPr>
-      <w:bookmarkStart w:colFirst="0" w:colLast="0" w:name="_xi6n8vueffxh" w:id="26"/>
-      <w:bookmarkEnd w:id="26"/>
+      <w:bookmarkStart w:colFirst="0" w:colLast="0" w:name="_xi6n8vueffxh" w:id="20"/>
+      <w:bookmarkEnd w:id="20"/>
       <w:r>
         <w:rPr/>
         <w:drawing>
           <wp:inline distB="114300" distT="114300" distL="114300" distR="114300">
             <wp:extent cx="5953125" cy="9521825"/>
             <wp:effectExtent b="0" l="0" r="0" t="0"/>
-            <wp:docPr id="6" name="image10.png"/>
+            <wp:docPr id="7" name="image16.png"/>
             <a:graphic>
               <a:graphicData uri="http://schemas.openxmlformats.org/drawingml/2006/picture">
                 <pic:pic>
                   <pic:nvPicPr>
-                    <pic:cNvPr id="0" name="image10.png"/>
+                    <pic:cNvPr id="0" name="image16.png"/>
                     <pic:cNvPicPr preferRelativeResize="0"/>
                   </pic:nvPicPr>
                   <pic:blipFill>
-                    <a:blip r:embed="rId25"/>
+                    <a:blip r:embed="rId18"/>
                     <a:srcRect b="0" l="0" r="0" t="0"/>
                     <a:stretch>
                       <a:fillRect/>
@@ -7745,16 +6745,16 @@
           <wp:inline distB="114300" distT="114300" distL="114300" distR="114300">
             <wp:extent cx="5731200" cy="4114800"/>
             <wp:effectExtent b="0" l="0" r="0" t="0"/>
-            <wp:docPr id="3" name="image24.png"/>
+            <wp:docPr id="4" name="image40.png"/>
             <a:graphic>
               <a:graphicData uri="http://schemas.openxmlformats.org/drawingml/2006/picture">
                 <pic:pic>
                   <pic:nvPicPr>
-                    <pic:cNvPr id="0" name="image24.png"/>
+                    <pic:cNvPr id="0" name="image40.png"/>
                     <pic:cNvPicPr preferRelativeResize="0"/>
                   </pic:nvPicPr>
                   <pic:blipFill>
-                    <a:blip r:embed="rId26"/>
+                    <a:blip r:embed="rId19"/>
                     <a:srcRect b="0" l="0" r="0" t="0"/>
                     <a:stretch>
                       <a:fillRect/>
@@ -7786,8 +6786,8 @@
         <w:jc w:val="both"/>
         <w:rPr/>
       </w:pPr>
-      <w:bookmarkStart w:colFirst="0" w:colLast="0" w:name="_k0w6hw73gbny" w:id="27"/>
-      <w:bookmarkEnd w:id="27"/>
+      <w:bookmarkStart w:colFirst="0" w:colLast="0" w:name="_k0w6hw73gbny" w:id="21"/>
+      <w:bookmarkEnd w:id="21"/>
       <w:r>
         <w:rPr>
           <w:sz w:val="22"/>
@@ -7816,8 +6816,8 @@
           <w:u w:val="single"/>
         </w:rPr>
       </w:pPr>
-      <w:bookmarkStart w:colFirst="0" w:colLast="0" w:name="_bmq09idsl0k2" w:id="28"/>
-      <w:bookmarkEnd w:id="28"/>
+      <w:bookmarkStart w:colFirst="0" w:colLast="0" w:name="_bmq09idsl0k2" w:id="22"/>
+      <w:bookmarkEnd w:id="22"/>
       <w:r>
         <w:rPr>
           <w:color w:val="38761d"/>
@@ -7869,24 +6869,24 @@
         <w:jc w:val="both"/>
         <w:rPr/>
       </w:pPr>
-      <w:bookmarkStart w:colFirst="0" w:colLast="0" w:name="_lza59kcn9rox" w:id="29"/>
-      <w:bookmarkEnd w:id="29"/>
+      <w:bookmarkStart w:colFirst="0" w:colLast="0" w:name="_lza59kcn9rox" w:id="23"/>
+      <w:bookmarkEnd w:id="23"/>
       <w:r>
         <w:rPr/>
         <w:drawing>
           <wp:inline distB="114300" distT="114300" distL="114300" distR="114300">
             <wp:extent cx="5731200" cy="4127500"/>
             <wp:effectExtent b="0" l="0" r="0" t="0"/>
-            <wp:docPr id="11" name="image23.png"/>
+            <wp:docPr id="18" name="image38.png"/>
             <a:graphic>
               <a:graphicData uri="http://schemas.openxmlformats.org/drawingml/2006/picture">
                 <pic:pic>
                   <pic:nvPicPr>
-                    <pic:cNvPr id="0" name="image23.png"/>
+                    <pic:cNvPr id="0" name="image38.png"/>
                     <pic:cNvPicPr preferRelativeResize="0"/>
                   </pic:nvPicPr>
                   <pic:blipFill>
-                    <a:blip r:embed="rId27"/>
+                    <a:blip r:embed="rId20"/>
                     <a:srcRect b="0" l="0" r="0" t="0"/>
                     <a:stretch>
                       <a:fillRect/>
@@ -7918,8 +6918,8 @@
         <w:jc w:val="both"/>
         <w:rPr/>
       </w:pPr>
-      <w:bookmarkStart w:colFirst="0" w:colLast="0" w:name="_f4dqamat0ww4" w:id="30"/>
-      <w:bookmarkEnd w:id="30"/>
+      <w:bookmarkStart w:colFirst="0" w:colLast="0" w:name="_f4dqamat0ww4" w:id="24"/>
+      <w:bookmarkEnd w:id="24"/>
       <w:r>
         <w:rPr>
           <w:sz w:val="22"/>
@@ -7948,8 +6948,8 @@
           <w:u w:val="single"/>
         </w:rPr>
       </w:pPr>
-      <w:bookmarkStart w:colFirst="0" w:colLast="0" w:name="_24v0anlhwyq4" w:id="31"/>
-      <w:bookmarkEnd w:id="31"/>
+      <w:bookmarkStart w:colFirst="0" w:colLast="0" w:name="_24v0anlhwyq4" w:id="25"/>
+      <w:bookmarkEnd w:id="25"/>
       <w:r>
         <w:rPr>
           <w:color w:val="38761d"/>
@@ -8005,16 +7005,16 @@
           <wp:inline distB="114300" distT="114300" distL="114300" distR="114300">
             <wp:extent cx="5731200" cy="4178300"/>
             <wp:effectExtent b="0" l="0" r="0" t="0"/>
-            <wp:docPr id="18" name="image22.png"/>
+            <wp:docPr id="35" name="image41.png"/>
             <a:graphic>
               <a:graphicData uri="http://schemas.openxmlformats.org/drawingml/2006/picture">
                 <pic:pic>
                   <pic:nvPicPr>
-                    <pic:cNvPr id="0" name="image22.png"/>
+                    <pic:cNvPr id="0" name="image41.png"/>
                     <pic:cNvPicPr preferRelativeResize="0"/>
                   </pic:nvPicPr>
                   <pic:blipFill>
-                    <a:blip r:embed="rId28"/>
+                    <a:blip r:embed="rId21"/>
                     <a:srcRect b="0" l="0" r="0" t="0"/>
                     <a:stretch>
                       <a:fillRect/>
@@ -8065,8 +7065,8 @@
           <w:u w:val="single"/>
         </w:rPr>
       </w:pPr>
-      <w:bookmarkStart w:colFirst="0" w:colLast="0" w:name="_4othqi3oiy66" w:id="32"/>
-      <w:bookmarkEnd w:id="32"/>
+      <w:bookmarkStart w:colFirst="0" w:colLast="0" w:name="_4othqi3oiy66" w:id="26"/>
+      <w:bookmarkEnd w:id="26"/>
       <w:r>
         <w:rPr>
           <w:color w:val="38761d"/>
@@ -8094,7 +7094,7 @@
       <w:pPr>
         <w:numPr>
           <w:ilvl w:val="0"/>
-          <w:numId w:val="50"/>
+          <w:numId w:val="54"/>
         </w:numPr>
         <w:spacing w:after="0" w:afterAutospacing="0" w:before="240" w:lineRule="auto"/>
         <w:ind w:left="720" w:hanging="360"/>
@@ -8110,7 +7110,7 @@
       <w:pPr>
         <w:numPr>
           <w:ilvl w:val="0"/>
-          <w:numId w:val="50"/>
+          <w:numId w:val="54"/>
         </w:numPr>
         <w:spacing w:after="0" w:afterAutospacing="0" w:before="0" w:beforeAutospacing="0" w:lineRule="auto"/>
         <w:ind w:left="720" w:hanging="360"/>
@@ -8126,7 +7126,7 @@
       <w:pPr>
         <w:numPr>
           <w:ilvl w:val="0"/>
-          <w:numId w:val="50"/>
+          <w:numId w:val="54"/>
         </w:numPr>
         <w:spacing w:after="0" w:afterAutospacing="0" w:before="0" w:beforeAutospacing="0" w:lineRule="auto"/>
         <w:ind w:left="720" w:hanging="360"/>
@@ -8142,7 +7142,7 @@
       <w:pPr>
         <w:numPr>
           <w:ilvl w:val="0"/>
-          <w:numId w:val="50"/>
+          <w:numId w:val="54"/>
         </w:numPr>
         <w:spacing w:after="240" w:before="0" w:beforeAutospacing="0" w:lineRule="auto"/>
         <w:ind w:left="720" w:hanging="360"/>
@@ -8182,24 +7182,24 @@
         <w:jc w:val="both"/>
         <w:rPr/>
       </w:pPr>
-      <w:bookmarkStart w:colFirst="0" w:colLast="0" w:name="_p3t5n4u98njt" w:id="33"/>
-      <w:bookmarkEnd w:id="33"/>
+      <w:bookmarkStart w:colFirst="0" w:colLast="0" w:name="_p3t5n4u98njt" w:id="27"/>
+      <w:bookmarkEnd w:id="27"/>
       <w:r>
         <w:rPr/>
         <w:drawing>
           <wp:inline distB="114300" distT="114300" distL="114300" distR="114300">
             <wp:extent cx="5731200" cy="4102100"/>
             <wp:effectExtent b="0" l="0" r="0" t="0"/>
-            <wp:docPr id="7" name="image21.png"/>
+            <wp:docPr id="8" name="image39.png"/>
             <a:graphic>
               <a:graphicData uri="http://schemas.openxmlformats.org/drawingml/2006/picture">
                 <pic:pic>
                   <pic:nvPicPr>
-                    <pic:cNvPr id="0" name="image21.png"/>
+                    <pic:cNvPr id="0" name="image39.png"/>
                     <pic:cNvPicPr preferRelativeResize="0"/>
                   </pic:nvPicPr>
                   <pic:blipFill>
-                    <a:blip r:embed="rId29"/>
+                    <a:blip r:embed="rId22"/>
                     <a:srcRect b="0" l="0" r="0" t="0"/>
                     <a:stretch>
                       <a:fillRect/>
@@ -8391,7 +7391,7 @@
       <w:pPr>
         <w:numPr>
           <w:ilvl w:val="0"/>
-          <w:numId w:val="17"/>
+          <w:numId w:val="18"/>
         </w:numPr>
         <w:spacing w:after="0" w:afterAutospacing="0" w:before="240" w:lineRule="auto"/>
         <w:ind w:left="720" w:hanging="360"/>
@@ -8407,7 +7407,7 @@
       <w:pPr>
         <w:numPr>
           <w:ilvl w:val="0"/>
-          <w:numId w:val="17"/>
+          <w:numId w:val="18"/>
         </w:numPr>
         <w:spacing w:after="0" w:afterAutospacing="0" w:before="0" w:beforeAutospacing="0" w:lineRule="auto"/>
         <w:ind w:left="720" w:hanging="360"/>
@@ -8423,7 +7423,7 @@
       <w:pPr>
         <w:numPr>
           <w:ilvl w:val="0"/>
-          <w:numId w:val="17"/>
+          <w:numId w:val="18"/>
         </w:numPr>
         <w:spacing w:after="0" w:afterAutospacing="0" w:before="0" w:beforeAutospacing="0" w:lineRule="auto"/>
         <w:ind w:left="720" w:hanging="360"/>
@@ -8439,7 +7439,7 @@
       <w:pPr>
         <w:numPr>
           <w:ilvl w:val="0"/>
-          <w:numId w:val="17"/>
+          <w:numId w:val="18"/>
         </w:numPr>
         <w:spacing w:after="240" w:before="0" w:beforeAutospacing="0" w:lineRule="auto"/>
         <w:ind w:left="720" w:hanging="360"/>
@@ -8480,57 +7480,32 @@
         <w:spacing w:after="240" w:before="240" w:lineRule="auto"/>
         <w:rPr/>
       </w:pPr>
-      <w:bookmarkStart w:colFirst="0" w:colLast="0" w:name="_4duifwdky5vh" w:id="34"/>
-      <w:bookmarkEnd w:id="34"/>
+      <w:bookmarkStart w:colFirst="0" w:colLast="0" w:name="_4duifwdky5vh" w:id="28"/>
+      <w:bookmarkEnd w:id="28"/>
       <w:r>
         <w:rPr>
           <w:color w:val="1155cc"/>
           <w:u w:val="single"/>
           <w:rtl w:val="0"/>
         </w:rPr>
-        <w:t xml:space="preserve">IV. Model Inversion </w:t>
-      </w:r>
-      <w:r>
-        <w:rPr>
-          <w:rtl w:val="0"/>
-        </w:rPr>
-        <w:t xml:space="preserve">- </w:t>
-      </w:r>
-      <w:r>
-        <w:rPr>
-          <w:highlight w:val="yellow"/>
-          <w:rtl w:val="0"/>
-        </w:rPr>
-        <w:t xml:space="preserve">Oumar</w:t>
-      </w:r>
-      <w:r>
-        <w:rPr>
-          <w:rtl w:val="0"/>
-        </w:rPr>
-      </w:r>
-    </w:p>
-    <w:p>
-      <w:pPr>
-        <w:jc w:val="both"/>
-        <w:rPr/>
-      </w:pPr>
-      <w:r>
-        <w:rPr>
-          <w:rtl w:val="0"/>
-        </w:rPr>
-        <w:t xml:space="preserve">retrouver les paramètres d’usure et connaissant les données, la</w:t>
-      </w:r>
-    </w:p>
-    <w:p>
-      <w:pPr>
-        <w:jc w:val="both"/>
-        <w:rPr/>
-      </w:pPr>
-      <w:r>
-        <w:rPr>
-          <w:rtl w:val="0"/>
-        </w:rPr>
-        <w:t xml:space="preserve">politique de maintenance et l’efficacité du détecteur.</w:t>
+        <w:t xml:space="preserve">IV. Model Inversion</w:t>
+      </w:r>
+      <w:r>
+        <w:rPr>
+          <w:rtl w:val="0"/>
+        </w:rPr>
+      </w:r>
+    </w:p>
+    <w:p>
+      <w:pPr>
+        <w:jc w:val="both"/>
+        <w:rPr/>
+      </w:pPr>
+      <w:r>
+        <w:rPr>
+          <w:rtl w:val="0"/>
+        </w:rPr>
+        <w:t xml:space="preserve">Retrouver les paramètres d’usure et connaître les données, la politique de maintenance et l’efficacité du détecteur.</w:t>
       </w:r>
     </w:p>
     <w:p>
@@ -8539,8 +7514,8 @@
         <w:jc w:val="both"/>
         <w:rPr/>
       </w:pPr>
-      <w:bookmarkStart w:colFirst="0" w:colLast="0" w:name="_xf1kka9mt6md" w:id="35"/>
-      <w:bookmarkEnd w:id="35"/>
+      <w:bookmarkStart w:colFirst="0" w:colLast="0" w:name="_xf1kka9mt6md" w:id="29"/>
+      <w:bookmarkEnd w:id="29"/>
       <w:r>
         <w:rPr>
           <w:color w:val="1155cc"/>
@@ -8586,10 +7561,12 @@
       <w:pPr>
         <w:pStyle w:val="Heading1"/>
         <w:jc w:val="both"/>
-        <w:rPr/>
-      </w:pPr>
-      <w:bookmarkStart w:colFirst="0" w:colLast="0" w:name="_z0lq9zaeqaju" w:id="36"/>
-      <w:bookmarkEnd w:id="36"/>
+        <w:rPr>
+          <w:highlight w:val="yellow"/>
+        </w:rPr>
+      </w:pPr>
+      <w:bookmarkStart w:colFirst="0" w:colLast="0" w:name="_z0lq9zaeqaju" w:id="30"/>
+      <w:bookmarkEnd w:id="30"/>
       <w:r>
         <w:rPr>
           <w:color w:val="1155cc"/>
@@ -8608,37 +7585,1295 @@
       </w:r>
       <w:r>
         <w:rPr>
-          <w:sz w:val="40"/>
-          <w:szCs w:val="40"/>
-          <w:rtl w:val="0"/>
-        </w:rPr>
-        <w:t xml:space="preserve"> </w:t>
-      </w:r>
-      <w:r>
-        <w:rPr>
-          <w:rtl w:val="0"/>
-        </w:rPr>
-        <w:t xml:space="preserve">- </w:t>
-      </w:r>
-      <w:r>
-        <w:rPr>
-          <w:highlight w:val="yellow"/>
-          <w:rtl w:val="0"/>
-        </w:rPr>
-        <w:t xml:space="preserve">Ali</w:t>
-      </w:r>
-      <w:r>
-        <w:rPr>
-          <w:rtl w:val="0"/>
-        </w:rPr>
-      </w:r>
-    </w:p>
-    <w:p>
-      <w:pPr>
-        <w:jc w:val="both"/>
+          <w:rtl w:val="0"/>
+        </w:rPr>
+      </w:r>
+    </w:p>
+    <w:p>
+      <w:pPr>
+        <w:rPr/>
+      </w:pPr>
+      <w:r>
+        <w:rPr>
+          <w:rtl w:val="0"/>
+        </w:rPr>
+      </w:r>
+    </w:p>
+    <w:p>
+      <w:pPr>
+        <w:pStyle w:val="Heading2"/>
+        <w:keepNext w:val="0"/>
+        <w:keepLines w:val="0"/>
+        <w:spacing w:after="80" w:before="0" w:lineRule="auto"/>
+        <w:rPr>
+          <w:color w:val="bf9000"/>
+          <w:u w:val="single"/>
+        </w:rPr>
+      </w:pPr>
+      <w:bookmarkStart w:colFirst="0" w:colLast="0" w:name="_7feh8d4opk5f" w:id="31"/>
+      <w:bookmarkEnd w:id="31"/>
+      <w:r>
+        <w:rPr>
+          <w:color w:val="bf9000"/>
+          <w:u w:val="single"/>
+          <w:rtl w:val="0"/>
+        </w:rPr>
+        <w:t xml:space="preserve">A. Statistical Validation and Parameter Estimation</w:t>
+      </w:r>
+    </w:p>
+    <w:p>
+      <w:pPr>
+        <w:spacing w:after="240" w:lineRule="auto"/>
+        <w:rPr/>
+      </w:pPr>
+      <w:r>
+        <w:rPr>
+          <w:rtl w:val="0"/>
+        </w:rPr>
+        <w:t xml:space="preserve">To prove that the simulator works correctly mathematically, we performed parameter estimation on the generated output logs (</w:t>
+      </w:r>
+      <w:r>
+        <w:rPr>
+          <w:color w:val="188038"/>
+          <w:rtl w:val="0"/>
+        </w:rPr>
+        <w:t xml:space="preserve">sample_system_dataset_0.csv</w:t>
+      </w:r>
+      <w:r>
+        <w:rPr>
+          <w:rtl w:val="0"/>
+        </w:rPr>
+        <w:t xml:space="preserve">) and (</w:t>
+      </w:r>
+      <w:r>
+        <w:rPr>
+          <w:color w:val="188038"/>
+          <w:rtl w:val="0"/>
+        </w:rPr>
+        <w:t xml:space="preserve">sample_system_dataset_1.csv</w:t>
+      </w:r>
+      <w:r>
+        <w:rPr>
+          <w:rtl w:val="0"/>
+        </w:rPr>
+        <w:t xml:space="preserve">). The goal is to reverse-engineer the logs to find the original input parameters using </w:t>
+      </w:r>
+      <w:r>
         <w:rPr>
           <w:b w:val="1"/>
           <w:bCs w:val="1"/>
+          <w:rtl w:val="0"/>
+        </w:rPr>
+        <w:t xml:space="preserve">Maximum Likelihood Estimation (MLE)</w:t>
+      </w:r>
+      <w:r>
+        <w:rPr>
+          <w:rtl w:val="0"/>
+        </w:rPr>
+        <w:t xml:space="preserve">.</w:t>
+      </w:r>
+    </w:p>
+    <w:p>
+      <w:pPr>
+        <w:pStyle w:val="Heading3"/>
+        <w:keepNext w:val="0"/>
+        <w:keepLines w:val="0"/>
+        <w:spacing w:before="0" w:lineRule="auto"/>
+        <w:jc w:val="center"/>
+        <w:rPr>
+          <w:color w:val="38761d"/>
+          <w:sz w:val="22"/>
+          <w:szCs w:val="22"/>
+          <w:u w:val="single"/>
+        </w:rPr>
+      </w:pPr>
+      <w:bookmarkStart w:colFirst="0" w:colLast="0" w:name="_11vhewapc64d" w:id="32"/>
+      <w:bookmarkEnd w:id="32"/>
+      <w:r>
+        <w:rPr>
+          <w:color w:val="38761d"/>
+          <w:sz w:val="22"/>
+          <w:szCs w:val="22"/>
+          <w:u w:val="single"/>
+          <w:rtl w:val="0"/>
+        </w:rPr>
+        <w:t xml:space="preserve">1/ Inspection Intervals (Normal Distribution)</w:t>
+      </w:r>
+    </w:p>
+    <w:p>
+      <w:pPr>
+        <w:spacing w:after="240" w:lineRule="auto"/>
+        <w:rPr/>
+      </w:pPr>
+      <w:r>
+        <w:rPr>
+          <w:rtl w:val="0"/>
+        </w:rPr>
+        <w:t xml:space="preserve">The time between inspections is modeled using a Normal Distribution. By filtering the logs for consecutive inspections and calculating the mean and standard deviation of the time deltas, we successfully recovered:</w:t>
+      </w:r>
+    </w:p>
+    <w:p>
+      <w:pPr>
+        <w:numPr>
+          <w:ilvl w:val="0"/>
+          <w:numId w:val="23"/>
+        </w:numPr>
+        <w:spacing w:after="0" w:afterAutospacing="0" w:lineRule="auto"/>
+        <w:ind w:left="720" w:hanging="360"/>
+      </w:pPr>
+      <w:r>
+        <w:rPr>
+          <w:b w:val="1"/>
+          <w:bCs w:val="1"/>
+          <w:rtl w:val="0"/>
+        </w:rPr>
+        <w:t xml:space="preserve">Calculated </w:t>
+      </w:r>
+      <w:hyperlink r:id="rId23">
+        <w:r>
+          <w:rPr>
+            <w:b w:val="1"/>
+            <w:bCs w:val="1"/>
+          </w:rPr>
+          <w:drawing>
+            <wp:inline distB="19050" distT="19050" distL="19050" distR="19050">
+              <wp:extent cx="88900" cy="114300"/>
+              <wp:effectExtent b="0" l="0" r="0" t="0"/>
+              <wp:docPr id="20" name="image1.png"/>
+              <a:graphic>
+                <a:graphicData uri="http://schemas.openxmlformats.org/drawingml/2006/picture">
+                  <pic:pic>
+                    <pic:nvPicPr>
+                      <pic:cNvPr id="0" name="image1.png"/>
+                      <pic:cNvPicPr preferRelativeResize="0"/>
+                    </pic:nvPicPr>
+                    <pic:blipFill>
+                      <a:blip r:embed="rId24"/>
+                      <a:srcRect b="0" l="0" r="0" t="0"/>
+                      <a:stretch>
+                        <a:fillRect/>
+                      </a:stretch>
+                    </pic:blipFill>
+                    <pic:spPr>
+                      <a:xfrm>
+                        <a:off x="0" y="0"/>
+                        <a:ext cx="88900" cy="114300"/>
+                      </a:xfrm>
+                      <a:prstGeom prst="rect"/>
+                      <a:ln/>
+                    </pic:spPr>
+                  </pic:pic>
+                </a:graphicData>
+              </a:graphic>
+            </wp:inline>
+          </w:drawing>
+        </w:r>
+      </w:hyperlink>
+      <w:r>
+        <w:rPr>
+          <w:b w:val="1"/>
+          <w:bCs w:val="1"/>
+          <w:rtl w:val="0"/>
+        </w:rPr>
+        <w:t xml:space="preserve">:</w:t>
+      </w:r>
+      <w:r>
+        <w:rPr>
+          <w:rtl w:val="0"/>
+        </w:rPr>
+        <w:t xml:space="preserve"> 166.54 hours and 166.13 hours (True input: 168)</w:t>
+      </w:r>
+    </w:p>
+    <w:p>
+      <w:pPr>
+        <w:numPr>
+          <w:ilvl w:val="0"/>
+          <w:numId w:val="23"/>
+        </w:numPr>
+        <w:spacing w:after="240" w:lineRule="auto"/>
+        <w:ind w:left="720" w:hanging="360"/>
+      </w:pPr>
+      <w:r>
+        <w:rPr>
+          <w:b w:val="1"/>
+          <w:bCs w:val="1"/>
+          <w:rtl w:val="0"/>
+        </w:rPr>
+        <w:t xml:space="preserve">Calculated </w:t>
+      </w:r>
+      <w:hyperlink r:id="rId25">
+        <w:r>
+          <w:rPr>
+            <w:b w:val="1"/>
+            <w:bCs w:val="1"/>
+          </w:rPr>
+          <w:drawing>
+            <wp:inline distB="19050" distT="19050" distL="19050" distR="19050">
+              <wp:extent cx="76200" cy="76200"/>
+              <wp:effectExtent b="0" l="0" r="0" t="0"/>
+              <wp:docPr id="24" name="image12.png"/>
+              <a:graphic>
+                <a:graphicData uri="http://schemas.openxmlformats.org/drawingml/2006/picture">
+                  <pic:pic>
+                    <pic:nvPicPr>
+                      <pic:cNvPr id="0" name="image12.png"/>
+                      <pic:cNvPicPr preferRelativeResize="0"/>
+                    </pic:nvPicPr>
+                    <pic:blipFill>
+                      <a:blip r:embed="rId26"/>
+                      <a:srcRect b="0" l="0" r="0" t="0"/>
+                      <a:stretch>
+                        <a:fillRect/>
+                      </a:stretch>
+                    </pic:blipFill>
+                    <pic:spPr>
+                      <a:xfrm>
+                        <a:off x="0" y="0"/>
+                        <a:ext cx="76200" cy="76200"/>
+                      </a:xfrm>
+                      <a:prstGeom prst="rect"/>
+                      <a:ln/>
+                    </pic:spPr>
+                  </pic:pic>
+                </a:graphicData>
+              </a:graphic>
+            </wp:inline>
+          </w:drawing>
+        </w:r>
+      </w:hyperlink>
+      <w:r>
+        <w:rPr>
+          <w:b w:val="1"/>
+          <w:bCs w:val="1"/>
+          <w:rtl w:val="0"/>
+        </w:rPr>
+        <w:t xml:space="preserve">:</w:t>
+      </w:r>
+      <w:r>
+        <w:rPr>
+          <w:rtl w:val="0"/>
+        </w:rPr>
+        <w:t xml:space="preserve"> 26.70 hours and 27.24 hours (True input: 25.2)</w:t>
+      </w:r>
+    </w:p>
+    <w:p>
+      <w:pPr>
+        <w:pStyle w:val="Heading3"/>
+        <w:keepNext w:val="0"/>
+        <w:keepLines w:val="0"/>
+        <w:spacing w:before="0" w:lineRule="auto"/>
+        <w:jc w:val="center"/>
+        <w:rPr>
+          <w:color w:val="38761d"/>
+          <w:sz w:val="22"/>
+          <w:szCs w:val="22"/>
+          <w:u w:val="single"/>
+        </w:rPr>
+      </w:pPr>
+      <w:bookmarkStart w:colFirst="0" w:colLast="0" w:name="_tuk00uv3l68y" w:id="33"/>
+      <w:bookmarkEnd w:id="33"/>
+      <w:r>
+        <w:rPr>
+          <w:color w:val="38761d"/>
+          <w:sz w:val="22"/>
+          <w:szCs w:val="22"/>
+          <w:u w:val="single"/>
+          <w:rtl w:val="0"/>
+        </w:rPr>
+        <w:t xml:space="preserve">2/ Failure Ages (Weibull Distribution and Right-Censoring)</w:t>
+      </w:r>
+    </w:p>
+    <w:p>
+      <w:pPr>
+        <w:spacing w:after="240" w:lineRule="auto"/>
+        <w:rPr/>
+      </w:pPr>
+      <w:r>
+        <w:rPr>
+          <w:rtl w:val="0"/>
+        </w:rPr>
+        <w:t xml:space="preserve">The component's natural failure age follows a Weibull distribution characterized by a shape parameter </w:t>
+      </w:r>
+      <w:hyperlink r:id="rId27">
+        <w:r>
+          <w:rPr/>
+          <w:drawing>
+            <wp:inline distB="19050" distT="19050" distL="19050" distR="19050">
+              <wp:extent cx="88900" cy="152400"/>
+              <wp:effectExtent b="0" l="0" r="0" t="0"/>
+              <wp:docPr id="38" name="image24.png"/>
+              <a:graphic>
+                <a:graphicData uri="http://schemas.openxmlformats.org/drawingml/2006/picture">
+                  <pic:pic>
+                    <pic:nvPicPr>
+                      <pic:cNvPr id="0" name="image24.png"/>
+                      <pic:cNvPicPr preferRelativeResize="0"/>
+                    </pic:nvPicPr>
+                    <pic:blipFill>
+                      <a:blip r:embed="rId28"/>
+                      <a:srcRect b="0" l="0" r="0" t="0"/>
+                      <a:stretch>
+                        <a:fillRect/>
+                      </a:stretch>
+                    </pic:blipFill>
+                    <pic:spPr>
+                      <a:xfrm>
+                        <a:off x="0" y="0"/>
+                        <a:ext cx="88900" cy="152400"/>
+                      </a:xfrm>
+                      <a:prstGeom prst="rect"/>
+                      <a:ln/>
+                    </pic:spPr>
+                  </pic:pic>
+                </a:graphicData>
+              </a:graphic>
+            </wp:inline>
+          </w:drawing>
+        </w:r>
+      </w:hyperlink>
+      <w:r>
+        <w:rPr>
+          <w:rtl w:val="0"/>
+        </w:rPr>
+        <w:t xml:space="preserve"> and a scale parameter </w:t>
+      </w:r>
+      <w:hyperlink r:id="rId29">
+        <w:r>
+          <w:rPr/>
+          <w:drawing>
+            <wp:inline distB="19050" distT="19050" distL="19050" distR="19050">
+              <wp:extent cx="76200" cy="114300"/>
+              <wp:effectExtent b="0" l="0" r="0" t="0"/>
+              <wp:docPr id="10" name="image8.png"/>
+              <a:graphic>
+                <a:graphicData uri="http://schemas.openxmlformats.org/drawingml/2006/picture">
+                  <pic:pic>
+                    <pic:nvPicPr>
+                      <pic:cNvPr id="0" name="image8.png"/>
+                      <pic:cNvPicPr preferRelativeResize="0"/>
+                    </pic:nvPicPr>
+                    <pic:blipFill>
+                      <a:blip r:embed="rId30"/>
+                      <a:srcRect b="0" l="0" r="0" t="0"/>
+                      <a:stretch>
+                        <a:fillRect/>
+                      </a:stretch>
+                    </pic:blipFill>
+                    <pic:spPr>
+                      <a:xfrm>
+                        <a:off x="0" y="0"/>
+                        <a:ext cx="76200" cy="114300"/>
+                      </a:xfrm>
+                      <a:prstGeom prst="rect"/>
+                      <a:ln/>
+                    </pic:spPr>
+                  </pic:pic>
+                </a:graphicData>
+              </a:graphic>
+            </wp:inline>
+          </w:drawing>
+        </w:r>
+      </w:hyperlink>
+      <w:r>
+        <w:rPr>
+          <w:rtl w:val="0"/>
+        </w:rPr>
+        <w:t xml:space="preserve">.</w:t>
+      </w:r>
+    </w:p>
+    <w:p>
+      <w:pPr>
+        <w:spacing w:after="240" w:lineRule="auto"/>
+        <w:rPr>
+          <w:b w:val="1"/>
+          <w:bCs w:val="1"/>
+        </w:rPr>
+      </w:pPr>
+      <w:r>
+        <w:rPr>
+          <w:b w:val="1"/>
+          <w:bCs w:val="1"/>
+          <w:rtl w:val="0"/>
+        </w:rPr>
+        <w:t xml:space="preserve">The Mathematical Trap (Survival Bias):</w:t>
+      </w:r>
+    </w:p>
+    <w:p>
+      <w:pPr>
+        <w:spacing w:after="240" w:lineRule="auto"/>
+        <w:rPr/>
+      </w:pPr>
+      <w:r>
+        <w:rPr>
+          <w:rtl w:val="0"/>
+        </w:rPr>
+        <w:t xml:space="preserve">If we only calculate the parameters based on the components that actually failed, the math yields incorrect results (e.g., </w:t>
+      </w:r>
+      <w:hyperlink r:id="rId31">
+        <w:r>
+          <w:rPr/>
+          <w:drawing>
+            <wp:inline distB="19050" distT="19050" distL="19050" distR="19050">
+              <wp:extent cx="546100" cy="152400"/>
+              <wp:effectExtent b="0" l="0" r="0" t="0"/>
+              <wp:docPr id="14" name="image6.png"/>
+              <a:graphic>
+                <a:graphicData uri="http://schemas.openxmlformats.org/drawingml/2006/picture">
+                  <pic:pic>
+                    <pic:nvPicPr>
+                      <pic:cNvPr id="0" name="image6.png"/>
+                      <pic:cNvPicPr preferRelativeResize="0"/>
+                    </pic:nvPicPr>
+                    <pic:blipFill>
+                      <a:blip r:embed="rId32"/>
+                      <a:srcRect b="0" l="0" r="0" t="0"/>
+                      <a:stretch>
+                        <a:fillRect/>
+                      </a:stretch>
+                    </pic:blipFill>
+                    <pic:spPr>
+                      <a:xfrm>
+                        <a:off x="0" y="0"/>
+                        <a:ext cx="546100" cy="152400"/>
+                      </a:xfrm>
+                      <a:prstGeom prst="rect"/>
+                      <a:ln/>
+                    </pic:spPr>
+                  </pic:pic>
+                </a:graphicData>
+              </a:graphic>
+            </wp:inline>
+          </w:drawing>
+        </w:r>
+      </w:hyperlink>
+      <w:r>
+        <w:rPr>
+          <w:rtl w:val="0"/>
+        </w:rPr>
+        <w:t xml:space="preserve"> instead of 720). This happens because of </w:t>
+      </w:r>
+      <w:r>
+        <w:rPr>
+          <w:b w:val="1"/>
+          <w:bCs w:val="1"/>
+          <w:rtl w:val="0"/>
+        </w:rPr>
+        <w:t xml:space="preserve">Right-Censoring</w:t>
+      </w:r>
+      <w:r>
+        <w:rPr>
+          <w:rtl w:val="0"/>
+        </w:rPr>
+        <w:t xml:space="preserve">: the inspections successfully remove worn-out components </w:t>
+      </w:r>
+      <w:r>
+        <w:rPr>
+          <w:i w:val="1"/>
+          <w:iCs w:val="1"/>
+          <w:rtl w:val="0"/>
+        </w:rPr>
+        <w:t xml:space="preserve">before</w:t>
+      </w:r>
+      <w:r>
+        <w:rPr>
+          <w:rtl w:val="0"/>
+        </w:rPr>
+        <w:t xml:space="preserve"> they fail. By ignoring these "surviving" components, the naive model assumes components die much younger than they actually would.</w:t>
+      </w:r>
+    </w:p>
+    <w:p>
+      <w:pPr>
+        <w:spacing w:after="240" w:lineRule="auto"/>
+        <w:rPr>
+          <w:b w:val="1"/>
+          <w:bCs w:val="1"/>
+        </w:rPr>
+      </w:pPr>
+      <w:r>
+        <w:rPr>
+          <w:b w:val="1"/>
+          <w:bCs w:val="1"/>
+          <w:rtl w:val="0"/>
+        </w:rPr>
+        <w:t xml:space="preserve">The Solution:</w:t>
+      </w:r>
+    </w:p>
+    <w:p>
+      <w:pPr>
+        <w:spacing w:after="240" w:lineRule="auto"/>
+        <w:rPr/>
+      </w:pPr>
+      <w:r>
+        <w:rPr>
+          <w:rtl w:val="0"/>
+        </w:rPr>
+        <w:t xml:space="preserve">To correctly estimate the parameters, the Likelihood function </w:t>
+      </w:r>
+      <w:hyperlink r:id="rId33">
+        <w:r>
+          <w:rPr/>
+          <w:drawing>
+            <wp:inline distB="19050" distT="19050" distL="19050" distR="19050">
+              <wp:extent cx="101600" cy="114300"/>
+              <wp:effectExtent b="0" l="0" r="0" t="0"/>
+              <wp:docPr id="22" name="image7.png"/>
+              <a:graphic>
+                <a:graphicData uri="http://schemas.openxmlformats.org/drawingml/2006/picture">
+                  <pic:pic>
+                    <pic:nvPicPr>
+                      <pic:cNvPr id="0" name="image7.png"/>
+                      <pic:cNvPicPr preferRelativeResize="0"/>
+                    </pic:nvPicPr>
+                    <pic:blipFill>
+                      <a:blip r:embed="rId34"/>
+                      <a:srcRect b="0" l="0" r="0" t="0"/>
+                      <a:stretch>
+                        <a:fillRect/>
+                      </a:stretch>
+                    </pic:blipFill>
+                    <pic:spPr>
+                      <a:xfrm>
+                        <a:off x="0" y="0"/>
+                        <a:ext cx="101600" cy="114300"/>
+                      </a:xfrm>
+                      <a:prstGeom prst="rect"/>
+                      <a:ln/>
+                    </pic:spPr>
+                  </pic:pic>
+                </a:graphicData>
+              </a:graphic>
+            </wp:inline>
+          </w:drawing>
+        </w:r>
+      </w:hyperlink>
+      <w:r>
+        <w:rPr>
+          <w:rtl w:val="0"/>
+        </w:rPr>
+        <w:t xml:space="preserve"> must account for both failures (using the Probability Density Function, </w:t>
+      </w:r>
+      <w:hyperlink r:id="rId35">
+        <w:r>
+          <w:rPr/>
+          <w:drawing>
+            <wp:inline distB="19050" distT="19050" distL="19050" distR="19050">
+              <wp:extent cx="266700" cy="165100"/>
+              <wp:effectExtent b="0" l="0" r="0" t="0"/>
+              <wp:docPr id="41" name="image34.png"/>
+              <a:graphic>
+                <a:graphicData uri="http://schemas.openxmlformats.org/drawingml/2006/picture">
+                  <pic:pic>
+                    <pic:nvPicPr>
+                      <pic:cNvPr id="0" name="image34.png"/>
+                      <pic:cNvPicPr preferRelativeResize="0"/>
+                    </pic:nvPicPr>
+                    <pic:blipFill>
+                      <a:blip r:embed="rId36"/>
+                      <a:srcRect b="0" l="0" r="0" t="0"/>
+                      <a:stretch>
+                        <a:fillRect/>
+                      </a:stretch>
+                    </pic:blipFill>
+                    <pic:spPr>
+                      <a:xfrm>
+                        <a:off x="0" y="0"/>
+                        <a:ext cx="266700" cy="165100"/>
+                      </a:xfrm>
+                      <a:prstGeom prst="rect"/>
+                      <a:ln/>
+                    </pic:spPr>
+                  </pic:pic>
+                </a:graphicData>
+              </a:graphic>
+            </wp:inline>
+          </w:drawing>
+        </w:r>
+      </w:hyperlink>
+      <w:r>
+        <w:rPr>
+          <w:rtl w:val="0"/>
+        </w:rPr>
+        <w:t xml:space="preserve">) and preventive replacements (using the Survival Function, </w:t>
+      </w:r>
+      <w:hyperlink r:id="rId37">
+        <w:r>
+          <w:rPr/>
+          <w:drawing>
+            <wp:inline distB="19050" distT="19050" distL="19050" distR="19050">
+              <wp:extent cx="266700" cy="165100"/>
+              <wp:effectExtent b="0" l="0" r="0" t="0"/>
+              <wp:docPr id="26" name="image10.png"/>
+              <a:graphic>
+                <a:graphicData uri="http://schemas.openxmlformats.org/drawingml/2006/picture">
+                  <pic:pic>
+                    <pic:nvPicPr>
+                      <pic:cNvPr id="0" name="image10.png"/>
+                      <pic:cNvPicPr preferRelativeResize="0"/>
+                    </pic:nvPicPr>
+                    <pic:blipFill>
+                      <a:blip r:embed="rId38"/>
+                      <a:srcRect b="0" l="0" r="0" t="0"/>
+                      <a:stretch>
+                        <a:fillRect/>
+                      </a:stretch>
+                    </pic:blipFill>
+                    <pic:spPr>
+                      <a:xfrm>
+                        <a:off x="0" y="0"/>
+                        <a:ext cx="266700" cy="165100"/>
+                      </a:xfrm>
+                      <a:prstGeom prst="rect"/>
+                      <a:ln/>
+                    </pic:spPr>
+                  </pic:pic>
+                </a:graphicData>
+              </a:graphic>
+            </wp:inline>
+          </w:drawing>
+        </w:r>
+      </w:hyperlink>
+      <w:r>
+        <w:rPr>
+          <w:rtl w:val="0"/>
+        </w:rPr>
+        <w:t xml:space="preserve">):</w:t>
+      </w:r>
+    </w:p>
+    <w:p>
+      <w:pPr>
+        <w:spacing w:after="240" w:lineRule="auto"/>
+        <w:rPr/>
+      </w:pPr>
+      <w:hyperlink r:id="rId39">
+        <w:r>
+          <w:rPr/>
+          <w:drawing>
+            <wp:inline distB="19050" distT="19050" distL="19050" distR="19050">
+              <wp:extent cx="3175000" cy="381000"/>
+              <wp:effectExtent b="0" l="0" r="0" t="0"/>
+              <wp:docPr id="23" name="image35.png"/>
+              <a:graphic>
+                <a:graphicData uri="http://schemas.openxmlformats.org/drawingml/2006/picture">
+                  <pic:pic>
+                    <pic:nvPicPr>
+                      <pic:cNvPr id="0" name="image35.png"/>
+                      <pic:cNvPicPr preferRelativeResize="0"/>
+                    </pic:nvPicPr>
+                    <pic:blipFill>
+                      <a:blip r:embed="rId40"/>
+                      <a:srcRect b="0" l="0" r="0" t="0"/>
+                      <a:stretch>
+                        <a:fillRect/>
+                      </a:stretch>
+                    </pic:blipFill>
+                    <pic:spPr>
+                      <a:xfrm>
+                        <a:off x="0" y="0"/>
+                        <a:ext cx="3175000" cy="381000"/>
+                      </a:xfrm>
+                      <a:prstGeom prst="rect"/>
+                      <a:ln/>
+                    </pic:spPr>
+                  </pic:pic>
+                </a:graphicData>
+              </a:graphic>
+            </wp:inline>
+          </w:drawing>
+        </w:r>
+      </w:hyperlink>
+      <w:r>
+        <w:rPr>
+          <w:rtl w:val="0"/>
+        </w:rPr>
+      </w:r>
+    </w:p>
+    <w:p>
+      <w:pPr>
+        <w:spacing w:after="240" w:lineRule="auto"/>
+        <w:rPr/>
+      </w:pPr>
+      <w:r>
+        <w:rPr>
+          <w:rtl w:val="0"/>
+        </w:rPr>
+        <w:t xml:space="preserve">Using a custom Python script optimizing this negative log-likelihood, we successfully recovered the exact parameters:</w:t>
+      </w:r>
+    </w:p>
+    <w:p>
+      <w:pPr>
+        <w:numPr>
+          <w:ilvl w:val="0"/>
+          <w:numId w:val="27"/>
+        </w:numPr>
+        <w:spacing w:after="0" w:afterAutospacing="0" w:lineRule="auto"/>
+        <w:ind w:left="720" w:hanging="360"/>
+      </w:pPr>
+      <w:r>
+        <w:rPr>
+          <w:b w:val="1"/>
+          <w:bCs w:val="1"/>
+          <w:rtl w:val="0"/>
+        </w:rPr>
+        <w:t xml:space="preserve">Calculated </w:t>
+      </w:r>
+      <w:hyperlink r:id="rId41">
+        <w:r>
+          <w:rPr>
+            <w:b w:val="1"/>
+            <w:bCs w:val="1"/>
+          </w:rPr>
+          <w:drawing>
+            <wp:inline distB="19050" distT="19050" distL="19050" distR="19050">
+              <wp:extent cx="76200" cy="114300"/>
+              <wp:effectExtent b="0" l="0" r="0" t="0"/>
+              <wp:docPr id="16" name="image3.png"/>
+              <a:graphic>
+                <a:graphicData uri="http://schemas.openxmlformats.org/drawingml/2006/picture">
+                  <pic:pic>
+                    <pic:nvPicPr>
+                      <pic:cNvPr id="0" name="image3.png"/>
+                      <pic:cNvPicPr preferRelativeResize="0"/>
+                    </pic:nvPicPr>
+                    <pic:blipFill>
+                      <a:blip r:embed="rId30"/>
+                      <a:srcRect b="0" l="0" r="0" t="0"/>
+                      <a:stretch>
+                        <a:fillRect/>
+                      </a:stretch>
+                    </pic:blipFill>
+                    <pic:spPr>
+                      <a:xfrm>
+                        <a:off x="0" y="0"/>
+                        <a:ext cx="76200" cy="114300"/>
+                      </a:xfrm>
+                      <a:prstGeom prst="rect"/>
+                      <a:ln/>
+                    </pic:spPr>
+                  </pic:pic>
+                </a:graphicData>
+              </a:graphic>
+            </wp:inline>
+          </w:drawing>
+        </w:r>
+      </w:hyperlink>
+      <w:r>
+        <w:rPr>
+          <w:b w:val="1"/>
+          <w:bCs w:val="1"/>
+          <w:rtl w:val="0"/>
+        </w:rPr>
+        <w:t xml:space="preserve">:</w:t>
+      </w:r>
+      <w:r>
+        <w:rPr>
+          <w:rtl w:val="0"/>
+        </w:rPr>
+        <w:t xml:space="preserve"> 720.16 hours and 721.06 (True input: 720)</w:t>
+      </w:r>
+    </w:p>
+    <w:p>
+      <w:pPr>
+        <w:numPr>
+          <w:ilvl w:val="0"/>
+          <w:numId w:val="27"/>
+        </w:numPr>
+        <w:spacing w:after="240" w:lineRule="auto"/>
+        <w:ind w:left="720" w:hanging="360"/>
+      </w:pPr>
+      <w:r>
+        <w:rPr>
+          <w:b w:val="1"/>
+          <w:bCs w:val="1"/>
+          <w:rtl w:val="0"/>
+        </w:rPr>
+        <w:t xml:space="preserve">Calculated </w:t>
+      </w:r>
+      <w:hyperlink r:id="rId42">
+        <w:r>
+          <w:rPr>
+            <w:b w:val="1"/>
+            <w:bCs w:val="1"/>
+          </w:rPr>
+          <w:drawing>
+            <wp:inline distB="19050" distT="19050" distL="19050" distR="19050">
+              <wp:extent cx="88900" cy="152400"/>
+              <wp:effectExtent b="0" l="0" r="0" t="0"/>
+              <wp:docPr id="34" name="image28.png"/>
+              <a:graphic>
+                <a:graphicData uri="http://schemas.openxmlformats.org/drawingml/2006/picture">
+                  <pic:pic>
+                    <pic:nvPicPr>
+                      <pic:cNvPr id="0" name="image28.png"/>
+                      <pic:cNvPicPr preferRelativeResize="0"/>
+                    </pic:nvPicPr>
+                    <pic:blipFill>
+                      <a:blip r:embed="rId28"/>
+                      <a:srcRect b="0" l="0" r="0" t="0"/>
+                      <a:stretch>
+                        <a:fillRect/>
+                      </a:stretch>
+                    </pic:blipFill>
+                    <pic:spPr>
+                      <a:xfrm>
+                        <a:off x="0" y="0"/>
+                        <a:ext cx="88900" cy="152400"/>
+                      </a:xfrm>
+                      <a:prstGeom prst="rect"/>
+                      <a:ln/>
+                    </pic:spPr>
+                  </pic:pic>
+                </a:graphicData>
+              </a:graphic>
+            </wp:inline>
+          </w:drawing>
+        </w:r>
+      </w:hyperlink>
+      <w:r>
+        <w:rPr>
+          <w:b w:val="1"/>
+          <w:bCs w:val="1"/>
+          <w:rtl w:val="0"/>
+        </w:rPr>
+        <w:t xml:space="preserve">:</w:t>
+      </w:r>
+      <w:r>
+        <w:rPr>
+          <w:rtl w:val="0"/>
+        </w:rPr>
+        <w:t xml:space="preserve"> 3.00 and 2.96 (True input: 3.0)</w:t>
+      </w:r>
+    </w:p>
+    <w:p>
+      <w:pPr>
+        <w:spacing w:after="240" w:lineRule="auto"/>
+        <w:rPr/>
+      </w:pPr>
+      <w:r>
+        <w:pict>
+          <v:rect style="width:0.0pt;height:1.5pt" o:hr="t" o:hrstd="t" o:hralign="center" fillcolor="#A0A0A0" stroked="f"/>
+        </w:pict>
+      </w:r>
+      <w:r>
+        <w:rPr>
+          <w:rtl w:val="0"/>
+        </w:rPr>
+      </w:r>
+    </w:p>
+    <w:p>
+      <w:pPr>
+        <w:pStyle w:val="Heading2"/>
+        <w:keepNext w:val="0"/>
+        <w:keepLines w:val="0"/>
+        <w:spacing w:after="80" w:before="0" w:lineRule="auto"/>
+        <w:rPr>
+          <w:color w:val="bf9000"/>
+          <w:u w:val="single"/>
+        </w:rPr>
+      </w:pPr>
+      <w:bookmarkStart w:colFirst="0" w:colLast="0" w:name="_3k4ihyqppuwl" w:id="34"/>
+      <w:bookmarkEnd w:id="34"/>
+      <w:r>
+        <w:rPr>
+          <w:color w:val="bf9000"/>
+          <w:u w:val="single"/>
+          <w:rtl w:val="0"/>
+        </w:rPr>
+        <w:t xml:space="preserve">B. Visualizing Theoretical vs. Observed Data</w:t>
+      </w:r>
+    </w:p>
+    <w:p>
+      <w:pPr>
+        <w:spacing w:after="240" w:lineRule="auto"/>
+        <w:rPr/>
+      </w:pPr>
+      <w:r>
+        <w:rPr>
+          <w:rtl w:val="0"/>
+        </w:rPr>
+        <w:t xml:space="preserve">To visually validate the simulator, we plotted the histogram of the actual failure ages generated by the simulation against the theoretical Weibull Probability Density Function </w:t>
+      </w:r>
+      <w:hyperlink r:id="rId43">
+        <w:r>
+          <w:rPr/>
+          <w:drawing>
+            <wp:inline distB="19050" distT="19050" distL="19050" distR="19050">
+              <wp:extent cx="266700" cy="165100"/>
+              <wp:effectExtent b="0" l="0" r="0" t="0"/>
+              <wp:docPr id="2" name="image9.png"/>
+              <a:graphic>
+                <a:graphicData uri="http://schemas.openxmlformats.org/drawingml/2006/picture">
+                  <pic:pic>
+                    <pic:nvPicPr>
+                      <pic:cNvPr id="0" name="image9.png"/>
+                      <pic:cNvPicPr preferRelativeResize="0"/>
+                    </pic:nvPicPr>
+                    <pic:blipFill>
+                      <a:blip r:embed="rId36"/>
+                      <a:srcRect b="0" l="0" r="0" t="0"/>
+                      <a:stretch>
+                        <a:fillRect/>
+                      </a:stretch>
+                    </pic:blipFill>
+                    <pic:spPr>
+                      <a:xfrm>
+                        <a:off x="0" y="0"/>
+                        <a:ext cx="266700" cy="165100"/>
+                      </a:xfrm>
+                      <a:prstGeom prst="rect"/>
+                      <a:ln/>
+                    </pic:spPr>
+                  </pic:pic>
+                </a:graphicData>
+              </a:graphic>
+            </wp:inline>
+          </w:drawing>
+        </w:r>
+      </w:hyperlink>
+      <w:r>
+        <w:rPr>
+          <w:rtl w:val="0"/>
+        </w:rPr>
+        <w:t xml:space="preserve">.</w:t>
+      </w:r>
+    </w:p>
+    <w:p>
+      <w:pPr>
+        <w:spacing w:after="240" w:lineRule="auto"/>
+        <w:rPr/>
+      </w:pPr>
+      <w:hyperlink r:id="rId44">
+        <w:r>
+          <w:rPr/>
+          <w:drawing>
+            <wp:inline distB="19050" distT="19050" distL="19050" distR="19050">
+              <wp:extent cx="1790700" cy="444500"/>
+              <wp:effectExtent b="0" l="0" r="0" t="0"/>
+              <wp:docPr id="33" name="image22.png"/>
+              <a:graphic>
+                <a:graphicData uri="http://schemas.openxmlformats.org/drawingml/2006/picture">
+                  <pic:pic>
+                    <pic:nvPicPr>
+                      <pic:cNvPr id="0" name="image22.png"/>
+                      <pic:cNvPicPr preferRelativeResize="0"/>
+                    </pic:nvPicPr>
+                    <pic:blipFill>
+                      <a:blip r:embed="rId45"/>
+                      <a:srcRect b="0" l="0" r="0" t="0"/>
+                      <a:stretch>
+                        <a:fillRect/>
+                      </a:stretch>
+                    </pic:blipFill>
+                    <pic:spPr>
+                      <a:xfrm>
+                        <a:off x="0" y="0"/>
+                        <a:ext cx="1790700" cy="444500"/>
+                      </a:xfrm>
+                      <a:prstGeom prst="rect"/>
+                      <a:ln/>
+                    </pic:spPr>
+                  </pic:pic>
+                </a:graphicData>
+              </a:graphic>
+            </wp:inline>
+          </w:drawing>
+        </w:r>
+      </w:hyperlink>
+      <w:r>
+        <w:rPr>
+          <w:rtl w:val="0"/>
+        </w:rPr>
+      </w:r>
+    </w:p>
+    <w:p>
+      <w:pPr>
+        <w:spacing w:after="240" w:lineRule="auto"/>
+        <w:rPr>
+          <w:b w:val="1"/>
+          <w:bCs w:val="1"/>
+        </w:rPr>
+      </w:pPr>
+      <w:r>
+        <w:rPr>
+          <w:b w:val="1"/>
+          <w:bCs w:val="1"/>
+          <w:rtl w:val="0"/>
+        </w:rPr>
+        <w:t xml:space="preserve">Height Correction (Accounting for Preventive Maintenance):</w:t>
+      </w:r>
+    </w:p>
+    <w:p>
+      <w:pPr>
+        <w:spacing w:after="240" w:lineRule="auto"/>
+        <w:rPr/>
+      </w:pPr>
+      <w:r>
+        <w:rPr>
+          <w:rtl w:val="0"/>
+        </w:rPr>
+        <w:t xml:space="preserve">Because a large portion of components are replaced preventively (e.g., only 30% to 66% actually fail depending on the dataset), the histogram's area must not be forced to 100%. We adjusted the weights of the histogram bins so that the total area equals the actual </w:t>
+      </w:r>
+      <w:r>
+        <w:rPr>
+          <w:i w:val="1"/>
+          <w:iCs w:val="1"/>
+          <w:rtl w:val="0"/>
+        </w:rPr>
+        <w:t xml:space="preserve">failure rate</w:t>
+      </w:r>
+      <w:r>
+        <w:rPr>
+          <w:rtl w:val="0"/>
+        </w:rPr>
+        <w:t xml:space="preserve"> of the simulation. This allows the observed data to fit perfectly under the theoretical curve.</w:t>
+      </w:r>
+    </w:p>
+    <w:p>
+      <w:pPr>
+        <w:spacing w:after="240" w:lineRule="auto"/>
+        <w:rPr/>
+      </w:pPr>
+      <w:r>
+        <w:rPr>
+          <w:rtl w:val="0"/>
+        </w:rPr>
+      </w:r>
+    </w:p>
+    <w:p>
+      <w:pPr>
+        <w:rPr/>
+      </w:pPr>
+      <w:r>
+        <w:rPr/>
+        <w:drawing>
+          <wp:inline distB="114300" distT="114300" distL="114300" distR="114300">
+            <wp:extent cx="2811600" cy="1671079"/>
+            <wp:effectExtent b="0" l="0" r="0" t="0"/>
+            <wp:docPr id="13" name="image19.png"/>
+            <a:graphic>
+              <a:graphicData uri="http://schemas.openxmlformats.org/drawingml/2006/picture">
+                <pic:pic>
+                  <pic:nvPicPr>
+                    <pic:cNvPr id="0" name="image19.png"/>
+                    <pic:cNvPicPr preferRelativeResize="0"/>
+                  </pic:nvPicPr>
+                  <pic:blipFill>
+                    <a:blip r:embed="rId46"/>
+                    <a:srcRect b="0" l="0" r="0" t="0"/>
+                    <a:stretch>
+                      <a:fillRect/>
+                    </a:stretch>
+                  </pic:blipFill>
+                  <pic:spPr>
+                    <a:xfrm>
+                      <a:off x="0" y="0"/>
+                      <a:ext cx="2811600" cy="1671079"/>
+                    </a:xfrm>
+                    <a:prstGeom prst="rect"/>
+                    <a:ln/>
+                  </pic:spPr>
+                </pic:pic>
+              </a:graphicData>
+            </a:graphic>
+          </wp:inline>
+        </w:drawing>
+      </w:r>
+      <w:r>
+        <w:rPr/>
+        <w:drawing>
+          <wp:inline distB="114300" distT="114300" distL="114300" distR="114300">
+            <wp:extent cx="2811600" cy="1670185"/>
+            <wp:effectExtent b="0" l="0" r="0" t="0"/>
+            <wp:docPr id="17" name="image23.png"/>
+            <a:graphic>
+              <a:graphicData uri="http://schemas.openxmlformats.org/drawingml/2006/picture">
+                <pic:pic>
+                  <pic:nvPicPr>
+                    <pic:cNvPr id="0" name="image23.png"/>
+                    <pic:cNvPicPr preferRelativeResize="0"/>
+                  </pic:nvPicPr>
+                  <pic:blipFill>
+                    <a:blip r:embed="rId47"/>
+                    <a:srcRect b="0" l="0" r="0" t="0"/>
+                    <a:stretch>
+                      <a:fillRect/>
+                    </a:stretch>
+                  </pic:blipFill>
+                  <pic:spPr>
+                    <a:xfrm>
+                      <a:off x="0" y="0"/>
+                      <a:ext cx="2811600" cy="1670185"/>
+                    </a:xfrm>
+                    <a:prstGeom prst="rect"/>
+                    <a:ln/>
+                  </pic:spPr>
+                </pic:pic>
+              </a:graphicData>
+            </a:graphic>
+          </wp:inline>
+        </w:drawing>
+      </w:r>
+      <w:r>
+        <w:rPr>
+          <w:rtl w:val="0"/>
+        </w:rPr>
+      </w:r>
+    </w:p>
+    <w:p>
+      <w:pPr>
+        <w:rPr/>
+      </w:pPr>
+      <w:r>
+        <w:rPr>
+          <w:rtl w:val="0"/>
+        </w:rPr>
+      </w:r>
+    </w:p>
+    <w:p>
+      <w:pPr>
+        <w:rPr/>
+      </w:pPr>
+      <w:r>
+        <w:rPr>
+          <w:rtl w:val="0"/>
+        </w:rPr>
+      </w:r>
+    </w:p>
+    <w:p>
+      <w:pPr>
+        <w:rPr/>
+      </w:pPr>
+      <w:r>
+        <w:rPr>
+          <w:rtl w:val="0"/>
+        </w:rPr>
+      </w:r>
+    </w:p>
+    <w:p>
+      <w:pPr>
+        <w:rPr/>
+      </w:pPr>
+      <w:r>
+        <w:rPr>
+          <w:rtl w:val="0"/>
+        </w:rPr>
+      </w:r>
+    </w:p>
+    <w:p>
+      <w:pPr>
+        <w:rPr/>
+      </w:pPr>
+      <w:r>
+        <w:rPr>
+          <w:rtl w:val="0"/>
+        </w:rPr>
+      </w:r>
+    </w:p>
+    <w:p>
+      <w:pPr>
+        <w:rPr/>
+      </w:pPr>
+      <w:r>
+        <w:rPr>
+          <w:rtl w:val="0"/>
+        </w:rPr>
+      </w:r>
+    </w:p>
+    <w:p>
+      <w:pPr>
+        <w:rPr/>
+      </w:pPr>
+      <w:r>
+        <w:rPr>
+          <w:rtl w:val="0"/>
+        </w:rPr>
+      </w:r>
+    </w:p>
+    <w:p>
+      <w:pPr>
+        <w:rPr/>
+      </w:pPr>
+      <w:r>
+        <w:rPr/>
+        <w:drawing>
+          <wp:inline distB="114300" distT="114300" distL="114300" distR="114300">
+            <wp:extent cx="2811600" cy="1671181"/>
+            <wp:effectExtent b="0" l="0" r="0" t="0"/>
+            <wp:docPr id="3" name="image29.png"/>
+            <a:graphic>
+              <a:graphicData uri="http://schemas.openxmlformats.org/drawingml/2006/picture">
+                <pic:pic>
+                  <pic:nvPicPr>
+                    <pic:cNvPr id="0" name="image29.png"/>
+                    <pic:cNvPicPr preferRelativeResize="0"/>
+                  </pic:nvPicPr>
+                  <pic:blipFill>
+                    <a:blip r:embed="rId48"/>
+                    <a:srcRect b="0" l="0" r="0" t="0"/>
+                    <a:stretch>
+                      <a:fillRect/>
+                    </a:stretch>
+                  </pic:blipFill>
+                  <pic:spPr>
+                    <a:xfrm>
+                      <a:off x="0" y="0"/>
+                      <a:ext cx="2811600" cy="1671181"/>
+                    </a:xfrm>
+                    <a:prstGeom prst="rect"/>
+                    <a:ln/>
+                  </pic:spPr>
+                </pic:pic>
+              </a:graphicData>
+            </a:graphic>
+          </wp:inline>
+        </w:drawing>
+      </w:r>
+      <w:r>
+        <w:rPr/>
+        <w:drawing>
+          <wp:inline distB="114300" distT="114300" distL="114300" distR="114300">
+            <wp:extent cx="2811600" cy="1674164"/>
+            <wp:effectExtent b="0" l="0" r="0" t="0"/>
+            <wp:docPr id="9" name="image20.png"/>
+            <a:graphic>
+              <a:graphicData uri="http://schemas.openxmlformats.org/drawingml/2006/picture">
+                <pic:pic>
+                  <pic:nvPicPr>
+                    <pic:cNvPr id="0" name="image20.png"/>
+                    <pic:cNvPicPr preferRelativeResize="0"/>
+                  </pic:nvPicPr>
+                  <pic:blipFill>
+                    <a:blip r:embed="rId49"/>
+                    <a:srcRect b="0" l="0" r="0" t="0"/>
+                    <a:stretch>
+                      <a:fillRect/>
+                    </a:stretch>
+                  </pic:blipFill>
+                  <pic:spPr>
+                    <a:xfrm>
+                      <a:off x="0" y="0"/>
+                      <a:ext cx="2811600" cy="1674164"/>
+                    </a:xfrm>
+                    <a:prstGeom prst="rect"/>
+                    <a:ln/>
+                  </pic:spPr>
+                </pic:pic>
+              </a:graphicData>
+            </a:graphic>
+          </wp:inline>
+        </w:drawing>
+      </w:r>
+      <w:r>
+        <w:rPr>
+          <w:rtl w:val="0"/>
+        </w:rPr>
+      </w:r>
+    </w:p>
+    <w:p>
+      <w:pPr>
+        <w:jc w:val="both"/>
+        <w:rPr>
+          <w:b w:val="1"/>
+          <w:bCs w:val="1"/>
         </w:rPr>
       </w:pPr>
       <w:r>
@@ -8655,8 +8890,8 @@
           <w:u w:val="single"/>
         </w:rPr>
       </w:pPr>
-      <w:bookmarkStart w:colFirst="0" w:colLast="0" w:name="_pn6atco7ep45" w:id="37"/>
-      <w:bookmarkEnd w:id="37"/>
+      <w:bookmarkStart w:colFirst="0" w:colLast="0" w:name="_pn6atco7ep45" w:id="35"/>
+      <w:bookmarkEnd w:id="35"/>
       <w:r>
         <w:rPr>
           <w:color w:val="1155cc"/>
@@ -8723,7 +8958,7 @@
         <w:keepLines w:val="0"/>
         <w:numPr>
           <w:ilvl w:val="0"/>
-          <w:numId w:val="20"/>
+          <w:numId w:val="21"/>
         </w:numPr>
         <w:spacing w:after="80" w:line="240" w:lineRule="auto"/>
         <w:ind w:left="720" w:hanging="360"/>
@@ -8733,8 +8968,8 @@
           <w:u w:val="none"/>
         </w:rPr>
       </w:pPr>
-      <w:bookmarkStart w:colFirst="0" w:colLast="0" w:name="_65lvlbs9fo67" w:id="38"/>
-      <w:bookmarkEnd w:id="38"/>
+      <w:bookmarkStart w:colFirst="0" w:colLast="0" w:name="_65lvlbs9fo67" w:id="36"/>
+      <w:bookmarkEnd w:id="36"/>
       <w:r>
         <w:rPr>
           <w:color w:val="bf9000"/>
@@ -8800,8 +9035,8 @@
           <w:szCs w:val="22"/>
         </w:rPr>
       </w:pPr>
-      <w:bookmarkStart w:colFirst="0" w:colLast="0" w:name="_j95dq984yn3e" w:id="39"/>
-      <w:bookmarkEnd w:id="39"/>
+      <w:bookmarkStart w:colFirst="0" w:colLast="0" w:name="_j95dq984yn3e" w:id="37"/>
+      <w:bookmarkEnd w:id="37"/>
       <w:r>
         <w:rPr>
           <w:b w:val="1"/>
@@ -9002,7 +9237,7 @@
         <w:keepLines w:val="0"/>
         <w:numPr>
           <w:ilvl w:val="0"/>
-          <w:numId w:val="20"/>
+          <w:numId w:val="21"/>
         </w:numPr>
         <w:spacing w:after="80" w:line="240" w:lineRule="auto"/>
         <w:ind w:left="720" w:hanging="360"/>
@@ -9012,8 +9247,8 @@
           <w:u w:val="none"/>
         </w:rPr>
       </w:pPr>
-      <w:bookmarkStart w:colFirst="0" w:colLast="0" w:name="_x6x51mwm4g39" w:id="40"/>
-      <w:bookmarkEnd w:id="40"/>
+      <w:bookmarkStart w:colFirst="0" w:colLast="0" w:name="_x6x51mwm4g39" w:id="38"/>
+      <w:bookmarkEnd w:id="38"/>
       <w:r>
         <w:rPr>
           <w:color w:val="bf9000"/>
@@ -9053,7 +9288,7 @@
       <w:pPr>
         <w:numPr>
           <w:ilvl w:val="0"/>
-          <w:numId w:val="42"/>
+          <w:numId w:val="46"/>
         </w:numPr>
         <w:spacing w:after="0" w:afterAutospacing="0" w:before="240" w:line="240" w:lineRule="auto"/>
         <w:ind w:left="720" w:hanging="360"/>
@@ -9071,7 +9306,7 @@
       <w:pPr>
         <w:numPr>
           <w:ilvl w:val="0"/>
-          <w:numId w:val="42"/>
+          <w:numId w:val="46"/>
         </w:numPr>
         <w:spacing w:after="240" w:before="0" w:beforeAutospacing="0" w:line="240" w:lineRule="auto"/>
         <w:ind w:left="720" w:hanging="360"/>
@@ -9107,8 +9342,8 @@
           <w:szCs w:val="22"/>
         </w:rPr>
       </w:pPr>
-      <w:bookmarkStart w:colFirst="0" w:colLast="0" w:name="_u53xkjn94n56" w:id="41"/>
-      <w:bookmarkEnd w:id="41"/>
+      <w:bookmarkStart w:colFirst="0" w:colLast="0" w:name="_u53xkjn94n56" w:id="39"/>
+      <w:bookmarkEnd w:id="39"/>
       <w:r>
         <w:rPr>
           <w:b w:val="1"/>
@@ -9153,7 +9388,7 @@
       <w:pPr>
         <w:numPr>
           <w:ilvl w:val="0"/>
-          <w:numId w:val="22"/>
+          <w:numId w:val="24"/>
         </w:numPr>
         <w:spacing w:after="240" w:before="240" w:line="240" w:lineRule="auto"/>
         <w:ind w:left="720" w:hanging="360"/>
@@ -9203,7 +9438,7 @@
         <w:keepLines w:val="0"/>
         <w:numPr>
           <w:ilvl w:val="0"/>
-          <w:numId w:val="20"/>
+          <w:numId w:val="21"/>
         </w:numPr>
         <w:spacing w:after="80" w:line="240" w:lineRule="auto"/>
         <w:ind w:left="720" w:hanging="360"/>
@@ -9212,8 +9447,8 @@
           <w:color w:val="bf9000"/>
         </w:rPr>
       </w:pPr>
-      <w:bookmarkStart w:colFirst="0" w:colLast="0" w:name="_et1bgmckweng" w:id="42"/>
-      <w:bookmarkEnd w:id="42"/>
+      <w:bookmarkStart w:colFirst="0" w:colLast="0" w:name="_et1bgmckweng" w:id="40"/>
+      <w:bookmarkEnd w:id="40"/>
       <w:r>
         <w:rPr>
           <w:color w:val="bf9000"/>
@@ -9242,8 +9477,8 @@
           <w:u w:val="single"/>
         </w:rPr>
       </w:pPr>
-      <w:bookmarkStart w:colFirst="0" w:colLast="0" w:name="_p75c7tgyc4h" w:id="43"/>
-      <w:bookmarkEnd w:id="43"/>
+      <w:bookmarkStart w:colFirst="0" w:colLast="0" w:name="_p75c7tgyc4h" w:id="41"/>
+      <w:bookmarkEnd w:id="41"/>
       <w:r>
         <w:rPr>
           <w:color w:val="38761d"/>
@@ -9273,7 +9508,7 @@
       <w:pPr>
         <w:numPr>
           <w:ilvl w:val="0"/>
-          <w:numId w:val="55"/>
+          <w:numId w:val="59"/>
         </w:numPr>
         <w:spacing w:after="0" w:afterAutospacing="0" w:before="240" w:line="240" w:lineRule="auto"/>
         <w:ind w:left="720" w:hanging="360"/>
@@ -9292,7 +9527,7 @@
       <w:pPr>
         <w:numPr>
           <w:ilvl w:val="0"/>
-          <w:numId w:val="55"/>
+          <w:numId w:val="59"/>
         </w:numPr>
         <w:spacing w:after="0" w:afterAutospacing="0" w:before="0" w:beforeAutospacing="0" w:line="240" w:lineRule="auto"/>
         <w:ind w:left="720" w:hanging="360"/>
@@ -9311,7 +9546,7 @@
       <w:pPr>
         <w:numPr>
           <w:ilvl w:val="0"/>
-          <w:numId w:val="55"/>
+          <w:numId w:val="59"/>
         </w:numPr>
         <w:spacing w:after="0" w:afterAutospacing="0" w:before="0" w:beforeAutospacing="0" w:line="240" w:lineRule="auto"/>
         <w:ind w:left="720" w:hanging="360"/>
@@ -9330,7 +9565,7 @@
       <w:pPr>
         <w:numPr>
           <w:ilvl w:val="0"/>
-          <w:numId w:val="55"/>
+          <w:numId w:val="59"/>
         </w:numPr>
         <w:spacing w:after="240" w:before="0" w:beforeAutospacing="0" w:line="240" w:lineRule="auto"/>
         <w:ind w:left="720" w:hanging="360"/>
@@ -9375,7 +9610,7 @@
       <w:pPr>
         <w:numPr>
           <w:ilvl w:val="0"/>
-          <w:numId w:val="46"/>
+          <w:numId w:val="50"/>
         </w:numPr>
         <w:spacing w:after="0" w:afterAutospacing="0" w:before="240" w:line="240" w:lineRule="auto"/>
         <w:ind w:left="720" w:hanging="360"/>
@@ -9394,7 +9629,7 @@
       <w:pPr>
         <w:numPr>
           <w:ilvl w:val="0"/>
-          <w:numId w:val="46"/>
+          <w:numId w:val="50"/>
         </w:numPr>
         <w:spacing w:after="0" w:afterAutospacing="0" w:before="0" w:beforeAutospacing="0" w:line="240" w:lineRule="auto"/>
         <w:ind w:left="720" w:hanging="360"/>
@@ -9413,7 +9648,7 @@
       <w:pPr>
         <w:numPr>
           <w:ilvl w:val="0"/>
-          <w:numId w:val="46"/>
+          <w:numId w:val="50"/>
         </w:numPr>
         <w:spacing w:after="240" w:before="0" w:beforeAutospacing="0" w:line="240" w:lineRule="auto"/>
         <w:ind w:left="720" w:hanging="360"/>
@@ -9494,8 +9729,8 @@
           <w:u w:val="single"/>
         </w:rPr>
       </w:pPr>
-      <w:bookmarkStart w:colFirst="0" w:colLast="0" w:name="_bfwt2fy81ufq" w:id="44"/>
-      <w:bookmarkEnd w:id="44"/>
+      <w:bookmarkStart w:colFirst="0" w:colLast="0" w:name="_bfwt2fy81ufq" w:id="42"/>
+      <w:bookmarkEnd w:id="42"/>
       <w:r>
         <w:rPr>
           <w:color w:val="38761d"/>
@@ -9514,7 +9749,7 @@
         <w:keepLines w:val="0"/>
         <w:numPr>
           <w:ilvl w:val="0"/>
-          <w:numId w:val="19"/>
+          <w:numId w:val="20"/>
         </w:numPr>
         <w:spacing w:before="280" w:line="240" w:lineRule="auto"/>
         <w:ind w:left="720" w:hanging="360"/>
@@ -9527,8 +9762,8 @@
           <w:szCs w:val="22"/>
         </w:rPr>
       </w:pPr>
-      <w:bookmarkStart w:colFirst="0" w:colLast="0" w:name="_xvoyn1978ea9" w:id="45"/>
-      <w:bookmarkEnd w:id="45"/>
+      <w:bookmarkStart w:colFirst="0" w:colLast="0" w:name="_xvoyn1978ea9" w:id="43"/>
+      <w:bookmarkEnd w:id="43"/>
       <w:r>
         <w:rPr>
           <w:b w:val="1"/>
@@ -9632,7 +9867,7 @@
         <w:keepLines w:val="0"/>
         <w:numPr>
           <w:ilvl w:val="0"/>
-          <w:numId w:val="19"/>
+          <w:numId w:val="20"/>
         </w:numPr>
         <w:spacing w:before="280" w:line="240" w:lineRule="auto"/>
         <w:ind w:left="720" w:hanging="360"/>
@@ -9645,8 +9880,8 @@
           <w:szCs w:val="22"/>
         </w:rPr>
       </w:pPr>
-      <w:bookmarkStart w:colFirst="0" w:colLast="0" w:name="_ayionkf15gl0" w:id="46"/>
-      <w:bookmarkEnd w:id="46"/>
+      <w:bookmarkStart w:colFirst="0" w:colLast="0" w:name="_ayionkf15gl0" w:id="44"/>
+      <w:bookmarkEnd w:id="44"/>
       <w:r>
         <w:rPr>
           <w:b w:val="1"/>
@@ -9692,7 +9927,7 @@
         <w:keepLines w:val="0"/>
         <w:numPr>
           <w:ilvl w:val="0"/>
-          <w:numId w:val="19"/>
+          <w:numId w:val="20"/>
         </w:numPr>
         <w:spacing w:before="280" w:line="240" w:lineRule="auto"/>
         <w:ind w:left="720" w:hanging="360"/>
@@ -9705,8 +9940,8 @@
           <w:szCs w:val="22"/>
         </w:rPr>
       </w:pPr>
-      <w:bookmarkStart w:colFirst="0" w:colLast="0" w:name="_hqft819jgh2g" w:id="47"/>
-      <w:bookmarkEnd w:id="47"/>
+      <w:bookmarkStart w:colFirst="0" w:colLast="0" w:name="_hqft819jgh2g" w:id="45"/>
+      <w:bookmarkEnd w:id="45"/>
       <w:r>
         <w:rPr>
           <w:b w:val="1"/>
@@ -9750,7 +9985,7 @@
       <w:pPr>
         <w:numPr>
           <w:ilvl w:val="0"/>
-          <w:numId w:val="28"/>
+          <w:numId w:val="31"/>
         </w:numPr>
         <w:spacing w:after="0" w:afterAutospacing="0" w:before="240" w:line="240" w:lineRule="auto"/>
         <w:ind w:left="720" w:hanging="360"/>
@@ -9768,7 +10003,7 @@
       <w:pPr>
         <w:numPr>
           <w:ilvl w:val="0"/>
-          <w:numId w:val="28"/>
+          <w:numId w:val="31"/>
         </w:numPr>
         <w:spacing w:after="240" w:before="0" w:beforeAutospacing="0" w:line="240" w:lineRule="auto"/>
         <w:ind w:left="720" w:hanging="360"/>
@@ -9830,7 +10065,7 @@
         <w:keepLines w:val="0"/>
         <w:numPr>
           <w:ilvl w:val="0"/>
-          <w:numId w:val="19"/>
+          <w:numId w:val="20"/>
         </w:numPr>
         <w:spacing w:before="280" w:line="240" w:lineRule="auto"/>
         <w:ind w:left="720" w:hanging="360"/>
@@ -9843,8 +10078,8 @@
           <w:szCs w:val="22"/>
         </w:rPr>
       </w:pPr>
-      <w:bookmarkStart w:colFirst="0" w:colLast="0" w:name="_f8zj7o3qgz72" w:id="48"/>
-      <w:bookmarkEnd w:id="48"/>
+      <w:bookmarkStart w:colFirst="0" w:colLast="0" w:name="_f8zj7o3qgz72" w:id="46"/>
+      <w:bookmarkEnd w:id="46"/>
       <w:r>
         <w:rPr>
           <w:b w:val="1"/>
@@ -9990,7 +10225,7 @@
         <w:keepLines w:val="0"/>
         <w:numPr>
           <w:ilvl w:val="0"/>
-          <w:numId w:val="19"/>
+          <w:numId w:val="20"/>
         </w:numPr>
         <w:spacing w:before="280" w:line="240" w:lineRule="auto"/>
         <w:ind w:left="720" w:hanging="360"/>
@@ -10003,8 +10238,8 @@
           <w:szCs w:val="22"/>
         </w:rPr>
       </w:pPr>
-      <w:bookmarkStart w:colFirst="0" w:colLast="0" w:name="_zij4sjszbhhf" w:id="49"/>
-      <w:bookmarkEnd w:id="49"/>
+      <w:bookmarkStart w:colFirst="0" w:colLast="0" w:name="_zij4sjszbhhf" w:id="47"/>
+      <w:bookmarkEnd w:id="47"/>
       <w:r>
         <w:rPr>
           <w:b w:val="1"/>
@@ -10074,7 +10309,7 @@
       <w:pPr>
         <w:numPr>
           <w:ilvl w:val="0"/>
-          <w:numId w:val="21"/>
+          <w:numId w:val="22"/>
         </w:numPr>
         <w:spacing w:after="240" w:before="240" w:line="240" w:lineRule="auto"/>
         <w:ind w:left="720" w:hanging="360"/>
@@ -10109,7 +10344,7 @@
         <w:keepLines w:val="0"/>
         <w:numPr>
           <w:ilvl w:val="0"/>
-          <w:numId w:val="19"/>
+          <w:numId w:val="20"/>
         </w:numPr>
         <w:spacing w:before="280" w:line="240" w:lineRule="auto"/>
         <w:ind w:left="720" w:hanging="360"/>
@@ -10122,8 +10357,8 @@
           <w:szCs w:val="22"/>
         </w:rPr>
       </w:pPr>
-      <w:bookmarkStart w:colFirst="0" w:colLast="0" w:name="_qd2kdmfnxanb" w:id="50"/>
-      <w:bookmarkEnd w:id="50"/>
+      <w:bookmarkStart w:colFirst="0" w:colLast="0" w:name="_qd2kdmfnxanb" w:id="48"/>
+      <w:bookmarkEnd w:id="48"/>
       <w:r>
         <w:rPr>
           <w:b w:val="1"/>
@@ -10195,7 +10430,7 @@
         <w:keepLines w:val="0"/>
         <w:numPr>
           <w:ilvl w:val="0"/>
-          <w:numId w:val="19"/>
+          <w:numId w:val="20"/>
         </w:numPr>
         <w:spacing w:before="280" w:line="240" w:lineRule="auto"/>
         <w:ind w:left="720" w:hanging="360"/>
@@ -10208,8 +10443,8 @@
           <w:szCs w:val="22"/>
         </w:rPr>
       </w:pPr>
-      <w:bookmarkStart w:colFirst="0" w:colLast="0" w:name="_f5nh7w1j89n4" w:id="51"/>
-      <w:bookmarkEnd w:id="51"/>
+      <w:bookmarkStart w:colFirst="0" w:colLast="0" w:name="_f5nh7w1j89n4" w:id="49"/>
+      <w:bookmarkEnd w:id="49"/>
       <w:r>
         <w:rPr>
           <w:b w:val="1"/>
@@ -10255,7 +10490,7 @@
         <w:keepLines w:val="0"/>
         <w:numPr>
           <w:ilvl w:val="0"/>
-          <w:numId w:val="19"/>
+          <w:numId w:val="20"/>
         </w:numPr>
         <w:spacing w:before="280" w:line="240" w:lineRule="auto"/>
         <w:ind w:left="720" w:hanging="360"/>
@@ -10267,8 +10502,8 @@
           <w:szCs w:val="22"/>
         </w:rPr>
       </w:pPr>
-      <w:bookmarkStart w:colFirst="0" w:colLast="0" w:name="_v00dvf1mfsbl" w:id="52"/>
-      <w:bookmarkEnd w:id="52"/>
+      <w:bookmarkStart w:colFirst="0" w:colLast="0" w:name="_v00dvf1mfsbl" w:id="50"/>
+      <w:bookmarkEnd w:id="50"/>
       <w:r>
         <w:rPr>
           <w:b w:val="1"/>
@@ -10340,16 +10575,16 @@
           <wp:inline distB="114300" distT="114300" distL="114300" distR="114300">
             <wp:extent cx="5734050" cy="3073177"/>
             <wp:effectExtent b="0" l="0" r="0" t="0"/>
-            <wp:docPr id="21" name="image16.png"/>
+            <wp:docPr id="37" name="image27.png"/>
             <a:graphic>
               <a:graphicData uri="http://schemas.openxmlformats.org/drawingml/2006/picture">
                 <pic:pic>
                   <pic:nvPicPr>
-                    <pic:cNvPr id="0" name="image16.png"/>
+                    <pic:cNvPr id="0" name="image27.png"/>
                     <pic:cNvPicPr preferRelativeResize="0"/>
                   </pic:nvPicPr>
                   <pic:blipFill>
-                    <a:blip r:embed="rId30"/>
+                    <a:blip r:embed="rId50"/>
                     <a:srcRect b="0" l="0" r="0" t="0"/>
                     <a:stretch>
                       <a:fillRect/>
@@ -10389,8 +10624,8 @@
           <w:szCs w:val="26"/>
         </w:rPr>
       </w:pPr>
-      <w:bookmarkStart w:colFirst="0" w:colLast="0" w:name="_uoa6ws3bwzdu" w:id="53"/>
-      <w:bookmarkEnd w:id="53"/>
+      <w:bookmarkStart w:colFirst="0" w:colLast="0" w:name="_uoa6ws3bwzdu" w:id="51"/>
+      <w:bookmarkEnd w:id="51"/>
       <w:r>
         <w:rPr>
           <w:rtl w:val="0"/>
@@ -10405,8 +10640,8 @@
         <w:spacing w:before="280" w:lineRule="auto"/>
         <w:rPr/>
       </w:pPr>
-      <w:bookmarkStart w:colFirst="0" w:colLast="0" w:name="_c6dqzbjugqdw" w:id="54"/>
-      <w:bookmarkEnd w:id="54"/>
+      <w:bookmarkStart w:colFirst="0" w:colLast="0" w:name="_c6dqzbjugqdw" w:id="52"/>
+      <w:bookmarkEnd w:id="52"/>
       <w:r>
         <w:rPr>
           <w:color w:val="bf9000"/>
@@ -10479,6 +10714,283 @@
           <w:rtl w:val="0"/>
         </w:rPr>
         <w:t xml:space="preserve"> are used:</w:t>
+      </w:r>
+    </w:p>
+    <w:p>
+      <w:pPr>
+        <w:numPr>
+          <w:ilvl w:val="0"/>
+          <w:numId w:val="39"/>
+        </w:numPr>
+        <w:spacing w:after="0" w:afterAutospacing="0" w:before="240" w:line="240" w:lineRule="auto"/>
+        <w:ind w:left="720" w:hanging="360"/>
+      </w:pPr>
+      <w:r>
+        <w:rPr>
+          <w:rtl w:val="0"/>
+        </w:rPr>
+        <w:t xml:space="preserve">a </w:t>
+      </w:r>
+      <w:r>
+        <w:rPr>
+          <w:b w:val="1"/>
+          <w:bCs w:val="1"/>
+          <w:rtl w:val="0"/>
+        </w:rPr>
+        <w:t xml:space="preserve">small M</w:t>
+      </w:r>
+      <w:r>
+        <w:rPr>
+          <w:rtl w:val="0"/>
+        </w:rPr>
+        <w:t xml:space="preserve"> for fast evaluation during the genetic algorithm</w:t>
+        <w:br w:type="textWrapping"/>
+      </w:r>
+    </w:p>
+    <w:p>
+      <w:pPr>
+        <w:numPr>
+          <w:ilvl w:val="0"/>
+          <w:numId w:val="39"/>
+        </w:numPr>
+        <w:spacing w:after="240" w:before="0" w:beforeAutospacing="0" w:line="240" w:lineRule="auto"/>
+        <w:ind w:left="720" w:hanging="360"/>
+      </w:pPr>
+      <w:r>
+        <w:rPr>
+          <w:rtl w:val="0"/>
+        </w:rPr>
+        <w:t xml:space="preserve">a </w:t>
+      </w:r>
+      <w:r>
+        <w:rPr>
+          <w:b w:val="1"/>
+          <w:bCs w:val="1"/>
+          <w:rtl w:val="0"/>
+        </w:rPr>
+        <w:t xml:space="preserve">large M</w:t>
+      </w:r>
+      <w:r>
+        <w:rPr>
+          <w:rtl w:val="0"/>
+        </w:rPr>
+        <w:t xml:space="preserve"> for accurate validation of promising solutions</w:t>
+        <w:br w:type="textWrapping"/>
+      </w:r>
+    </w:p>
+    <w:p>
+      <w:pPr>
+        <w:pStyle w:val="Heading4"/>
+        <w:keepNext w:val="0"/>
+        <w:keepLines w:val="0"/>
+        <w:spacing w:after="40" w:before="240" w:line="240" w:lineRule="auto"/>
+        <w:jc w:val="center"/>
+        <w:rPr>
+          <w:b w:val="1"/>
+          <w:bCs w:val="1"/>
+          <w:color w:val="000000"/>
+          <w:sz w:val="22"/>
+          <w:szCs w:val="22"/>
+        </w:rPr>
+      </w:pPr>
+      <w:bookmarkStart w:colFirst="0" w:colLast="0" w:name="_ngv2mu9bvp1a" w:id="53"/>
+      <w:bookmarkEnd w:id="53"/>
+      <w:r>
+        <w:rPr>
+          <w:color w:val="38761d"/>
+          <w:sz w:val="22"/>
+          <w:szCs w:val="22"/>
+          <w:u w:val="single"/>
+          <w:rtl w:val="0"/>
+        </w:rPr>
+        <w:t xml:space="preserve">Fast evaluation (small M)</w:t>
+      </w:r>
+      <w:r>
+        <w:rPr>
+          <w:rtl w:val="0"/>
+        </w:rPr>
+      </w:r>
+    </w:p>
+    <w:p>
+      <w:pPr>
+        <w:spacing w:after="240" w:before="240" w:line="240" w:lineRule="auto"/>
+        <w:rPr/>
+      </w:pPr>
+      <w:r>
+        <w:rPr>
+          <w:rtl w:val="0"/>
+        </w:rPr>
+        <w:t xml:space="preserve">During the optimization process, each candidate solution must be evaluated many times.</w:t>
+        <w:br w:type="textWrapping"/>
+        <w:t xml:space="preserve"> Using a large number of simulations would make the algorithm extremely slow.</w:t>
+      </w:r>
+    </w:p>
+    <w:p>
+      <w:pPr>
+        <w:spacing w:after="240" w:before="240" w:line="240" w:lineRule="auto"/>
+        <w:rPr/>
+      </w:pPr>
+      <w:r>
+        <w:rPr>
+          <w:rtl w:val="0"/>
+        </w:rPr>
+        <w:t xml:space="preserve">Therefore, we use a </w:t>
+      </w:r>
+      <w:r>
+        <w:rPr>
+          <w:b w:val="1"/>
+          <w:bCs w:val="1"/>
+          <w:rtl w:val="0"/>
+        </w:rPr>
+        <w:t xml:space="preserve">small number of simulations</w:t>
+      </w:r>
+      <w:r>
+        <w:rPr>
+          <w:rtl w:val="0"/>
+        </w:rPr>
+        <w:t xml:space="preserve"> to obtain a quick approximation of the cost.</w:t>
+      </w:r>
+    </w:p>
+    <w:p>
+      <w:pPr>
+        <w:spacing w:after="240" w:before="240" w:line="240" w:lineRule="auto"/>
+        <w:rPr/>
+      </w:pPr>
+      <w:r>
+        <w:rPr>
+          <w:rtl w:val="0"/>
+        </w:rPr>
+        <w:t xml:space="preserve">This makes the search much faster, although the estimate is noisier.</w:t>
+      </w:r>
+    </w:p>
+    <w:p>
+      <w:pPr>
+        <w:pStyle w:val="Heading4"/>
+        <w:keepNext w:val="0"/>
+        <w:keepLines w:val="0"/>
+        <w:spacing w:after="40" w:before="240" w:line="240" w:lineRule="auto"/>
+        <w:jc w:val="center"/>
+        <w:rPr>
+          <w:b w:val="1"/>
+          <w:bCs w:val="1"/>
+          <w:color w:val="000000"/>
+          <w:sz w:val="22"/>
+          <w:szCs w:val="22"/>
+        </w:rPr>
+      </w:pPr>
+      <w:bookmarkStart w:colFirst="0" w:colLast="0" w:name="_x1jk6b5fawd3" w:id="54"/>
+      <w:bookmarkEnd w:id="54"/>
+      <w:r>
+        <w:rPr>
+          <w:color w:val="38761d"/>
+          <w:sz w:val="22"/>
+          <w:szCs w:val="22"/>
+          <w:u w:val="single"/>
+          <w:rtl w:val="0"/>
+        </w:rPr>
+        <w:t xml:space="preserve">Validation evaluation (large M)</w:t>
+      </w:r>
+      <w:r>
+        <w:rPr>
+          <w:rtl w:val="0"/>
+        </w:rPr>
+      </w:r>
+    </w:p>
+    <w:p>
+      <w:pPr>
+        <w:spacing w:after="240" w:before="240" w:line="240" w:lineRule="auto"/>
+        <w:rPr/>
+      </w:pPr>
+      <w:r>
+        <w:rPr>
+          <w:rtl w:val="0"/>
+        </w:rPr>
+        <w:t xml:space="preserve">Once good candidate solutions are found, we re-evaluate them using a </w:t>
+      </w:r>
+      <w:r>
+        <w:rPr>
+          <w:b w:val="1"/>
+          <w:bCs w:val="1"/>
+          <w:rtl w:val="0"/>
+        </w:rPr>
+        <w:t xml:space="preserve">larger number of simulations</w:t>
+      </w:r>
+      <w:r>
+        <w:rPr>
+          <w:rtl w:val="0"/>
+        </w:rPr>
+        <w:t xml:space="preserve">.</w:t>
+      </w:r>
+    </w:p>
+    <w:p>
+      <w:pPr>
+        <w:spacing w:after="240" w:before="240" w:line="240" w:lineRule="auto"/>
+        <w:rPr/>
+      </w:pPr>
+      <w:r>
+        <w:rPr>
+          <w:rtl w:val="0"/>
+        </w:rPr>
+        <w:t xml:space="preserve">This provides a much more accurate estimate of the expected cost.</w:t>
+      </w:r>
+    </w:p>
+    <w:p>
+      <w:pPr>
+        <w:pStyle w:val="Heading4"/>
+        <w:keepNext w:val="0"/>
+        <w:keepLines w:val="0"/>
+        <w:spacing w:after="40" w:before="240" w:line="240" w:lineRule="auto"/>
+        <w:jc w:val="center"/>
+        <w:rPr>
+          <w:b w:val="1"/>
+          <w:bCs w:val="1"/>
+          <w:color w:val="000000"/>
+          <w:sz w:val="22"/>
+          <w:szCs w:val="22"/>
+        </w:rPr>
+      </w:pPr>
+      <w:bookmarkStart w:colFirst="0" w:colLast="0" w:name="_vrth177kdkfg" w:id="55"/>
+      <w:bookmarkEnd w:id="55"/>
+      <w:r>
+        <w:rPr>
+          <w:color w:val="38761d"/>
+          <w:sz w:val="22"/>
+          <w:szCs w:val="22"/>
+          <w:u w:val="single"/>
+          <w:rtl w:val="0"/>
+        </w:rPr>
+        <w:t xml:space="preserve">Why this two-stage approach?</w:t>
+      </w:r>
+      <w:r>
+        <w:rPr>
+          <w:rtl w:val="0"/>
+        </w:rPr>
+      </w:r>
+    </w:p>
+    <w:p>
+      <w:pPr>
+        <w:spacing w:after="240" w:before="240" w:line="240" w:lineRule="auto"/>
+        <w:rPr/>
+      </w:pPr>
+      <w:r>
+        <w:rPr>
+          <w:rtl w:val="0"/>
+        </w:rPr>
+        <w:t xml:space="preserve">This strategy balances </w:t>
+      </w:r>
+      <w:r>
+        <w:rPr>
+          <w:b w:val="1"/>
+          <w:bCs w:val="1"/>
+          <w:rtl w:val="0"/>
+        </w:rPr>
+        <w:t xml:space="preserve">speed and accuracy</w:t>
+      </w:r>
+      <w:r>
+        <w:rPr>
+          <w:rtl w:val="0"/>
+        </w:rPr>
+        <w:t xml:space="preserve">:</w:t>
       </w:r>
     </w:p>
     <w:p>
@@ -10492,23 +11004,10 @@
       </w:pPr>
       <w:r>
         <w:rPr>
-          <w:rtl w:val="0"/>
-        </w:rPr>
-        <w:t xml:space="preserve">a </w:t>
-      </w:r>
-      <w:r>
-        <w:rPr>
-          <w:b w:val="1"/>
-          <w:bCs w:val="1"/>
-          <w:rtl w:val="0"/>
-        </w:rPr>
-        <w:t xml:space="preserve">small M</w:t>
-      </w:r>
-      <w:r>
-        <w:rPr>
-          <w:rtl w:val="0"/>
-        </w:rPr>
-        <w:t xml:space="preserve"> for fast evaluation during the genetic algorithm</w:t>
+          <w:rFonts w:ascii="Arial Unicode MS" w:cs="Arial Unicode MS" w:eastAsia="Arial Unicode MS" w:hAnsi="Arial Unicode MS"/>
+          <w:rtl w:val="0"/>
+        </w:rPr>
+        <w:t xml:space="preserve">small M → fast exploration of the parameter space</w:t>
         <w:br w:type="textWrapping"/>
       </w:r>
     </w:p>
@@ -10523,9 +11022,39 @@
       </w:pPr>
       <w:r>
         <w:rPr>
-          <w:rtl w:val="0"/>
-        </w:rPr>
-        <w:t xml:space="preserve">a </w:t>
+          <w:rFonts w:ascii="Arial Unicode MS" w:cs="Arial Unicode MS" w:eastAsia="Arial Unicode MS" w:hAnsi="Arial Unicode MS"/>
+          <w:rtl w:val="0"/>
+        </w:rPr>
+        <w:t xml:space="preserve">large M → reliable comparison between the best candidates</w:t>
+        <w:br w:type="textWrapping"/>
+      </w:r>
+    </w:p>
+    <w:p>
+      <w:pPr>
+        <w:spacing w:after="240" w:before="240" w:line="240" w:lineRule="auto"/>
+        <w:rPr/>
+      </w:pPr>
+      <w:r>
+        <w:rPr>
+          <w:rtl w:val="0"/>
+        </w:rPr>
+        <w:t xml:space="preserve">Without this approach, the algorithm would either:</w:t>
+      </w:r>
+    </w:p>
+    <w:p>
+      <w:pPr>
+        <w:numPr>
+          <w:ilvl w:val="0"/>
+          <w:numId w:val="53"/>
+        </w:numPr>
+        <w:spacing w:after="0" w:afterAutospacing="0" w:before="240" w:line="240" w:lineRule="auto"/>
+        <w:ind w:left="720" w:hanging="360"/>
+      </w:pPr>
+      <w:r>
+        <w:rPr>
+          <w:rtl w:val="0"/>
+        </w:rPr>
+        <w:t xml:space="preserve">be </w:t>
       </w:r>
       <w:r>
         <w:rPr>
@@ -10533,315 +11062,21 @@
           <w:bCs w:val="1"/>
           <w:rtl w:val="0"/>
         </w:rPr>
-        <w:t xml:space="preserve">large M</w:t>
-      </w:r>
-      <w:r>
-        <w:rPr>
-          <w:rtl w:val="0"/>
-        </w:rPr>
-        <w:t xml:space="preserve"> for accurate validation of promising solutions</w:t>
+        <w:t xml:space="preserve">too slow</w:t>
+      </w:r>
+      <w:r>
+        <w:rPr>
+          <w:rtl w:val="0"/>
+        </w:rPr>
+        <w:t xml:space="preserve"> (if we always used large M), or</w:t>
         <w:br w:type="textWrapping"/>
-      </w:r>
-    </w:p>
-    <w:p>
-      <w:pPr>
-        <w:pStyle w:val="Heading4"/>
-        <w:keepNext w:val="0"/>
-        <w:keepLines w:val="0"/>
-        <w:spacing w:after="40" w:before="240" w:line="240" w:lineRule="auto"/>
-        <w:jc w:val="center"/>
-        <w:rPr>
-          <w:b w:val="1"/>
-          <w:bCs w:val="1"/>
-          <w:color w:val="000000"/>
-          <w:sz w:val="22"/>
-          <w:szCs w:val="22"/>
-        </w:rPr>
-      </w:pPr>
-      <w:bookmarkStart w:colFirst="0" w:colLast="0" w:name="_ngv2mu9bvp1a" w:id="55"/>
-      <w:bookmarkEnd w:id="55"/>
-      <w:r>
-        <w:rPr>
-          <w:color w:val="38761d"/>
-          <w:sz w:val="22"/>
-          <w:szCs w:val="22"/>
-          <w:u w:val="single"/>
-          <w:rtl w:val="0"/>
-        </w:rPr>
-        <w:t xml:space="preserve">Fast evaluation (small M)</w:t>
-      </w:r>
-      <w:r>
-        <w:rPr>
-          <w:rtl w:val="0"/>
-        </w:rPr>
-      </w:r>
-    </w:p>
-    <w:p>
-      <w:pPr>
-        <w:spacing w:after="240" w:before="240" w:line="240" w:lineRule="auto"/>
-        <w:rPr/>
-      </w:pPr>
-      <w:r>
-        <w:rPr>
-          <w:rtl w:val="0"/>
-        </w:rPr>
-        <w:t xml:space="preserve">During the optimization process, each candidate solution must be evaluated many times.</w:t>
-        <w:br w:type="textWrapping"/>
-        <w:t xml:space="preserve"> Using a large number of simulations would make the algorithm extremely slow.</w:t>
-      </w:r>
-    </w:p>
-    <w:p>
-      <w:pPr>
-        <w:spacing w:after="240" w:before="240" w:line="240" w:lineRule="auto"/>
-        <w:rPr/>
-      </w:pPr>
-      <w:r>
-        <w:rPr>
-          <w:rtl w:val="0"/>
-        </w:rPr>
-        <w:t xml:space="preserve">Therefore, we use a </w:t>
-      </w:r>
-      <w:r>
-        <w:rPr>
-          <w:b w:val="1"/>
-          <w:bCs w:val="1"/>
-          <w:rtl w:val="0"/>
-        </w:rPr>
-        <w:t xml:space="preserve">small number of simulations</w:t>
-      </w:r>
-      <w:r>
-        <w:rPr>
-          <w:rtl w:val="0"/>
-        </w:rPr>
-        <w:t xml:space="preserve"> to obtain a quick approximation of the cost.</w:t>
-      </w:r>
-    </w:p>
-    <w:p>
-      <w:pPr>
-        <w:spacing w:after="240" w:before="240" w:line="240" w:lineRule="auto"/>
-        <w:rPr/>
-      </w:pPr>
-      <w:r>
-        <w:rPr>
-          <w:rtl w:val="0"/>
-        </w:rPr>
-        <w:t xml:space="preserve">This makes the search much faster, although the estimate is noisier.</w:t>
-      </w:r>
-    </w:p>
-    <w:p>
-      <w:pPr>
-        <w:pStyle w:val="Heading4"/>
-        <w:keepNext w:val="0"/>
-        <w:keepLines w:val="0"/>
-        <w:spacing w:after="40" w:before="240" w:line="240" w:lineRule="auto"/>
-        <w:jc w:val="center"/>
-        <w:rPr>
-          <w:b w:val="1"/>
-          <w:bCs w:val="1"/>
-          <w:color w:val="000000"/>
-          <w:sz w:val="22"/>
-          <w:szCs w:val="22"/>
-        </w:rPr>
-      </w:pPr>
-      <w:bookmarkStart w:colFirst="0" w:colLast="0" w:name="_x1jk6b5fawd3" w:id="56"/>
-      <w:bookmarkEnd w:id="56"/>
-      <w:r>
-        <w:rPr>
-          <w:color w:val="38761d"/>
-          <w:sz w:val="22"/>
-          <w:szCs w:val="22"/>
-          <w:u w:val="single"/>
-          <w:rtl w:val="0"/>
-        </w:rPr>
-        <w:t xml:space="preserve">Validation evaluation (large M)</w:t>
-      </w:r>
-      <w:r>
-        <w:rPr>
-          <w:rtl w:val="0"/>
-        </w:rPr>
-      </w:r>
-    </w:p>
-    <w:p>
-      <w:pPr>
-        <w:spacing w:after="240" w:before="240" w:line="240" w:lineRule="auto"/>
-        <w:rPr/>
-      </w:pPr>
-      <w:r>
-        <w:rPr>
-          <w:rtl w:val="0"/>
-        </w:rPr>
-        <w:t xml:space="preserve">Once good candidate solutions are found, we re-evaluate them using a </w:t>
-      </w:r>
-      <w:r>
-        <w:rPr>
-          <w:b w:val="1"/>
-          <w:bCs w:val="1"/>
-          <w:rtl w:val="0"/>
-        </w:rPr>
-        <w:t xml:space="preserve">larger number of simulations</w:t>
-      </w:r>
-      <w:r>
-        <w:rPr>
-          <w:rtl w:val="0"/>
-        </w:rPr>
-        <w:t xml:space="preserve">.</w:t>
-      </w:r>
-    </w:p>
-    <w:p>
-      <w:pPr>
-        <w:spacing w:after="240" w:before="240" w:line="240" w:lineRule="auto"/>
-        <w:rPr/>
-      </w:pPr>
-      <w:r>
-        <w:rPr>
-          <w:rtl w:val="0"/>
-        </w:rPr>
-        <w:t xml:space="preserve">This provides a much more accurate estimate of the expected cost.</w:t>
-      </w:r>
-    </w:p>
-    <w:p>
-      <w:pPr>
-        <w:pStyle w:val="Heading4"/>
-        <w:keepNext w:val="0"/>
-        <w:keepLines w:val="0"/>
-        <w:spacing w:after="40" w:before="240" w:line="240" w:lineRule="auto"/>
-        <w:jc w:val="center"/>
-        <w:rPr>
-          <w:b w:val="1"/>
-          <w:bCs w:val="1"/>
-          <w:color w:val="000000"/>
-          <w:sz w:val="22"/>
-          <w:szCs w:val="22"/>
-        </w:rPr>
-      </w:pPr>
-      <w:bookmarkStart w:colFirst="0" w:colLast="0" w:name="_vrth177kdkfg" w:id="57"/>
-      <w:bookmarkEnd w:id="57"/>
-      <w:r>
-        <w:rPr>
-          <w:color w:val="38761d"/>
-          <w:sz w:val="22"/>
-          <w:szCs w:val="22"/>
-          <w:u w:val="single"/>
-          <w:rtl w:val="0"/>
-        </w:rPr>
-        <w:t xml:space="preserve">Why this two-stage approach?</w:t>
-      </w:r>
-      <w:r>
-        <w:rPr>
-          <w:rtl w:val="0"/>
-        </w:rPr>
-      </w:r>
-    </w:p>
-    <w:p>
-      <w:pPr>
-        <w:spacing w:after="240" w:before="240" w:line="240" w:lineRule="auto"/>
-        <w:rPr/>
-      </w:pPr>
-      <w:r>
-        <w:rPr>
-          <w:rtl w:val="0"/>
-        </w:rPr>
-        <w:t xml:space="preserve">This strategy balances </w:t>
-      </w:r>
-      <w:r>
-        <w:rPr>
-          <w:b w:val="1"/>
-          <w:bCs w:val="1"/>
-          <w:rtl w:val="0"/>
-        </w:rPr>
-        <w:t xml:space="preserve">speed and accuracy</w:t>
-      </w:r>
-      <w:r>
-        <w:rPr>
-          <w:rtl w:val="0"/>
-        </w:rPr>
-        <w:t xml:space="preserve">:</w:t>
       </w:r>
     </w:p>
     <w:p>
       <w:pPr>
         <w:numPr>
           <w:ilvl w:val="0"/>
-          <w:numId w:val="33"/>
-        </w:numPr>
-        <w:spacing w:after="0" w:afterAutospacing="0" w:before="240" w:line="240" w:lineRule="auto"/>
-        <w:ind w:left="720" w:hanging="360"/>
-      </w:pPr>
-      <w:r>
-        <w:rPr>
-          <w:rFonts w:ascii="Arial Unicode MS" w:cs="Arial Unicode MS" w:eastAsia="Arial Unicode MS" w:hAnsi="Arial Unicode MS"/>
-          <w:rtl w:val="0"/>
-        </w:rPr>
-        <w:t xml:space="preserve">small M → fast exploration of the parameter space</w:t>
-        <w:br w:type="textWrapping"/>
-      </w:r>
-    </w:p>
-    <w:p>
-      <w:pPr>
-        <w:numPr>
-          <w:ilvl w:val="0"/>
-          <w:numId w:val="33"/>
-        </w:numPr>
-        <w:spacing w:after="240" w:before="0" w:beforeAutospacing="0" w:line="240" w:lineRule="auto"/>
-        <w:ind w:left="720" w:hanging="360"/>
-      </w:pPr>
-      <w:r>
-        <w:rPr>
-          <w:rFonts w:ascii="Arial Unicode MS" w:cs="Arial Unicode MS" w:eastAsia="Arial Unicode MS" w:hAnsi="Arial Unicode MS"/>
-          <w:rtl w:val="0"/>
-        </w:rPr>
-        <w:t xml:space="preserve">large M → reliable comparison between the best candidates</w:t>
-        <w:br w:type="textWrapping"/>
-      </w:r>
-    </w:p>
-    <w:p>
-      <w:pPr>
-        <w:spacing w:after="240" w:before="240" w:line="240" w:lineRule="auto"/>
-        <w:rPr/>
-      </w:pPr>
-      <w:r>
-        <w:rPr>
-          <w:rtl w:val="0"/>
-        </w:rPr>
-        <w:t xml:space="preserve">Without this approach, the algorithm would either:</w:t>
-      </w:r>
-    </w:p>
-    <w:p>
-      <w:pPr>
-        <w:numPr>
-          <w:ilvl w:val="0"/>
-          <w:numId w:val="49"/>
-        </w:numPr>
-        <w:spacing w:after="0" w:afterAutospacing="0" w:before="240" w:line="240" w:lineRule="auto"/>
-        <w:ind w:left="720" w:hanging="360"/>
-      </w:pPr>
-      <w:r>
-        <w:rPr>
-          <w:rtl w:val="0"/>
-        </w:rPr>
-        <w:t xml:space="preserve">be </w:t>
-      </w:r>
-      <w:r>
-        <w:rPr>
-          <w:b w:val="1"/>
-          <w:bCs w:val="1"/>
-          <w:rtl w:val="0"/>
-        </w:rPr>
-        <w:t xml:space="preserve">too slow</w:t>
-      </w:r>
-      <w:r>
-        <w:rPr>
-          <w:rtl w:val="0"/>
-        </w:rPr>
-        <w:t xml:space="preserve"> (if we always used large M), or</w:t>
-        <w:br w:type="textWrapping"/>
-      </w:r>
-    </w:p>
-    <w:p>
-      <w:pPr>
-        <w:numPr>
-          <w:ilvl w:val="0"/>
-          <w:numId w:val="49"/>
+          <w:numId w:val="53"/>
         </w:numPr>
         <w:spacing w:after="240" w:before="0" w:beforeAutospacing="0" w:line="240" w:lineRule="auto"/>
         <w:ind w:left="720" w:hanging="360"/>
@@ -11138,16 +11373,16 @@
             <wp:extent cx="5091113" cy="3724944"/>
             <wp:effectExtent b="0" l="0" r="0" t="0"/>
             <wp:wrapSquare wrapText="bothSides" distB="114300" distT="114300" distL="114300" distR="114300"/>
-            <wp:docPr id="8" name="image11.png"/>
+            <wp:docPr id="11" name="image17.png"/>
             <a:graphic>
               <a:graphicData uri="http://schemas.openxmlformats.org/drawingml/2006/picture">
                 <pic:pic>
                   <pic:nvPicPr>
-                    <pic:cNvPr id="0" name="image11.png"/>
+                    <pic:cNvPr id="0" name="image17.png"/>
                     <pic:cNvPicPr preferRelativeResize="0"/>
                   </pic:nvPicPr>
                   <pic:blipFill>
-                    <a:blip r:embed="rId31"/>
+                    <a:blip r:embed="rId51"/>
                     <a:srcRect b="0" l="0" r="0" t="0"/>
                     <a:stretch>
                       <a:fillRect/>
@@ -11268,11 +11503,6 @@
         </w:rPr>
         <w:t xml:space="preserve">This graph shows the evolution of the cost across generations of the genetic algorithm. The blue curve represents the best individual of each generation evaluated with a small number of simulations, while the orange curve corresponds to the same solution re-evaluated with a larger number of simulations to obtain a more reliable estimate of the cost. The blue curve is more fluctuating, which is expected since the fast evaluation is noisier. The orange curve, although it still presents some variations due to the stochastic nature of the simulator, provides a more accurate representation of the true performance of the solutions. Overall, despite these oscillations, the validated cost tends to decrease over generations, indicating that the genetic algorithm progressively discovers better parameter configurations.</w:t>
       </w:r>
-      <w:r>
-        <w:rPr>
-          <w:rtl w:val="0"/>
-        </w:rPr>
-      </w:r>
     </w:p>
     <w:p>
       <w:pPr>
@@ -11283,15 +11513,15 @@
           <w:u w:val="single"/>
         </w:rPr>
       </w:pPr>
-      <w:bookmarkStart w:colFirst="0" w:colLast="0" w:name="_tu8cms35q8ku" w:id="58"/>
-      <w:bookmarkEnd w:id="58"/>
+      <w:bookmarkStart w:colFirst="0" w:colLast="0" w:name="_8ftaejolj3gr" w:id="56"/>
+      <w:bookmarkEnd w:id="56"/>
       <w:r>
         <w:rPr>
           <w:color w:val="1155cc"/>
           <w:u w:val="single"/>
           <w:rtl w:val="0"/>
         </w:rPr>
-        <w:t xml:space="preserve">VIII. Appendix</w:t>
+        <w:t xml:space="preserve">VIII. Pipeline and User Interface</w:t>
       </w:r>
     </w:p>
     <w:p>
@@ -11299,7 +11529,391 @@
         <w:pStyle w:val="Heading2"/>
         <w:numPr>
           <w:ilvl w:val="0"/>
-          <w:numId w:val="45"/>
+          <w:numId w:val="49"/>
+        </w:numPr>
+        <w:ind w:left="720" w:hanging="360"/>
+        <w:jc w:val="both"/>
+        <w:rPr>
+          <w:color w:val="bf9000"/>
+          <w:sz w:val="32"/>
+          <w:szCs w:val="32"/>
+        </w:rPr>
+      </w:pPr>
+      <w:bookmarkStart w:colFirst="0" w:colLast="0" w:name="_e279wb5j3815" w:id="57"/>
+      <w:bookmarkEnd w:id="57"/>
+      <w:r>
+        <w:rPr>
+          <w:color w:val="bf9000"/>
+          <w:u w:val="single"/>
+          <w:rtl w:val="0"/>
+        </w:rPr>
+        <w:t xml:space="preserve">Pipeline Library</w:t>
+      </w:r>
+    </w:p>
+    <w:p>
+      <w:pPr>
+        <w:rPr/>
+      </w:pPr>
+      <w:r>
+        <w:rPr>
+          <w:rtl w:val="0"/>
+        </w:rPr>
+      </w:r>
+    </w:p>
+    <w:p>
+      <w:pPr>
+        <w:ind w:left="0" w:firstLine="0"/>
+        <w:jc w:val="both"/>
+        <w:rPr/>
+      </w:pPr>
+      <w:r>
+        <w:rPr>
+          <w:rtl w:val="0"/>
+        </w:rPr>
+        <w:t xml:space="preserve">The Pipeline of Marcel's Company M2 des Données (PipMCM2D). This library contains the necessary functionalities for a complete process of analysis and policy optimization for fleet maintenance. It makes use of the library SimMCM2D. Both libraries are available for installation using PIP through the project repository. The library includes functionalities for:</w:t>
+      </w:r>
+    </w:p>
+    <w:p>
+      <w:pPr>
+        <w:numPr>
+          <w:ilvl w:val="0"/>
+          <w:numId w:val="42"/>
+        </w:numPr>
+        <w:ind w:left="720" w:hanging="360"/>
+        <w:jc w:val="both"/>
+        <w:rPr>
+          <w:u w:val="none"/>
+        </w:rPr>
+      </w:pPr>
+      <w:r>
+        <w:rPr>
+          <w:b w:val="1"/>
+          <w:bCs w:val="1"/>
+          <w:rtl w:val="0"/>
+        </w:rPr>
+        <w:t xml:space="preserve">Parameter Estimation</w:t>
+      </w:r>
+      <w:r>
+        <w:rPr>
+          <w:rtl w:val="0"/>
+        </w:rPr>
+        <w:t xml:space="preserve"> from simulated datasets, which is done using the functions exposed by the library:</w:t>
+      </w:r>
+    </w:p>
+    <w:p>
+      <w:pPr>
+        <w:numPr>
+          <w:ilvl w:val="1"/>
+          <w:numId w:val="42"/>
+        </w:numPr>
+        <w:ind w:left="1440" w:hanging="360"/>
+        <w:jc w:val="both"/>
+        <w:rPr>
+          <w:u w:val="none"/>
+        </w:rPr>
+      </w:pPr>
+      <w:r>
+        <w:rPr>
+          <w:i w:val="1"/>
+          <w:iCs w:val="1"/>
+          <w:rtl w:val="0"/>
+        </w:rPr>
+        <w:t xml:space="preserve">estimate_inspection_parameters(df)</w:t>
+      </w:r>
+      <w:r>
+        <w:rPr>
+          <w:rtl w:val="0"/>
+        </w:rPr>
+        <w:t xml:space="preserve">: returns estimations for mu and sigma</w:t>
+      </w:r>
+    </w:p>
+    <w:p>
+      <w:pPr>
+        <w:numPr>
+          <w:ilvl w:val="1"/>
+          <w:numId w:val="42"/>
+        </w:numPr>
+        <w:ind w:left="1440" w:hanging="360"/>
+        <w:jc w:val="both"/>
+        <w:rPr>
+          <w:u w:val="none"/>
+        </w:rPr>
+      </w:pPr>
+      <w:r>
+        <w:rPr>
+          <w:i w:val="1"/>
+          <w:iCs w:val="1"/>
+          <w:rtl w:val="0"/>
+        </w:rPr>
+        <w:t xml:space="preserve">estimate_component_parameters(df)</w:t>
+      </w:r>
+      <w:r>
+        <w:rPr>
+          <w:rtl w:val="0"/>
+        </w:rPr>
+        <w:t xml:space="preserve">: returns estimations for eta and beta</w:t>
+      </w:r>
+    </w:p>
+    <w:p>
+      <w:pPr>
+        <w:numPr>
+          <w:ilvl w:val="1"/>
+          <w:numId w:val="42"/>
+        </w:numPr>
+        <w:ind w:left="1440" w:hanging="360"/>
+        <w:jc w:val="both"/>
+        <w:rPr>
+          <w:u w:val="none"/>
+        </w:rPr>
+      </w:pPr>
+      <w:r>
+        <w:rPr>
+          <w:i w:val="1"/>
+          <w:iCs w:val="1"/>
+          <w:rtl w:val="0"/>
+        </w:rPr>
+        <w:t xml:space="preserve">estimate_parameters(df)</w:t>
+      </w:r>
+      <w:r>
+        <w:rPr>
+          <w:rtl w:val="0"/>
+        </w:rPr>
+        <w:t xml:space="preserve">: returns all parameters estimated</w:t>
+      </w:r>
+    </w:p>
+    <w:p>
+      <w:pPr>
+        <w:numPr>
+          <w:ilvl w:val="1"/>
+          <w:numId w:val="42"/>
+        </w:numPr>
+        <w:ind w:left="1440" w:hanging="360"/>
+        <w:jc w:val="both"/>
+        <w:rPr>
+          <w:u w:val="none"/>
+        </w:rPr>
+      </w:pPr>
+      <w:r>
+        <w:rPr>
+          <w:i w:val="1"/>
+          <w:iCs w:val="1"/>
+          <w:rtl w:val="0"/>
+        </w:rPr>
+        <w:t xml:space="preserve">estimate_parameters_filepath(filepath)</w:t>
+      </w:r>
+      <w:r>
+        <w:rPr>
+          <w:rtl w:val="0"/>
+        </w:rPr>
+        <w:t xml:space="preserve">: returns all parameters estimated from a sample.csv filepath</w:t>
+      </w:r>
+    </w:p>
+    <w:p>
+      <w:pPr>
+        <w:numPr>
+          <w:ilvl w:val="0"/>
+          <w:numId w:val="42"/>
+        </w:numPr>
+        <w:ind w:left="720" w:hanging="360"/>
+        <w:jc w:val="both"/>
+        <w:rPr>
+          <w:u w:val="none"/>
+        </w:rPr>
+      </w:pPr>
+      <w:r>
+        <w:rPr>
+          <w:b w:val="1"/>
+          <w:bCs w:val="1"/>
+          <w:rtl w:val="0"/>
+        </w:rPr>
+        <w:t xml:space="preserve">Maintenance Policy Optimization</w:t>
+      </w:r>
+      <w:r>
+        <w:rPr>
+          <w:rtl w:val="0"/>
+        </w:rPr>
+        <w:t xml:space="preserve"> of using genetic algorithms, using the functions exposed by the library</w:t>
+      </w:r>
+    </w:p>
+    <w:p>
+      <w:pPr>
+        <w:numPr>
+          <w:ilvl w:val="1"/>
+          <w:numId w:val="42"/>
+        </w:numPr>
+        <w:ind w:left="1440" w:hanging="360"/>
+        <w:jc w:val="both"/>
+      </w:pPr>
+      <w:r>
+        <w:rPr>
+          <w:i w:val="1"/>
+          <w:iCs w:val="1"/>
+          <w:rtl w:val="0"/>
+        </w:rPr>
+        <w:t xml:space="preserve">compute_cost: computes the average cost function using Monte-Carlo</w:t>
+      </w:r>
+    </w:p>
+    <w:p>
+      <w:pPr>
+        <w:numPr>
+          <w:ilvl w:val="1"/>
+          <w:numId w:val="42"/>
+        </w:numPr>
+        <w:ind w:left="1440" w:hanging="360"/>
+        <w:jc w:val="both"/>
+      </w:pPr>
+      <w:r>
+        <w:rPr>
+          <w:i w:val="1"/>
+          <w:iCs w:val="1"/>
+          <w:rtl w:val="0"/>
+        </w:rPr>
+        <w:t xml:space="preserve">algorithme_genetique</w:t>
+      </w:r>
+      <w:r>
+        <w:rPr>
+          <w:rtl w:val="0"/>
+        </w:rPr>
+        <w:t xml:space="preserve">: optimizes the policy using Genetic Algorithms</w:t>
+      </w:r>
+    </w:p>
+    <w:p>
+      <w:pPr>
+        <w:ind w:left="0" w:firstLine="0"/>
+        <w:jc w:val="both"/>
+        <w:rPr/>
+      </w:pPr>
+      <w:r>
+        <w:rPr>
+          <w:rtl w:val="0"/>
+        </w:rPr>
+      </w:r>
+    </w:p>
+    <w:p>
+      <w:pPr>
+        <w:ind w:left="0" w:firstLine="0"/>
+        <w:jc w:val="both"/>
+        <w:rPr/>
+      </w:pPr>
+      <w:r>
+        <w:rPr>
+          <w:rtl w:val="0"/>
+        </w:rPr>
+        <w:t xml:space="preserve">As done in the previous library, use examples and further documentation are made available on the path </w:t>
+      </w:r>
+      <w:r>
+        <w:rPr>
+          <w:i w:val="1"/>
+          <w:iCs w:val="1"/>
+          <w:rtl w:val="0"/>
+        </w:rPr>
+        <w:t xml:space="preserve">examples</w:t>
+      </w:r>
+      <w:r>
+        <w:rPr>
+          <w:rtl w:val="0"/>
+        </w:rPr>
+        <w:t xml:space="preserve">:</w:t>
+      </w:r>
+    </w:p>
+    <w:p>
+      <w:pPr>
+        <w:numPr>
+          <w:ilvl w:val="0"/>
+          <w:numId w:val="17"/>
+        </w:numPr>
+        <w:ind w:left="720" w:hanging="360"/>
+        <w:jc w:val="both"/>
+        <w:rPr>
+          <w:u w:val="none"/>
+        </w:rPr>
+      </w:pPr>
+      <w:r>
+        <w:rPr>
+          <w:i w:val="1"/>
+          <w:iCs w:val="1"/>
+          <w:rtl w:val="0"/>
+        </w:rPr>
+        <w:t xml:space="preserve">parameter_estimator.ipynb</w:t>
+      </w:r>
+      <w:r>
+        <w:rPr>
+          <w:rtl w:val="0"/>
+        </w:rPr>
+        <w:t xml:space="preserve">: simple examples on the use of the functionalities for parametric estimation</w:t>
+      </w:r>
+    </w:p>
+    <w:p>
+      <w:pPr>
+        <w:numPr>
+          <w:ilvl w:val="0"/>
+          <w:numId w:val="17"/>
+        </w:numPr>
+        <w:ind w:left="720" w:hanging="360"/>
+        <w:jc w:val="both"/>
+        <w:rPr>
+          <w:u w:val="none"/>
+        </w:rPr>
+      </w:pPr>
+      <w:r>
+        <w:rPr>
+          <w:i w:val="1"/>
+          <w:iCs w:val="1"/>
+          <w:rtl w:val="0"/>
+        </w:rPr>
+        <w:t xml:space="preserve">AG_Optimisation.ipynb</w:t>
+      </w:r>
+      <w:r>
+        <w:rPr>
+          <w:rtl w:val="0"/>
+        </w:rPr>
+        <w:t xml:space="preserve">: an example of policy optimization using Genetic Algorithms</w:t>
+      </w:r>
+    </w:p>
+    <w:p>
+      <w:pPr>
+        <w:numPr>
+          <w:ilvl w:val="0"/>
+          <w:numId w:val="17"/>
+        </w:numPr>
+        <w:ind w:left="720" w:hanging="360"/>
+        <w:jc w:val="both"/>
+        <w:rPr>
+          <w:u w:val="none"/>
+        </w:rPr>
+      </w:pPr>
+      <w:r>
+        <w:rPr>
+          <w:i w:val="1"/>
+          <w:iCs w:val="1"/>
+          <w:rtl w:val="0"/>
+        </w:rPr>
+        <w:t xml:space="preserve">pipeline_example.ipynb</w:t>
+      </w:r>
+      <w:r>
+        <w:rPr>
+          <w:rtl w:val="0"/>
+        </w:rPr>
+        <w:t xml:space="preserve">: a complete pipeline making use of a random sample file, followed by a parameter estimation step used for optimization</w:t>
+      </w:r>
+    </w:p>
+    <w:p>
+      <w:pPr>
+        <w:jc w:val="both"/>
+        <w:rPr/>
+      </w:pPr>
+      <w:r>
+        <w:rPr>
+          <w:rtl w:val="0"/>
+        </w:rPr>
+      </w:r>
+    </w:p>
+    <w:p>
+      <w:pPr>
+        <w:pStyle w:val="Heading2"/>
+        <w:numPr>
+          <w:ilvl w:val="0"/>
+          <w:numId w:val="49"/>
         </w:numPr>
         <w:ind w:left="720" w:hanging="360"/>
         <w:jc w:val="both"/>
@@ -11308,8 +11922,996 @@
           <w:u w:val="none"/>
         </w:rPr>
       </w:pPr>
-      <w:bookmarkStart w:colFirst="0" w:colLast="0" w:name="_qpy9l91pbqib" w:id="59"/>
+      <w:bookmarkStart w:colFirst="0" w:colLast="0" w:name="_h1va23e2zth1" w:id="58"/>
+      <w:bookmarkEnd w:id="58"/>
+      <w:r>
+        <w:rPr>
+          <w:color w:val="bf9000"/>
+          <w:u w:val="single"/>
+          <w:rtl w:val="0"/>
+        </w:rPr>
+        <w:t xml:space="preserve">User Interface</w:t>
+      </w:r>
+    </w:p>
+    <w:p>
+      <w:pPr>
+        <w:pStyle w:val="Heading3"/>
+        <w:keepNext w:val="0"/>
+        <w:keepLines w:val="0"/>
+        <w:spacing w:before="280" w:lineRule="auto"/>
+        <w:jc w:val="center"/>
+        <w:rPr>
+          <w:b w:val="1"/>
+          <w:bCs w:val="1"/>
+          <w:color w:val="000000"/>
+          <w:sz w:val="26"/>
+          <w:szCs w:val="26"/>
+        </w:rPr>
+      </w:pPr>
+      <w:bookmarkStart w:colFirst="0" w:colLast="0" w:name="_c116rgqbklny" w:id="59"/>
       <w:bookmarkEnd w:id="59"/>
+      <w:r>
+        <w:rPr>
+          <w:color w:val="38761d"/>
+          <w:sz w:val="22"/>
+          <w:szCs w:val="22"/>
+          <w:u w:val="single"/>
+          <w:rtl w:val="0"/>
+        </w:rPr>
+        <w:t xml:space="preserve">Technologies</w:t>
+      </w:r>
+      <w:r>
+        <w:rPr>
+          <w:rtl w:val="0"/>
+        </w:rPr>
+      </w:r>
+    </w:p>
+    <w:p>
+      <w:pPr>
+        <w:spacing w:after="240" w:line="240" w:lineRule="auto"/>
+        <w:jc w:val="both"/>
+        <w:rPr/>
+      </w:pPr>
+      <w:r>
+        <w:rPr>
+          <w:rtl w:val="0"/>
+        </w:rPr>
+        <w:t xml:space="preserve">The user interface was developed using </w:t>
+      </w:r>
+      <w:r>
+        <w:rPr>
+          <w:b w:val="1"/>
+          <w:bCs w:val="1"/>
+          <w:rtl w:val="0"/>
+        </w:rPr>
+        <w:t xml:space="preserve">Streamlit</w:t>
+      </w:r>
+      <w:r>
+        <w:rPr>
+          <w:rtl w:val="0"/>
+        </w:rPr>
+        <w:t xml:space="preserve">, a Python framework for building interactive web applications for data science projects. The application is implemented in </w:t>
+      </w:r>
+      <w:r>
+        <w:rPr>
+          <w:b w:val="1"/>
+          <w:bCs w:val="1"/>
+          <w:rtl w:val="0"/>
+        </w:rPr>
+        <w:t xml:space="preserve">Python</w:t>
+      </w:r>
+      <w:r>
+        <w:rPr>
+          <w:rtl w:val="0"/>
+        </w:rPr>
+        <w:t xml:space="preserve"> and uses libraries such as </w:t>
+      </w:r>
+      <w:r>
+        <w:rPr>
+          <w:b w:val="1"/>
+          <w:bCs w:val="1"/>
+          <w:rtl w:val="0"/>
+        </w:rPr>
+        <w:t xml:space="preserve">pandas</w:t>
+      </w:r>
+      <w:r>
+        <w:rPr>
+          <w:rtl w:val="0"/>
+        </w:rPr>
+        <w:t xml:space="preserve"> for data manipulation and visualization libraries to display simulation results and descriptive analyses.</w:t>
+      </w:r>
+    </w:p>
+    <w:p>
+      <w:pPr>
+        <w:spacing w:after="240" w:before="240" w:line="240" w:lineRule="auto"/>
+        <w:jc w:val="both"/>
+        <w:rPr/>
+      </w:pPr>
+      <w:r>
+        <w:rPr>
+          <w:rtl w:val="0"/>
+        </w:rPr>
+        <w:t xml:space="preserve">This technology allows the development of a lightweight and interactive interface where users can configure parameters, run simulations, and analyze the generated data.</w:t>
+      </w:r>
+    </w:p>
+    <w:p>
+      <w:pPr>
+        <w:pStyle w:val="Heading3"/>
+        <w:keepNext w:val="0"/>
+        <w:keepLines w:val="0"/>
+        <w:spacing w:before="280" w:line="240" w:lineRule="auto"/>
+        <w:jc w:val="center"/>
+        <w:rPr>
+          <w:b w:val="1"/>
+          <w:bCs w:val="1"/>
+          <w:color w:val="000000"/>
+          <w:sz w:val="26"/>
+          <w:szCs w:val="26"/>
+        </w:rPr>
+      </w:pPr>
+      <w:bookmarkStart w:colFirst="0" w:colLast="0" w:name="_cvohxuvhslec" w:id="60"/>
+      <w:bookmarkEnd w:id="60"/>
+      <w:r>
+        <w:rPr>
+          <w:color w:val="38761d"/>
+          <w:sz w:val="22"/>
+          <w:szCs w:val="22"/>
+          <w:u w:val="single"/>
+          <w:rtl w:val="0"/>
+        </w:rPr>
+        <w:t xml:space="preserve">Application Architecture</w:t>
+      </w:r>
+      <w:r>
+        <w:rPr>
+          <w:rtl w:val="0"/>
+        </w:rPr>
+      </w:r>
+    </w:p>
+    <w:p>
+      <w:pPr>
+        <w:spacing w:after="240" w:line="240" w:lineRule="auto"/>
+        <w:jc w:val="both"/>
+        <w:rPr/>
+      </w:pPr>
+      <w:r>
+        <w:rPr>
+          <w:rtl w:val="0"/>
+        </w:rPr>
+        <w:t xml:space="preserve">The application follows a modular architecture. The main entry point is </w:t>
+      </w:r>
+      <w:r>
+        <w:rPr>
+          <w:rFonts w:ascii="Roboto Mono" w:cs="Roboto Mono" w:eastAsia="Roboto Mono" w:hAnsi="Roboto Mono"/>
+          <w:color w:val="188038"/>
+          <w:rtl w:val="0"/>
+        </w:rPr>
+        <w:t xml:space="preserve">app.py</w:t>
+      </w:r>
+      <w:r>
+        <w:rPr>
+          <w:rtl w:val="0"/>
+        </w:rPr>
+        <w:t xml:space="preserve">, which manages the navigation between the different pages. Each page is implemented in a separate module located in the </w:t>
+      </w:r>
+      <w:r>
+        <w:rPr>
+          <w:rFonts w:ascii="Roboto Mono" w:cs="Roboto Mono" w:eastAsia="Roboto Mono" w:hAnsi="Roboto Mono"/>
+          <w:color w:val="188038"/>
+          <w:rtl w:val="0"/>
+        </w:rPr>
+        <w:t xml:space="preserve">views</w:t>
+      </w:r>
+      <w:r>
+        <w:rPr>
+          <w:rtl w:val="0"/>
+        </w:rPr>
+        <w:t xml:space="preserve"> directory.</w:t>
+      </w:r>
+    </w:p>
+    <w:p>
+      <w:pPr>
+        <w:spacing w:after="240" w:before="240" w:line="240" w:lineRule="auto"/>
+        <w:jc w:val="both"/>
+        <w:rPr/>
+      </w:pPr>
+      <w:r>
+        <w:rPr>
+          <w:rtl w:val="0"/>
+        </w:rPr>
+        <w:t xml:space="preserve">The interface is organized into four main pages: </w:t>
+      </w:r>
+      <w:r>
+        <w:rPr>
+          <w:b w:val="1"/>
+          <w:bCs w:val="1"/>
+          <w:rtl w:val="0"/>
+        </w:rPr>
+        <w:t xml:space="preserve">Configuration</w:t>
+      </w:r>
+      <w:r>
+        <w:rPr>
+          <w:rtl w:val="0"/>
+        </w:rPr>
+        <w:t xml:space="preserve">, </w:t>
+      </w:r>
+      <w:r>
+        <w:rPr>
+          <w:b w:val="1"/>
+          <w:bCs w:val="1"/>
+          <w:rtl w:val="0"/>
+        </w:rPr>
+        <w:t xml:space="preserve">Simulation</w:t>
+      </w:r>
+      <w:r>
+        <w:rPr>
+          <w:rtl w:val="0"/>
+        </w:rPr>
+        <w:t xml:space="preserve">, </w:t>
+      </w:r>
+      <w:r>
+        <w:rPr>
+          <w:b w:val="1"/>
+          <w:bCs w:val="1"/>
+          <w:rtl w:val="0"/>
+        </w:rPr>
+        <w:t xml:space="preserve">Descriptive Analysis</w:t>
+      </w:r>
+      <w:r>
+        <w:rPr>
+          <w:rtl w:val="0"/>
+        </w:rPr>
+        <w:t xml:space="preserve">, and </w:t>
+      </w:r>
+      <w:r>
+        <w:rPr>
+          <w:b w:val="1"/>
+          <w:bCs w:val="1"/>
+          <w:rtl w:val="0"/>
+        </w:rPr>
+        <w:t xml:space="preserve">Estimation</w:t>
+      </w:r>
+      <w:r>
+        <w:rPr>
+          <w:rtl w:val="0"/>
+        </w:rPr>
+        <w:t xml:space="preserve">, corresponding to the different steps of the workflow.</w:t>
+      </w:r>
+    </w:p>
+    <w:p>
+      <w:pPr>
+        <w:pStyle w:val="Heading3"/>
+        <w:keepNext w:val="0"/>
+        <w:keepLines w:val="0"/>
+        <w:spacing w:before="280" w:line="240" w:lineRule="auto"/>
+        <w:jc w:val="center"/>
+        <w:rPr>
+          <w:b w:val="1"/>
+          <w:bCs w:val="1"/>
+          <w:color w:val="000000"/>
+          <w:sz w:val="26"/>
+          <w:szCs w:val="26"/>
+        </w:rPr>
+      </w:pPr>
+      <w:bookmarkStart w:colFirst="0" w:colLast="0" w:name="_9serlxat06s2" w:id="61"/>
+      <w:bookmarkEnd w:id="61"/>
+      <w:r>
+        <w:rPr>
+          <w:color w:val="38761d"/>
+          <w:sz w:val="22"/>
+          <w:szCs w:val="22"/>
+          <w:u w:val="single"/>
+          <w:rtl w:val="0"/>
+        </w:rPr>
+        <w:t xml:space="preserve">How to access the interface </w:t>
+      </w:r>
+      <w:r>
+        <w:rPr>
+          <w:rtl w:val="0"/>
+        </w:rPr>
+      </w:r>
+    </w:p>
+    <w:p>
+      <w:pPr>
+        <w:spacing w:after="240" w:before="240" w:line="240" w:lineRule="auto"/>
+        <w:jc w:val="both"/>
+        <w:rPr/>
+      </w:pPr>
+      <w:r>
+        <w:rPr>
+          <w:rtl w:val="0"/>
+        </w:rPr>
+        <w:t xml:space="preserve">There are two ways to use the app:</w:t>
+      </w:r>
+    </w:p>
+    <w:p>
+      <w:pPr>
+        <w:spacing w:after="240" w:before="240" w:line="240" w:lineRule="auto"/>
+        <w:jc w:val="both"/>
+        <w:rPr>
+          <w:b w:val="1"/>
+          <w:bCs w:val="1"/>
+        </w:rPr>
+      </w:pPr>
+      <w:r>
+        <w:rPr>
+          <w:b w:val="1"/>
+          <w:bCs w:val="1"/>
+          <w:rtl w:val="0"/>
+        </w:rPr>
+        <w:t xml:space="preserve">1. Locally</w:t>
+      </w:r>
+    </w:p>
+    <w:p>
+      <w:pPr>
+        <w:numPr>
+          <w:ilvl w:val="0"/>
+          <w:numId w:val="13"/>
+        </w:numPr>
+        <w:spacing w:after="0" w:afterAutospacing="0" w:before="240" w:line="240" w:lineRule="auto"/>
+        <w:ind w:left="720" w:hanging="360"/>
+      </w:pPr>
+      <w:r>
+        <w:rPr>
+          <w:rtl w:val="0"/>
+        </w:rPr>
+        <w:t xml:space="preserve">Clone the repository:</w:t>
+      </w:r>
+      <w:hyperlink r:id="rId52">
+        <w:r>
+          <w:rPr>
+            <w:rtl w:val="0"/>
+          </w:rPr>
+          <w:t xml:space="preserve"> </w:t>
+        </w:r>
+      </w:hyperlink>
+      <w:hyperlink r:id="rId53">
+        <w:r>
+          <w:rPr>
+            <w:color w:val="1155cc"/>
+            <w:u w:val="single"/>
+            <w:rtl w:val="0"/>
+          </w:rPr>
+          <w:t xml:space="preserve">https://github.com/alc4ml/ProjetM2D2526/</w:t>
+          <w:br w:type="textWrapping"/>
+        </w:r>
+      </w:hyperlink>
+      <w:r>
+        <w:rPr>
+          <w:rtl w:val="0"/>
+        </w:rPr>
+      </w:r>
+    </w:p>
+    <w:p>
+      <w:pPr>
+        <w:numPr>
+          <w:ilvl w:val="0"/>
+          <w:numId w:val="13"/>
+        </w:numPr>
+        <w:spacing w:after="240" w:before="0" w:beforeAutospacing="0" w:line="240" w:lineRule="auto"/>
+        <w:ind w:left="720" w:hanging="360"/>
+      </w:pPr>
+      <w:r>
+        <w:rPr>
+          <w:rtl w:val="0"/>
+        </w:rPr>
+        <w:t xml:space="preserve">Go into the </w:t>
+      </w:r>
+      <w:r>
+        <w:rPr>
+          <w:rFonts w:ascii="Roboto Mono" w:cs="Roboto Mono" w:eastAsia="Roboto Mono" w:hAnsi="Roboto Mono"/>
+          <w:color w:val="188038"/>
+          <w:rtl w:val="0"/>
+        </w:rPr>
+        <w:t xml:space="preserve">streamlit_app</w:t>
+      </w:r>
+      <w:r>
+        <w:rPr>
+          <w:rtl w:val="0"/>
+        </w:rPr>
+        <w:t xml:space="preserve"> folder and run : </w:t>
+      </w:r>
+      <w:r>
+        <w:rPr>
+          <w:rFonts w:ascii="Calibri" w:cs="Calibri" w:eastAsia="Calibri" w:hAnsi="Calibri"/>
+          <w:b w:val="1"/>
+          <w:bCs w:val="1"/>
+          <w:rtl w:val="0"/>
+        </w:rPr>
+        <w:t xml:space="preserve">streamlit run Pipeline/UI/streamlit_app/app.py</w:t>
+      </w:r>
+      <w:r>
+        <w:rPr>
+          <w:rtl w:val="0"/>
+        </w:rPr>
+      </w:r>
+    </w:p>
+    <w:p>
+      <w:pPr>
+        <w:spacing w:after="240" w:before="240" w:line="240" w:lineRule="auto"/>
+        <w:jc w:val="both"/>
+        <w:rPr>
+          <w:b w:val="1"/>
+          <w:bCs w:val="1"/>
+        </w:rPr>
+      </w:pPr>
+      <w:r>
+        <w:rPr>
+          <w:b w:val="1"/>
+          <w:bCs w:val="1"/>
+          <w:rtl w:val="0"/>
+        </w:rPr>
+        <w:t xml:space="preserve">2. Online</w:t>
+      </w:r>
+    </w:p>
+    <w:p>
+      <w:pPr>
+        <w:numPr>
+          <w:ilvl w:val="0"/>
+          <w:numId w:val="13"/>
+        </w:numPr>
+        <w:spacing w:after="240" w:before="240" w:line="240" w:lineRule="auto"/>
+        <w:ind w:left="720" w:hanging="360"/>
+      </w:pPr>
+      <w:r>
+        <w:rPr>
+          <w:rtl w:val="0"/>
+        </w:rPr>
+        <w:t xml:space="preserve">Access the app directly on streamlit app :</w:t>
+      </w:r>
+      <w:hyperlink r:id="rId54">
+        <w:r>
+          <w:rPr>
+            <w:rtl w:val="0"/>
+          </w:rPr>
+          <w:t xml:space="preserve"> </w:t>
+        </w:r>
+      </w:hyperlink>
+      <w:hyperlink r:id="rId55">
+        <w:r>
+          <w:rPr>
+            <w:color w:val="1155cc"/>
+            <w:u w:val="single"/>
+            <w:rtl w:val="0"/>
+          </w:rPr>
+          <w:t xml:space="preserve">https://projetm2d2526-m2d.streamlit.app/</w:t>
+        </w:r>
+      </w:hyperlink>
+      <w:r>
+        <w:rPr>
+          <w:rtl w:val="0"/>
+        </w:rPr>
+      </w:r>
+    </w:p>
+    <w:p>
+      <w:pPr>
+        <w:pStyle w:val="Heading3"/>
+        <w:keepNext w:val="0"/>
+        <w:keepLines w:val="0"/>
+        <w:spacing w:before="280" w:line="240" w:lineRule="auto"/>
+        <w:jc w:val="center"/>
+        <w:rPr>
+          <w:b w:val="1"/>
+          <w:bCs w:val="1"/>
+          <w:color w:val="000000"/>
+          <w:sz w:val="26"/>
+          <w:szCs w:val="26"/>
+        </w:rPr>
+      </w:pPr>
+      <w:bookmarkStart w:colFirst="0" w:colLast="0" w:name="_yu7law1jpvja" w:id="62"/>
+      <w:bookmarkEnd w:id="62"/>
+      <w:r>
+        <w:rPr>
+          <w:color w:val="38761d"/>
+          <w:sz w:val="22"/>
+          <w:szCs w:val="22"/>
+          <w:u w:val="single"/>
+          <w:rtl w:val="0"/>
+        </w:rPr>
+        <w:t xml:space="preserve">Navigation and User Worflow </w:t>
+      </w:r>
+      <w:r>
+        <w:rPr>
+          <w:rtl w:val="0"/>
+        </w:rPr>
+      </w:r>
+    </w:p>
+    <w:p>
+      <w:pPr>
+        <w:spacing w:after="240" w:before="240" w:line="240" w:lineRule="auto"/>
+        <w:rPr/>
+      </w:pPr>
+      <w:r>
+        <w:rPr>
+          <w:rtl w:val="0"/>
+        </w:rPr>
+        <w:t xml:space="preserve">Once you have accessed the app, you can :</w:t>
+      </w:r>
+    </w:p>
+    <w:p>
+      <w:pPr>
+        <w:numPr>
+          <w:ilvl w:val="0"/>
+          <w:numId w:val="52"/>
+        </w:numPr>
+        <w:spacing w:after="0" w:afterAutospacing="0" w:before="240" w:line="240" w:lineRule="auto"/>
+        <w:ind w:left="720" w:hanging="360"/>
+      </w:pPr>
+      <w:r>
+        <w:rPr>
+          <w:rtl w:val="0"/>
+        </w:rPr>
+        <w:t xml:space="preserve">Configure the parameters for simulations</w:t>
+      </w:r>
+    </w:p>
+    <w:p>
+      <w:pPr>
+        <w:numPr>
+          <w:ilvl w:val="0"/>
+          <w:numId w:val="52"/>
+        </w:numPr>
+        <w:spacing w:after="0" w:afterAutospacing="0" w:before="0" w:beforeAutospacing="0" w:line="240" w:lineRule="auto"/>
+        <w:ind w:left="720" w:hanging="360"/>
+      </w:pPr>
+      <w:r>
+        <w:rPr>
+          <w:rtl w:val="0"/>
+        </w:rPr>
+        <w:t xml:space="preserve">Run simulations</w:t>
+      </w:r>
+    </w:p>
+    <w:p>
+      <w:pPr>
+        <w:numPr>
+          <w:ilvl w:val="0"/>
+          <w:numId w:val="52"/>
+        </w:numPr>
+        <w:spacing w:after="0" w:afterAutospacing="0" w:before="0" w:beforeAutospacing="0" w:line="240" w:lineRule="auto"/>
+        <w:ind w:left="720" w:hanging="360"/>
+      </w:pPr>
+      <w:r>
+        <w:rPr>
+          <w:rtl w:val="0"/>
+        </w:rPr>
+        <w:t xml:space="preserve">Navigate through the app to view predefined KPI calculations</w:t>
+      </w:r>
+    </w:p>
+    <w:p>
+      <w:pPr>
+        <w:numPr>
+          <w:ilvl w:val="0"/>
+          <w:numId w:val="52"/>
+        </w:numPr>
+        <w:spacing w:after="0" w:afterAutospacing="0" w:before="0" w:beforeAutospacing="0" w:line="240" w:lineRule="auto"/>
+        <w:ind w:left="720" w:hanging="360"/>
+      </w:pPr>
+      <w:r>
+        <w:rPr>
+          <w:rtl w:val="0"/>
+        </w:rPr>
+        <w:t xml:space="preserve">Perform a descriptive analysis based on the generated dataset</w:t>
+      </w:r>
+    </w:p>
+    <w:p>
+      <w:pPr>
+        <w:numPr>
+          <w:ilvl w:val="0"/>
+          <w:numId w:val="52"/>
+        </w:numPr>
+        <w:spacing w:after="240" w:before="0" w:beforeAutospacing="0" w:line="240" w:lineRule="auto"/>
+        <w:ind w:left="720" w:hanging="360"/>
+      </w:pPr>
+      <w:r>
+        <w:rPr>
+          <w:rtl w:val="0"/>
+        </w:rPr>
+        <w:t xml:space="preserve">Look at the estimation of the parameters (find back their value using the dataset)</w:t>
+      </w:r>
+    </w:p>
+    <w:p>
+      <w:pPr>
+        <w:spacing w:after="240" w:before="240" w:line="240" w:lineRule="auto"/>
+        <w:rPr/>
+      </w:pPr>
+      <w:r>
+        <w:rPr>
+          <w:rtl w:val="0"/>
+        </w:rPr>
+        <w:t xml:space="preserve">To do this, follow these steps :</w:t>
+      </w:r>
+    </w:p>
+    <w:p>
+      <w:pPr>
+        <w:numPr>
+          <w:ilvl w:val="0"/>
+          <w:numId w:val="37"/>
+        </w:numPr>
+        <w:spacing w:after="240" w:before="240" w:lineRule="auto"/>
+        <w:ind w:left="720" w:hanging="360"/>
+      </w:pPr>
+      <w:r>
+        <w:rPr>
+          <w:rtl w:val="0"/>
+        </w:rPr>
+        <w:t xml:space="preserve">Go to the configuration page, choose the value of your parameters and then click on “Enregistrer la configuration”  to save them : </w:t>
+      </w:r>
+    </w:p>
+    <w:p>
+      <w:pPr>
+        <w:spacing w:after="240" w:before="240" w:lineRule="auto"/>
+        <w:rPr/>
+      </w:pPr>
+      <w:r>
+        <w:rPr/>
+        <w:drawing>
+          <wp:inline distB="114300" distT="114300" distL="114300" distR="114300">
+            <wp:extent cx="5731200" cy="3048000"/>
+            <wp:effectExtent b="0" l="0" r="0" t="0"/>
+            <wp:docPr id="25" name="image33.png"/>
+            <a:graphic>
+              <a:graphicData uri="http://schemas.openxmlformats.org/drawingml/2006/picture">
+                <pic:pic>
+                  <pic:nvPicPr>
+                    <pic:cNvPr id="0" name="image33.png"/>
+                    <pic:cNvPicPr preferRelativeResize="0"/>
+                  </pic:nvPicPr>
+                  <pic:blipFill>
+                    <a:blip r:embed="rId56"/>
+                    <a:srcRect b="0" l="0" r="0" t="0"/>
+                    <a:stretch>
+                      <a:fillRect/>
+                    </a:stretch>
+                  </pic:blipFill>
+                  <pic:spPr>
+                    <a:xfrm>
+                      <a:off x="0" y="0"/>
+                      <a:ext cx="5731200" cy="3048000"/>
+                    </a:xfrm>
+                    <a:prstGeom prst="rect"/>
+                    <a:ln/>
+                  </pic:spPr>
+                </pic:pic>
+              </a:graphicData>
+            </a:graphic>
+          </wp:inline>
+        </w:drawing>
+      </w:r>
+      <w:r>
+        <w:rPr>
+          <w:rtl w:val="0"/>
+        </w:rPr>
+      </w:r>
+    </w:p>
+    <w:p>
+      <w:pPr>
+        <w:numPr>
+          <w:ilvl w:val="0"/>
+          <w:numId w:val="1"/>
+        </w:numPr>
+        <w:spacing w:after="240" w:before="240" w:lineRule="auto"/>
+        <w:ind w:left="720" w:hanging="360"/>
+      </w:pPr>
+      <w:r>
+        <w:rPr>
+          <w:rtl w:val="0"/>
+        </w:rPr>
+        <w:t xml:space="preserve">Go to the simulation page and run a simulation : </w:t>
+      </w:r>
+    </w:p>
+    <w:p>
+      <w:pPr>
+        <w:spacing w:after="240" w:before="240" w:lineRule="auto"/>
+        <w:rPr/>
+      </w:pPr>
+      <w:r>
+        <w:rPr/>
+        <w:drawing>
+          <wp:inline distB="114300" distT="114300" distL="114300" distR="114300">
+            <wp:extent cx="5731200" cy="2616200"/>
+            <wp:effectExtent b="0" l="0" r="0" t="0"/>
+            <wp:docPr id="31" name="image31.png"/>
+            <a:graphic>
+              <a:graphicData uri="http://schemas.openxmlformats.org/drawingml/2006/picture">
+                <pic:pic>
+                  <pic:nvPicPr>
+                    <pic:cNvPr id="0" name="image31.png"/>
+                    <pic:cNvPicPr preferRelativeResize="0"/>
+                  </pic:nvPicPr>
+                  <pic:blipFill>
+                    <a:blip r:embed="rId57"/>
+                    <a:srcRect b="0" l="0" r="0" t="0"/>
+                    <a:stretch>
+                      <a:fillRect/>
+                    </a:stretch>
+                  </pic:blipFill>
+                  <pic:spPr>
+                    <a:xfrm>
+                      <a:off x="0" y="0"/>
+                      <a:ext cx="5731200" cy="2616200"/>
+                    </a:xfrm>
+                    <a:prstGeom prst="rect"/>
+                    <a:ln/>
+                  </pic:spPr>
+                </pic:pic>
+              </a:graphicData>
+            </a:graphic>
+          </wp:inline>
+        </w:drawing>
+      </w:r>
+      <w:r>
+        <w:rPr>
+          <w:rtl w:val="0"/>
+        </w:rPr>
+      </w:r>
+    </w:p>
+    <w:p>
+      <w:pPr>
+        <w:numPr>
+          <w:ilvl w:val="0"/>
+          <w:numId w:val="51"/>
+        </w:numPr>
+        <w:spacing w:after="240" w:before="240" w:lineRule="auto"/>
+        <w:ind w:left="720" w:hanging="360"/>
+      </w:pPr>
+      <w:r>
+        <w:rPr>
+          <w:rtl w:val="0"/>
+        </w:rPr>
+        <w:t xml:space="preserve">Then, you can explore some predefined </w:t>
+      </w:r>
+      <w:r>
+        <w:rPr>
+          <w:b w:val="1"/>
+          <w:bCs w:val="1"/>
+          <w:rtl w:val="0"/>
+        </w:rPr>
+        <w:t xml:space="preserve">descriptive analyses</w:t>
+      </w:r>
+      <w:r>
+        <w:rPr>
+          <w:rtl w:val="0"/>
+        </w:rPr>
+        <w:t xml:space="preserve"> available on the </w:t>
+      </w:r>
+      <w:r>
+        <w:rPr>
+          <w:b w:val="1"/>
+          <w:bCs w:val="1"/>
+          <w:rtl w:val="0"/>
+        </w:rPr>
+        <w:t xml:space="preserve">“Analyse descriptive”</w:t>
+      </w:r>
+      <w:r>
+        <w:rPr>
+          <w:rtl w:val="0"/>
+        </w:rPr>
+        <w:t xml:space="preserve"> page.</w:t>
+      </w:r>
+    </w:p>
+    <w:p>
+      <w:pPr>
+        <w:spacing w:after="240" w:before="240" w:lineRule="auto"/>
+        <w:ind w:left="720" w:firstLine="0"/>
+        <w:rPr/>
+      </w:pPr>
+      <w:r>
+        <w:rPr>
+          <w:rtl w:val="0"/>
+        </w:rPr>
+        <w:t xml:space="preserve">An example is shown in the image below.</w:t>
+      </w:r>
+    </w:p>
+    <w:p>
+      <w:pPr>
+        <w:spacing w:after="240" w:before="240" w:lineRule="auto"/>
+        <w:rPr/>
+      </w:pPr>
+      <w:r>
+        <w:rPr/>
+        <w:drawing>
+          <wp:inline distB="114300" distT="114300" distL="114300" distR="114300">
+            <wp:extent cx="5731200" cy="4356100"/>
+            <wp:effectExtent b="0" l="0" r="0" t="0"/>
+            <wp:docPr id="28" name="image37.png"/>
+            <a:graphic>
+              <a:graphicData uri="http://schemas.openxmlformats.org/drawingml/2006/picture">
+                <pic:pic>
+                  <pic:nvPicPr>
+                    <pic:cNvPr id="0" name="image37.png"/>
+                    <pic:cNvPicPr preferRelativeResize="0"/>
+                  </pic:nvPicPr>
+                  <pic:blipFill>
+                    <a:blip r:embed="rId58"/>
+                    <a:srcRect b="0" l="0" r="0" t="0"/>
+                    <a:stretch>
+                      <a:fillRect/>
+                    </a:stretch>
+                  </pic:blipFill>
+                  <pic:spPr>
+                    <a:xfrm>
+                      <a:off x="0" y="0"/>
+                      <a:ext cx="5731200" cy="4356100"/>
+                    </a:xfrm>
+                    <a:prstGeom prst="rect"/>
+                    <a:ln/>
+                  </pic:spPr>
+                </pic:pic>
+              </a:graphicData>
+            </a:graphic>
+          </wp:inline>
+        </w:drawing>
+      </w:r>
+      <w:r>
+        <w:rPr>
+          <w:rtl w:val="0"/>
+        </w:rPr>
+      </w:r>
+    </w:p>
+    <w:p>
+      <w:pPr>
+        <w:numPr>
+          <w:ilvl w:val="0"/>
+          <w:numId w:val="55"/>
+        </w:numPr>
+        <w:spacing w:after="240" w:before="240" w:lineRule="auto"/>
+        <w:ind w:left="720" w:hanging="360"/>
+      </w:pPr>
+      <w:r>
+        <w:rPr>
+          <w:rtl w:val="0"/>
+        </w:rPr>
+        <w:t xml:space="preserve">Finally, the objective is to </w:t>
+      </w:r>
+      <w:r>
+        <w:rPr>
+          <w:b w:val="1"/>
+          <w:bCs w:val="1"/>
+          <w:rtl w:val="0"/>
+        </w:rPr>
+        <w:t xml:space="preserve">estimate the parameters as if their true values were unknown</w:t>
+      </w:r>
+      <w:r>
+        <w:rPr>
+          <w:rtl w:val="0"/>
+        </w:rPr>
+        <w:t xml:space="preserve">, using only the generated dataset. This can be seen on the </w:t>
+      </w:r>
+      <w:r>
+        <w:rPr>
+          <w:b w:val="1"/>
+          <w:bCs w:val="1"/>
+          <w:rtl w:val="0"/>
+        </w:rPr>
+        <w:t xml:space="preserve">“Estimation”</w:t>
+      </w:r>
+      <w:r>
+        <w:rPr>
+          <w:rtl w:val="0"/>
+        </w:rPr>
+        <w:t xml:space="preserve"> page.</w:t>
+      </w:r>
+    </w:p>
+    <w:p>
+      <w:pPr>
+        <w:pStyle w:val="Heading2"/>
+        <w:keepNext w:val="0"/>
+        <w:keepLines w:val="0"/>
+        <w:spacing w:after="80" w:lineRule="auto"/>
+        <w:jc w:val="center"/>
+        <w:rPr>
+          <w:b w:val="1"/>
+          <w:bCs w:val="1"/>
+          <w:sz w:val="26"/>
+          <w:szCs w:val="26"/>
+        </w:rPr>
+      </w:pPr>
+      <w:bookmarkStart w:colFirst="0" w:colLast="0" w:name="_m7l8kihjtju3" w:id="63"/>
+      <w:bookmarkEnd w:id="63"/>
+      <w:r>
+        <w:rPr>
+          <w:color w:val="38761d"/>
+          <w:sz w:val="22"/>
+          <w:szCs w:val="22"/>
+          <w:u w:val="single"/>
+          <w:rtl w:val="0"/>
+        </w:rPr>
+        <w:t xml:space="preserve">Deployment</w:t>
+      </w:r>
+      <w:r>
+        <w:rPr>
+          <w:rtl w:val="0"/>
+        </w:rPr>
+      </w:r>
+    </w:p>
+    <w:p>
+      <w:pPr>
+        <w:spacing w:after="240" w:before="240" w:lineRule="auto"/>
+        <w:jc w:val="both"/>
+        <w:rPr/>
+      </w:pPr>
+      <w:r>
+        <w:rPr>
+          <w:rtl w:val="0"/>
+        </w:rPr>
+        <w:t xml:space="preserve">The source code of the application is hosted on </w:t>
+      </w:r>
+      <w:r>
+        <w:rPr>
+          <w:b w:val="1"/>
+          <w:bCs w:val="1"/>
+          <w:rtl w:val="0"/>
+        </w:rPr>
+        <w:t xml:space="preserve">GitHub</w:t>
+      </w:r>
+      <w:r>
+        <w:rPr>
+          <w:rtl w:val="0"/>
+        </w:rPr>
+        <w:t xml:space="preserve">, which allows version control and collaborative development.</w:t>
+      </w:r>
+    </w:p>
+    <w:p>
+      <w:pPr>
+        <w:spacing w:after="240" w:before="240" w:lineRule="auto"/>
+        <w:jc w:val="both"/>
+        <w:rPr/>
+      </w:pPr>
+      <w:r>
+        <w:rPr>
+          <w:rtl w:val="0"/>
+        </w:rPr>
+        <w:t xml:space="preserve">The application is deployed online using </w:t>
+      </w:r>
+      <w:r>
+        <w:rPr>
+          <w:b w:val="1"/>
+          <w:bCs w:val="1"/>
+          <w:rtl w:val="0"/>
+        </w:rPr>
+        <w:t xml:space="preserve">Streamlit Cloud</w:t>
+      </w:r>
+      <w:r>
+        <w:rPr>
+          <w:rtl w:val="0"/>
+        </w:rPr>
+        <w:t xml:space="preserve">, making it accessible directly through a web browser without requiring any local installation. This deployment solution simplifies the distribution of the application and allows users to easily interact with the interface.</w:t>
+      </w:r>
+    </w:p>
+    <w:p>
+      <w:pPr>
+        <w:pStyle w:val="Heading1"/>
+        <w:jc w:val="both"/>
+        <w:rPr>
+          <w:color w:val="1155cc"/>
+          <w:u w:val="single"/>
+        </w:rPr>
+      </w:pPr>
+      <w:bookmarkStart w:colFirst="0" w:colLast="0" w:name="_tu8cms35q8ku" w:id="64"/>
+      <w:bookmarkEnd w:id="64"/>
+      <w:r>
+        <w:rPr>
+          <w:color w:val="1155cc"/>
+          <w:u w:val="single"/>
+          <w:rtl w:val="0"/>
+        </w:rPr>
+        <w:t xml:space="preserve">IX. Appendix</w:t>
+      </w:r>
+    </w:p>
+    <w:p>
+      <w:pPr>
+        <w:pStyle w:val="Heading2"/>
+        <w:numPr>
+          <w:ilvl w:val="0"/>
+          <w:numId w:val="49"/>
+        </w:numPr>
+        <w:ind w:left="720" w:hanging="360"/>
+        <w:jc w:val="both"/>
+        <w:rPr>
+          <w:color w:val="bf9000"/>
+          <w:u w:val="none"/>
+        </w:rPr>
+      </w:pPr>
+      <w:bookmarkStart w:colFirst="0" w:colLast="0" w:name="_qpy9l91pbqib" w:id="65"/>
+      <w:bookmarkEnd w:id="65"/>
       <w:r>
         <w:rPr>
           <w:color w:val="bf9000"/>
@@ -11599,16 +13201,16 @@
           <wp:inline distB="114300" distT="114300" distL="114300" distR="114300">
             <wp:extent cx="3900488" cy="3468301"/>
             <wp:effectExtent b="0" l="0" r="0" t="0"/>
-            <wp:docPr id="19" name="image7.png"/>
+            <wp:docPr id="36" name="image25.png"/>
             <a:graphic>
               <a:graphicData uri="http://schemas.openxmlformats.org/drawingml/2006/picture">
                 <pic:pic>
                   <pic:nvPicPr>
-                    <pic:cNvPr id="0" name="image7.png"/>
+                    <pic:cNvPr id="0" name="image25.png"/>
                     <pic:cNvPicPr preferRelativeResize="0"/>
                   </pic:nvPicPr>
                   <pic:blipFill>
-                    <a:blip r:embed="rId32"/>
+                    <a:blip r:embed="rId59"/>
                     <a:srcRect b="0" l="0" r="0" t="0"/>
                     <a:stretch>
                       <a:fillRect/>
@@ -11644,7 +13246,7 @@
         </w:rPr>
         <w:t xml:space="preserve">For further discussion on the Beta Distribution and on the definition of the parameters from a mean and variance of choice, one may refer to </w:t>
       </w:r>
-      <w:hyperlink r:id="rId33">
+      <w:hyperlink r:id="rId60">
         <w:r>
           <w:rPr>
             <w:color w:val="1155cc"/>
@@ -11669,8 +13271,8 @@
           <w:u w:val="single"/>
         </w:rPr>
       </w:pPr>
-      <w:bookmarkStart w:colFirst="0" w:colLast="0" w:name="_dxf22lhs7nyj" w:id="60"/>
-      <w:bookmarkEnd w:id="60"/>
+      <w:bookmarkStart w:colFirst="0" w:colLast="0" w:name="_dxf22lhs7nyj" w:id="66"/>
+      <w:bookmarkEnd w:id="66"/>
       <w:r>
         <w:rPr>
           <w:color w:val="bf9000"/>
@@ -11696,7 +13298,7 @@
       <w:pPr>
         <w:numPr>
           <w:ilvl w:val="0"/>
-          <w:numId w:val="58"/>
+          <w:numId w:val="62"/>
         </w:numPr>
         <w:ind w:left="720" w:hanging="360"/>
         <w:jc w:val="both"/>
@@ -11710,7 +13312,7 @@
         </w:rPr>
         <w:t xml:space="preserve">Emirates: </w:t>
       </w:r>
-      <w:hyperlink r:id="rId34">
+      <w:hyperlink r:id="rId61">
         <w:r>
           <w:rPr>
             <w:color w:val="1155cc"/>
@@ -11731,7 +13333,7 @@
       <w:pPr>
         <w:numPr>
           <w:ilvl w:val="0"/>
-          <w:numId w:val="58"/>
+          <w:numId w:val="62"/>
         </w:numPr>
         <w:ind w:left="720" w:hanging="360"/>
         <w:jc w:val="both"/>
@@ -11745,7 +13347,7 @@
         </w:rPr>
         <w:t xml:space="preserve">AirFrance: </w:t>
       </w:r>
-      <w:hyperlink r:id="rId35">
+      <w:hyperlink r:id="rId62">
         <w:r>
           <w:rPr>
             <w:color w:val="1155cc"/>
@@ -11766,7 +13368,7 @@
       <w:pPr>
         <w:numPr>
           <w:ilvl w:val="0"/>
-          <w:numId w:val="58"/>
+          <w:numId w:val="62"/>
         </w:numPr>
         <w:ind w:left="720" w:hanging="360"/>
         <w:jc w:val="both"/>
@@ -11780,7 +13382,7 @@
         </w:rPr>
         <w:t xml:space="preserve">GOL: </w:t>
       </w:r>
-      <w:hyperlink r:id="rId36">
+      <w:hyperlink r:id="rId63">
         <w:r>
           <w:rPr>
             <w:color w:val="1155cc"/>
@@ -11819,7 +13421,7 @@
         </w:rPr>
         <w:t xml:space="preserve">However, for discrete states (the natural number of systems), a more suitable approach is a Birth-Death Process, in continuous-time, that is, the time step is not fixed, but sampled at each time given a distribution; this follows a Continuous-Time Markov Chain model, see: </w:t>
       </w:r>
-      <w:hyperlink r:id="rId37">
+      <w:hyperlink r:id="rId64">
         <w:r>
           <w:rPr>
             <w:color w:val="1155cc"/>
@@ -11858,16 +13460,16 @@
           <wp:inline distB="114300" distT="114300" distL="114300" distR="114300">
             <wp:extent cx="4719638" cy="1011351"/>
             <wp:effectExtent b="0" l="0" r="0" t="0"/>
-            <wp:docPr id="12" name="image5.png"/>
+            <wp:docPr id="19" name="image4.png"/>
             <a:graphic>
               <a:graphicData uri="http://schemas.openxmlformats.org/drawingml/2006/picture">
                 <pic:pic>
                   <pic:nvPicPr>
-                    <pic:cNvPr id="0" name="image5.png"/>
+                    <pic:cNvPr id="0" name="image4.png"/>
                     <pic:cNvPicPr preferRelativeResize="0"/>
                   </pic:nvPicPr>
                   <pic:blipFill>
-                    <a:blip r:embed="rId38"/>
+                    <a:blip r:embed="rId65"/>
                     <a:srcRect b="0" l="0" r="0" t="0"/>
                     <a:stretch>
                       <a:fillRect/>
@@ -12045,16 +13647,16 @@
           <wp:inline distB="114300" distT="114300" distL="114300" distR="114300">
             <wp:extent cx="3711413" cy="2931758"/>
             <wp:effectExtent b="0" l="0" r="0" t="0"/>
-            <wp:docPr id="5" name="image2.png"/>
+            <wp:docPr id="6" name="image5.png"/>
             <a:graphic>
               <a:graphicData uri="http://schemas.openxmlformats.org/drawingml/2006/picture">
                 <pic:pic>
                   <pic:nvPicPr>
-                    <pic:cNvPr id="0" name="image2.png"/>
+                    <pic:cNvPr id="0" name="image5.png"/>
                     <pic:cNvPicPr preferRelativeResize="0"/>
                   </pic:nvPicPr>
                   <pic:blipFill>
-                    <a:blip r:embed="rId39"/>
+                    <a:blip r:embed="rId66"/>
                     <a:srcRect b="0" l="0" r="0" t="0"/>
                     <a:stretch>
                       <a:fillRect/>
@@ -12103,16 +13705,16 @@
           <wp:inline distB="114300" distT="114300" distL="114300" distR="114300">
             <wp:extent cx="4014124" cy="3346275"/>
             <wp:effectExtent b="0" l="0" r="0" t="0"/>
-            <wp:docPr id="14" name="image6.png"/>
+            <wp:docPr id="27" name="image14.png"/>
             <a:graphic>
               <a:graphicData uri="http://schemas.openxmlformats.org/drawingml/2006/picture">
                 <pic:pic>
                   <pic:nvPicPr>
-                    <pic:cNvPr id="0" name="image6.png"/>
+                    <pic:cNvPr id="0" name="image14.png"/>
                     <pic:cNvPicPr preferRelativeResize="0"/>
                   </pic:nvPicPr>
                   <pic:blipFill>
-                    <a:blip r:embed="rId40"/>
+                    <a:blip r:embed="rId67"/>
                     <a:srcRect b="0" l="0" r="0" t="0"/>
                     <a:stretch>
                       <a:fillRect/>
@@ -12151,7 +13753,7 @@
         </w:rPr>
         <w:t xml:space="preserve">For simulation, we implement a Gillespie algorithm. For further details on the algorithm, one may refer to: </w:t>
       </w:r>
-      <w:hyperlink r:id="rId41">
+      <w:hyperlink r:id="rId68">
         <w:r>
           <w:rPr>
             <w:color w:val="1155cc"/>
@@ -12161,7 +13763,7 @@
           <w:t xml:space="preserve">https://en.wikipedia.org/wiki/G</w:t>
         </w:r>
       </w:hyperlink>
-      <w:hyperlink r:id="rId42">
+      <w:hyperlink r:id="rId69">
         <w:r>
           <w:rPr>
             <w:rtl w:val="0"/>
@@ -12169,7 +13771,7 @@
           <w:t xml:space="preserve"> </w:t>
         </w:r>
       </w:hyperlink>
-      <w:hyperlink r:id="rId43">
+      <w:hyperlink r:id="rId70">
         <w:r>
           <w:rPr>
             <w:color w:val="1155cc"/>
@@ -12193,7 +13795,7 @@
       </w:r>
     </w:p>
     <w:sectPr>
-      <w:footerReference r:id="rId44" w:type="default"/>
+      <w:footerReference r:id="rId71" w:type="default"/>
       <w:pgSz w:h="16834" w:w="11909" w:orient="portrait"/>
       <w:pgMar w:bottom="1440" w:top="1440" w:left="1440" w:right="1440" w:header="720" w:footer="720"/>
       <w:pgNumType w:start="1"/>
@@ -13991,7 +15593,7 @@
     <w:lvl w:ilvl="0">
       <w:start w:val="1"/>
       <w:numFmt w:val="bullet"/>
-      <w:lvlText w:val="●"/>
+      <w:lvlText w:val="-"/>
       <w:lvlJc w:val="left"/>
       <w:pPr>
         <w:ind w:left="720" w:hanging="360"/>
@@ -14003,7 +15605,7 @@
     <w:lvl w:ilvl="1">
       <w:start w:val="1"/>
       <w:numFmt w:val="bullet"/>
-      <w:lvlText w:val="○"/>
+      <w:lvlText w:val="-"/>
       <w:lvlJc w:val="left"/>
       <w:pPr>
         <w:ind w:left="1440" w:hanging="360"/>
@@ -14015,7 +15617,7 @@
     <w:lvl w:ilvl="2">
       <w:start w:val="1"/>
       <w:numFmt w:val="bullet"/>
-      <w:lvlText w:val="■"/>
+      <w:lvlText w:val="-"/>
       <w:lvlJc w:val="left"/>
       <w:pPr>
         <w:ind w:left="2160" w:hanging="360"/>
@@ -14027,7 +15629,7 @@
     <w:lvl w:ilvl="3">
       <w:start w:val="1"/>
       <w:numFmt w:val="bullet"/>
-      <w:lvlText w:val="●"/>
+      <w:lvlText w:val="-"/>
       <w:lvlJc w:val="left"/>
       <w:pPr>
         <w:ind w:left="2880" w:hanging="360"/>
@@ -14039,7 +15641,7 @@
     <w:lvl w:ilvl="4">
       <w:start w:val="1"/>
       <w:numFmt w:val="bullet"/>
-      <w:lvlText w:val="○"/>
+      <w:lvlText w:val="-"/>
       <w:lvlJc w:val="left"/>
       <w:pPr>
         <w:ind w:left="3600" w:hanging="360"/>
@@ -14051,7 +15653,7 @@
     <w:lvl w:ilvl="5">
       <w:start w:val="1"/>
       <w:numFmt w:val="bullet"/>
-      <w:lvlText w:val="■"/>
+      <w:lvlText w:val="-"/>
       <w:lvlJc w:val="left"/>
       <w:pPr>
         <w:ind w:left="4320" w:hanging="360"/>
@@ -14063,7 +15665,7 @@
     <w:lvl w:ilvl="6">
       <w:start w:val="1"/>
       <w:numFmt w:val="bullet"/>
-      <w:lvlText w:val="●"/>
+      <w:lvlText w:val="-"/>
       <w:lvlJc w:val="left"/>
       <w:pPr>
         <w:ind w:left="5040" w:hanging="360"/>
@@ -14075,7 +15677,7 @@
     <w:lvl w:ilvl="7">
       <w:start w:val="1"/>
       <w:numFmt w:val="bullet"/>
-      <w:lvlText w:val="○"/>
+      <w:lvlText w:val="-"/>
       <w:lvlJc w:val="left"/>
       <w:pPr>
         <w:ind w:left="5760" w:hanging="360"/>
@@ -14087,7 +15689,7 @@
     <w:lvl w:ilvl="8">
       <w:start w:val="1"/>
       <w:numFmt w:val="bullet"/>
-      <w:lvlText w:val="■"/>
+      <w:lvlText w:val="-"/>
       <w:lvlJc w:val="left"/>
       <w:pPr>
         <w:ind w:left="6480" w:hanging="360"/>
@@ -14100,6 +15702,116 @@
   <w:abstractNum w:abstractNumId="18">
     <w:lvl w:ilvl="0">
       <w:start w:val="1"/>
+      <w:numFmt w:val="bullet"/>
+      <w:lvlText w:val="●"/>
+      <w:lvlJc w:val="left"/>
+      <w:pPr>
+        <w:ind w:left="720" w:hanging="360"/>
+      </w:pPr>
+      <w:rPr>
+        <w:u w:val="none"/>
+      </w:rPr>
+    </w:lvl>
+    <w:lvl w:ilvl="1">
+      <w:start w:val="1"/>
+      <w:numFmt w:val="bullet"/>
+      <w:lvlText w:val="○"/>
+      <w:lvlJc w:val="left"/>
+      <w:pPr>
+        <w:ind w:left="1440" w:hanging="360"/>
+      </w:pPr>
+      <w:rPr>
+        <w:u w:val="none"/>
+      </w:rPr>
+    </w:lvl>
+    <w:lvl w:ilvl="2">
+      <w:start w:val="1"/>
+      <w:numFmt w:val="bullet"/>
+      <w:lvlText w:val="■"/>
+      <w:lvlJc w:val="left"/>
+      <w:pPr>
+        <w:ind w:left="2160" w:hanging="360"/>
+      </w:pPr>
+      <w:rPr>
+        <w:u w:val="none"/>
+      </w:rPr>
+    </w:lvl>
+    <w:lvl w:ilvl="3">
+      <w:start w:val="1"/>
+      <w:numFmt w:val="bullet"/>
+      <w:lvlText w:val="●"/>
+      <w:lvlJc w:val="left"/>
+      <w:pPr>
+        <w:ind w:left="2880" w:hanging="360"/>
+      </w:pPr>
+      <w:rPr>
+        <w:u w:val="none"/>
+      </w:rPr>
+    </w:lvl>
+    <w:lvl w:ilvl="4">
+      <w:start w:val="1"/>
+      <w:numFmt w:val="bullet"/>
+      <w:lvlText w:val="○"/>
+      <w:lvlJc w:val="left"/>
+      <w:pPr>
+        <w:ind w:left="3600" w:hanging="360"/>
+      </w:pPr>
+      <w:rPr>
+        <w:u w:val="none"/>
+      </w:rPr>
+    </w:lvl>
+    <w:lvl w:ilvl="5">
+      <w:start w:val="1"/>
+      <w:numFmt w:val="bullet"/>
+      <w:lvlText w:val="■"/>
+      <w:lvlJc w:val="left"/>
+      <w:pPr>
+        <w:ind w:left="4320" w:hanging="360"/>
+      </w:pPr>
+      <w:rPr>
+        <w:u w:val="none"/>
+      </w:rPr>
+    </w:lvl>
+    <w:lvl w:ilvl="6">
+      <w:start w:val="1"/>
+      <w:numFmt w:val="bullet"/>
+      <w:lvlText w:val="●"/>
+      <w:lvlJc w:val="left"/>
+      <w:pPr>
+        <w:ind w:left="5040" w:hanging="360"/>
+      </w:pPr>
+      <w:rPr>
+        <w:u w:val="none"/>
+      </w:rPr>
+    </w:lvl>
+    <w:lvl w:ilvl="7">
+      <w:start w:val="1"/>
+      <w:numFmt w:val="bullet"/>
+      <w:lvlText w:val="○"/>
+      <w:lvlJc w:val="left"/>
+      <w:pPr>
+        <w:ind w:left="5760" w:hanging="360"/>
+      </w:pPr>
+      <w:rPr>
+        <w:u w:val="none"/>
+      </w:rPr>
+    </w:lvl>
+    <w:lvl w:ilvl="8">
+      <w:start w:val="1"/>
+      <w:numFmt w:val="bullet"/>
+      <w:lvlText w:val="■"/>
+      <w:lvlJc w:val="left"/>
+      <w:pPr>
+        <w:ind w:left="6480" w:hanging="360"/>
+      </w:pPr>
+      <w:rPr>
+        <w:u w:val="none"/>
+      </w:rPr>
+    </w:lvl>
+  </w:abstractNum>
+  <w:abstractNum w:abstractNumId="19">
+    <w:lvl w:ilvl="0">
+      <w:start w:val="1"/>
       <w:numFmt w:val="upperLetter"/>
       <w:lvlText w:val="%1."/>
       <w:lvlJc w:val="left"/>
@@ -14207,7 +15919,7 @@
       </w:rPr>
     </w:lvl>
   </w:abstractNum>
-  <w:abstractNum w:abstractNumId="19">
+  <w:abstractNum w:abstractNumId="20">
     <w:lvl w:ilvl="0">
       <w:start w:val="1"/>
       <w:numFmt w:val="lowerLetter"/>
@@ -14317,7 +16029,7 @@
       </w:rPr>
     </w:lvl>
   </w:abstractNum>
-  <w:abstractNum w:abstractNumId="20">
+  <w:abstractNum w:abstractNumId="21">
     <w:lvl w:ilvl="0">
       <w:start w:val="1"/>
       <w:numFmt w:val="upperLetter"/>
@@ -14427,116 +16139,6 @@
       </w:rPr>
     </w:lvl>
   </w:abstractNum>
-  <w:abstractNum w:abstractNumId="21">
-    <w:lvl w:ilvl="0">
-      <w:start w:val="1"/>
-      <w:numFmt w:val="bullet"/>
-      <w:lvlText w:val="●"/>
-      <w:lvlJc w:val="left"/>
-      <w:pPr>
-        <w:ind w:left="720" w:hanging="360"/>
-      </w:pPr>
-      <w:rPr>
-        <w:u w:val="none"/>
-      </w:rPr>
-    </w:lvl>
-    <w:lvl w:ilvl="1">
-      <w:start w:val="1"/>
-      <w:numFmt w:val="bullet"/>
-      <w:lvlText w:val="○"/>
-      <w:lvlJc w:val="left"/>
-      <w:pPr>
-        <w:ind w:left="1440" w:hanging="360"/>
-      </w:pPr>
-      <w:rPr>
-        <w:u w:val="none"/>
-      </w:rPr>
-    </w:lvl>
-    <w:lvl w:ilvl="2">
-      <w:start w:val="1"/>
-      <w:numFmt w:val="bullet"/>
-      <w:lvlText w:val="■"/>
-      <w:lvlJc w:val="left"/>
-      <w:pPr>
-        <w:ind w:left="2160" w:hanging="360"/>
-      </w:pPr>
-      <w:rPr>
-        <w:u w:val="none"/>
-      </w:rPr>
-    </w:lvl>
-    <w:lvl w:ilvl="3">
-      <w:start w:val="1"/>
-      <w:numFmt w:val="bullet"/>
-      <w:lvlText w:val="●"/>
-      <w:lvlJc w:val="left"/>
-      <w:pPr>
-        <w:ind w:left="2880" w:hanging="360"/>
-      </w:pPr>
-      <w:rPr>
-        <w:u w:val="none"/>
-      </w:rPr>
-    </w:lvl>
-    <w:lvl w:ilvl="4">
-      <w:start w:val="1"/>
-      <w:numFmt w:val="bullet"/>
-      <w:lvlText w:val="○"/>
-      <w:lvlJc w:val="left"/>
-      <w:pPr>
-        <w:ind w:left="3600" w:hanging="360"/>
-      </w:pPr>
-      <w:rPr>
-        <w:u w:val="none"/>
-      </w:rPr>
-    </w:lvl>
-    <w:lvl w:ilvl="5">
-      <w:start w:val="1"/>
-      <w:numFmt w:val="bullet"/>
-      <w:lvlText w:val="■"/>
-      <w:lvlJc w:val="left"/>
-      <w:pPr>
-        <w:ind w:left="4320" w:hanging="360"/>
-      </w:pPr>
-      <w:rPr>
-        <w:u w:val="none"/>
-      </w:rPr>
-    </w:lvl>
-    <w:lvl w:ilvl="6">
-      <w:start w:val="1"/>
-      <w:numFmt w:val="bullet"/>
-      <w:lvlText w:val="●"/>
-      <w:lvlJc w:val="left"/>
-      <w:pPr>
-        <w:ind w:left="5040" w:hanging="360"/>
-      </w:pPr>
-      <w:rPr>
-        <w:u w:val="none"/>
-      </w:rPr>
-    </w:lvl>
-    <w:lvl w:ilvl="7">
-      <w:start w:val="1"/>
-      <w:numFmt w:val="bullet"/>
-      <w:lvlText w:val="○"/>
-      <w:lvlJc w:val="left"/>
-      <w:pPr>
-        <w:ind w:left="5760" w:hanging="360"/>
-      </w:pPr>
-      <w:rPr>
-        <w:u w:val="none"/>
-      </w:rPr>
-    </w:lvl>
-    <w:lvl w:ilvl="8">
-      <w:start w:val="1"/>
-      <w:numFmt w:val="bullet"/>
-      <w:lvlText w:val="■"/>
-      <w:lvlJc w:val="left"/>
-      <w:pPr>
-        <w:ind w:left="6480" w:hanging="360"/>
-      </w:pPr>
-      <w:rPr>
-        <w:u w:val="none"/>
-      </w:rPr>
-    </w:lvl>
-  </w:abstractNum>
   <w:abstractNum w:abstractNumId="22">
     <w:lvl w:ilvl="0">
       <w:start w:val="1"/>
@@ -15420,6 +17022,336 @@
   <w:abstractNum w:abstractNumId="30">
     <w:lvl w:ilvl="0">
       <w:start w:val="1"/>
+      <w:numFmt w:val="bullet"/>
+      <w:lvlText w:val="●"/>
+      <w:lvlJc w:val="left"/>
+      <w:pPr>
+        <w:ind w:left="720" w:hanging="360"/>
+      </w:pPr>
+      <w:rPr>
+        <w:u w:val="none"/>
+      </w:rPr>
+    </w:lvl>
+    <w:lvl w:ilvl="1">
+      <w:start w:val="1"/>
+      <w:numFmt w:val="bullet"/>
+      <w:lvlText w:val="○"/>
+      <w:lvlJc w:val="left"/>
+      <w:pPr>
+        <w:ind w:left="1440" w:hanging="360"/>
+      </w:pPr>
+      <w:rPr>
+        <w:u w:val="none"/>
+      </w:rPr>
+    </w:lvl>
+    <w:lvl w:ilvl="2">
+      <w:start w:val="1"/>
+      <w:numFmt w:val="bullet"/>
+      <w:lvlText w:val="■"/>
+      <w:lvlJc w:val="left"/>
+      <w:pPr>
+        <w:ind w:left="2160" w:hanging="360"/>
+      </w:pPr>
+      <w:rPr>
+        <w:u w:val="none"/>
+      </w:rPr>
+    </w:lvl>
+    <w:lvl w:ilvl="3">
+      <w:start w:val="1"/>
+      <w:numFmt w:val="bullet"/>
+      <w:lvlText w:val="●"/>
+      <w:lvlJc w:val="left"/>
+      <w:pPr>
+        <w:ind w:left="2880" w:hanging="360"/>
+      </w:pPr>
+      <w:rPr>
+        <w:u w:val="none"/>
+      </w:rPr>
+    </w:lvl>
+    <w:lvl w:ilvl="4">
+      <w:start w:val="1"/>
+      <w:numFmt w:val="bullet"/>
+      <w:lvlText w:val="○"/>
+      <w:lvlJc w:val="left"/>
+      <w:pPr>
+        <w:ind w:left="3600" w:hanging="360"/>
+      </w:pPr>
+      <w:rPr>
+        <w:u w:val="none"/>
+      </w:rPr>
+    </w:lvl>
+    <w:lvl w:ilvl="5">
+      <w:start w:val="1"/>
+      <w:numFmt w:val="bullet"/>
+      <w:lvlText w:val="■"/>
+      <w:lvlJc w:val="left"/>
+      <w:pPr>
+        <w:ind w:left="4320" w:hanging="360"/>
+      </w:pPr>
+      <w:rPr>
+        <w:u w:val="none"/>
+      </w:rPr>
+    </w:lvl>
+    <w:lvl w:ilvl="6">
+      <w:start w:val="1"/>
+      <w:numFmt w:val="bullet"/>
+      <w:lvlText w:val="●"/>
+      <w:lvlJc w:val="left"/>
+      <w:pPr>
+        <w:ind w:left="5040" w:hanging="360"/>
+      </w:pPr>
+      <w:rPr>
+        <w:u w:val="none"/>
+      </w:rPr>
+    </w:lvl>
+    <w:lvl w:ilvl="7">
+      <w:start w:val="1"/>
+      <w:numFmt w:val="bullet"/>
+      <w:lvlText w:val="○"/>
+      <w:lvlJc w:val="left"/>
+      <w:pPr>
+        <w:ind w:left="5760" w:hanging="360"/>
+      </w:pPr>
+      <w:rPr>
+        <w:u w:val="none"/>
+      </w:rPr>
+    </w:lvl>
+    <w:lvl w:ilvl="8">
+      <w:start w:val="1"/>
+      <w:numFmt w:val="bullet"/>
+      <w:lvlText w:val="■"/>
+      <w:lvlJc w:val="left"/>
+      <w:pPr>
+        <w:ind w:left="6480" w:hanging="360"/>
+      </w:pPr>
+      <w:rPr>
+        <w:u w:val="none"/>
+      </w:rPr>
+    </w:lvl>
+  </w:abstractNum>
+  <w:abstractNum w:abstractNumId="31">
+    <w:lvl w:ilvl="0">
+      <w:start w:val="1"/>
+      <w:numFmt w:val="bullet"/>
+      <w:lvlText w:val="●"/>
+      <w:lvlJc w:val="left"/>
+      <w:pPr>
+        <w:ind w:left="720" w:hanging="360"/>
+      </w:pPr>
+      <w:rPr>
+        <w:u w:val="none"/>
+      </w:rPr>
+    </w:lvl>
+    <w:lvl w:ilvl="1">
+      <w:start w:val="1"/>
+      <w:numFmt w:val="bullet"/>
+      <w:lvlText w:val="○"/>
+      <w:lvlJc w:val="left"/>
+      <w:pPr>
+        <w:ind w:left="1440" w:hanging="360"/>
+      </w:pPr>
+      <w:rPr>
+        <w:u w:val="none"/>
+      </w:rPr>
+    </w:lvl>
+    <w:lvl w:ilvl="2">
+      <w:start w:val="1"/>
+      <w:numFmt w:val="bullet"/>
+      <w:lvlText w:val="■"/>
+      <w:lvlJc w:val="left"/>
+      <w:pPr>
+        <w:ind w:left="2160" w:hanging="360"/>
+      </w:pPr>
+      <w:rPr>
+        <w:u w:val="none"/>
+      </w:rPr>
+    </w:lvl>
+    <w:lvl w:ilvl="3">
+      <w:start w:val="1"/>
+      <w:numFmt w:val="bullet"/>
+      <w:lvlText w:val="●"/>
+      <w:lvlJc w:val="left"/>
+      <w:pPr>
+        <w:ind w:left="2880" w:hanging="360"/>
+      </w:pPr>
+      <w:rPr>
+        <w:u w:val="none"/>
+      </w:rPr>
+    </w:lvl>
+    <w:lvl w:ilvl="4">
+      <w:start w:val="1"/>
+      <w:numFmt w:val="bullet"/>
+      <w:lvlText w:val="○"/>
+      <w:lvlJc w:val="left"/>
+      <w:pPr>
+        <w:ind w:left="3600" w:hanging="360"/>
+      </w:pPr>
+      <w:rPr>
+        <w:u w:val="none"/>
+      </w:rPr>
+    </w:lvl>
+    <w:lvl w:ilvl="5">
+      <w:start w:val="1"/>
+      <w:numFmt w:val="bullet"/>
+      <w:lvlText w:val="■"/>
+      <w:lvlJc w:val="left"/>
+      <w:pPr>
+        <w:ind w:left="4320" w:hanging="360"/>
+      </w:pPr>
+      <w:rPr>
+        <w:u w:val="none"/>
+      </w:rPr>
+    </w:lvl>
+    <w:lvl w:ilvl="6">
+      <w:start w:val="1"/>
+      <w:numFmt w:val="bullet"/>
+      <w:lvlText w:val="●"/>
+      <w:lvlJc w:val="left"/>
+      <w:pPr>
+        <w:ind w:left="5040" w:hanging="360"/>
+      </w:pPr>
+      <w:rPr>
+        <w:u w:val="none"/>
+      </w:rPr>
+    </w:lvl>
+    <w:lvl w:ilvl="7">
+      <w:start w:val="1"/>
+      <w:numFmt w:val="bullet"/>
+      <w:lvlText w:val="○"/>
+      <w:lvlJc w:val="left"/>
+      <w:pPr>
+        <w:ind w:left="5760" w:hanging="360"/>
+      </w:pPr>
+      <w:rPr>
+        <w:u w:val="none"/>
+      </w:rPr>
+    </w:lvl>
+    <w:lvl w:ilvl="8">
+      <w:start w:val="1"/>
+      <w:numFmt w:val="bullet"/>
+      <w:lvlText w:val="■"/>
+      <w:lvlJc w:val="left"/>
+      <w:pPr>
+        <w:ind w:left="6480" w:hanging="360"/>
+      </w:pPr>
+      <w:rPr>
+        <w:u w:val="none"/>
+      </w:rPr>
+    </w:lvl>
+  </w:abstractNum>
+  <w:abstractNum w:abstractNumId="32">
+    <w:lvl w:ilvl="0">
+      <w:start w:val="1"/>
+      <w:numFmt w:val="bullet"/>
+      <w:lvlText w:val="●"/>
+      <w:lvlJc w:val="left"/>
+      <w:pPr>
+        <w:ind w:left="720" w:hanging="360"/>
+      </w:pPr>
+      <w:rPr>
+        <w:u w:val="none"/>
+      </w:rPr>
+    </w:lvl>
+    <w:lvl w:ilvl="1">
+      <w:start w:val="1"/>
+      <w:numFmt w:val="bullet"/>
+      <w:lvlText w:val="○"/>
+      <w:lvlJc w:val="left"/>
+      <w:pPr>
+        <w:ind w:left="1440" w:hanging="360"/>
+      </w:pPr>
+      <w:rPr>
+        <w:u w:val="none"/>
+      </w:rPr>
+    </w:lvl>
+    <w:lvl w:ilvl="2">
+      <w:start w:val="1"/>
+      <w:numFmt w:val="bullet"/>
+      <w:lvlText w:val="■"/>
+      <w:lvlJc w:val="left"/>
+      <w:pPr>
+        <w:ind w:left="2160" w:hanging="360"/>
+      </w:pPr>
+      <w:rPr>
+        <w:u w:val="none"/>
+      </w:rPr>
+    </w:lvl>
+    <w:lvl w:ilvl="3">
+      <w:start w:val="1"/>
+      <w:numFmt w:val="bullet"/>
+      <w:lvlText w:val="●"/>
+      <w:lvlJc w:val="left"/>
+      <w:pPr>
+        <w:ind w:left="2880" w:hanging="360"/>
+      </w:pPr>
+      <w:rPr>
+        <w:u w:val="none"/>
+      </w:rPr>
+    </w:lvl>
+    <w:lvl w:ilvl="4">
+      <w:start w:val="1"/>
+      <w:numFmt w:val="bullet"/>
+      <w:lvlText w:val="○"/>
+      <w:lvlJc w:val="left"/>
+      <w:pPr>
+        <w:ind w:left="3600" w:hanging="360"/>
+      </w:pPr>
+      <w:rPr>
+        <w:u w:val="none"/>
+      </w:rPr>
+    </w:lvl>
+    <w:lvl w:ilvl="5">
+      <w:start w:val="1"/>
+      <w:numFmt w:val="bullet"/>
+      <w:lvlText w:val="■"/>
+      <w:lvlJc w:val="left"/>
+      <w:pPr>
+        <w:ind w:left="4320" w:hanging="360"/>
+      </w:pPr>
+      <w:rPr>
+        <w:u w:val="none"/>
+      </w:rPr>
+    </w:lvl>
+    <w:lvl w:ilvl="6">
+      <w:start w:val="1"/>
+      <w:numFmt w:val="bullet"/>
+      <w:lvlText w:val="●"/>
+      <w:lvlJc w:val="left"/>
+      <w:pPr>
+        <w:ind w:left="5040" w:hanging="360"/>
+      </w:pPr>
+      <w:rPr>
+        <w:u w:val="none"/>
+      </w:rPr>
+    </w:lvl>
+    <w:lvl w:ilvl="7">
+      <w:start w:val="1"/>
+      <w:numFmt w:val="bullet"/>
+      <w:lvlText w:val="○"/>
+      <w:lvlJc w:val="left"/>
+      <w:pPr>
+        <w:ind w:left="5760" w:hanging="360"/>
+      </w:pPr>
+      <w:rPr>
+        <w:u w:val="none"/>
+      </w:rPr>
+    </w:lvl>
+    <w:lvl w:ilvl="8">
+      <w:start w:val="1"/>
+      <w:numFmt w:val="bullet"/>
+      <w:lvlText w:val="■"/>
+      <w:lvlJc w:val="left"/>
+      <w:pPr>
+        <w:ind w:left="6480" w:hanging="360"/>
+      </w:pPr>
+      <w:rPr>
+        <w:u w:val="none"/>
+      </w:rPr>
+    </w:lvl>
+  </w:abstractNum>
+  <w:abstractNum w:abstractNumId="33">
+    <w:lvl w:ilvl="0">
+      <w:start w:val="1"/>
       <w:numFmt w:val="upperLetter"/>
       <w:lvlText w:val="%1."/>
       <w:lvlJc w:val="left"/>
@@ -15527,341 +17459,11 @@
       </w:rPr>
     </w:lvl>
   </w:abstractNum>
-  <w:abstractNum w:abstractNumId="31">
-    <w:lvl w:ilvl="0">
-      <w:start w:val="1"/>
-      <w:numFmt w:val="bullet"/>
-      <w:lvlText w:val="●"/>
-      <w:lvlJc w:val="left"/>
-      <w:pPr>
-        <w:ind w:left="720" w:hanging="360"/>
-      </w:pPr>
-      <w:rPr>
-        <w:u w:val="none"/>
-      </w:rPr>
-    </w:lvl>
-    <w:lvl w:ilvl="1">
-      <w:start w:val="1"/>
-      <w:numFmt w:val="bullet"/>
-      <w:lvlText w:val="○"/>
-      <w:lvlJc w:val="left"/>
-      <w:pPr>
-        <w:ind w:left="1440" w:hanging="360"/>
-      </w:pPr>
-      <w:rPr>
-        <w:u w:val="none"/>
-      </w:rPr>
-    </w:lvl>
-    <w:lvl w:ilvl="2">
-      <w:start w:val="1"/>
-      <w:numFmt w:val="bullet"/>
-      <w:lvlText w:val="■"/>
-      <w:lvlJc w:val="left"/>
-      <w:pPr>
-        <w:ind w:left="2160" w:hanging="360"/>
-      </w:pPr>
-      <w:rPr>
-        <w:u w:val="none"/>
-      </w:rPr>
-    </w:lvl>
-    <w:lvl w:ilvl="3">
-      <w:start w:val="1"/>
-      <w:numFmt w:val="bullet"/>
-      <w:lvlText w:val="●"/>
-      <w:lvlJc w:val="left"/>
-      <w:pPr>
-        <w:ind w:left="2880" w:hanging="360"/>
-      </w:pPr>
-      <w:rPr>
-        <w:u w:val="none"/>
-      </w:rPr>
-    </w:lvl>
-    <w:lvl w:ilvl="4">
-      <w:start w:val="1"/>
-      <w:numFmt w:val="bullet"/>
-      <w:lvlText w:val="○"/>
-      <w:lvlJc w:val="left"/>
-      <w:pPr>
-        <w:ind w:left="3600" w:hanging="360"/>
-      </w:pPr>
-      <w:rPr>
-        <w:u w:val="none"/>
-      </w:rPr>
-    </w:lvl>
-    <w:lvl w:ilvl="5">
-      <w:start w:val="1"/>
-      <w:numFmt w:val="bullet"/>
-      <w:lvlText w:val="■"/>
-      <w:lvlJc w:val="left"/>
-      <w:pPr>
-        <w:ind w:left="4320" w:hanging="360"/>
-      </w:pPr>
-      <w:rPr>
-        <w:u w:val="none"/>
-      </w:rPr>
-    </w:lvl>
-    <w:lvl w:ilvl="6">
-      <w:start w:val="1"/>
-      <w:numFmt w:val="bullet"/>
-      <w:lvlText w:val="●"/>
-      <w:lvlJc w:val="left"/>
-      <w:pPr>
-        <w:ind w:left="5040" w:hanging="360"/>
-      </w:pPr>
-      <w:rPr>
-        <w:u w:val="none"/>
-      </w:rPr>
-    </w:lvl>
-    <w:lvl w:ilvl="7">
-      <w:start w:val="1"/>
-      <w:numFmt w:val="bullet"/>
-      <w:lvlText w:val="○"/>
-      <w:lvlJc w:val="left"/>
-      <w:pPr>
-        <w:ind w:left="5760" w:hanging="360"/>
-      </w:pPr>
-      <w:rPr>
-        <w:u w:val="none"/>
-      </w:rPr>
-    </w:lvl>
-    <w:lvl w:ilvl="8">
-      <w:start w:val="1"/>
-      <w:numFmt w:val="bullet"/>
-      <w:lvlText w:val="■"/>
-      <w:lvlJc w:val="left"/>
-      <w:pPr>
-        <w:ind w:left="6480" w:hanging="360"/>
-      </w:pPr>
-      <w:rPr>
-        <w:u w:val="none"/>
-      </w:rPr>
-    </w:lvl>
-  </w:abstractNum>
-  <w:abstractNum w:abstractNumId="32">
-    <w:lvl w:ilvl="0">
-      <w:start w:val="1"/>
-      <w:numFmt w:val="bullet"/>
-      <w:lvlText w:val="●"/>
-      <w:lvlJc w:val="left"/>
-      <w:pPr>
-        <w:ind w:left="720" w:hanging="360"/>
-      </w:pPr>
-      <w:rPr>
-        <w:u w:val="none"/>
-      </w:rPr>
-    </w:lvl>
-    <w:lvl w:ilvl="1">
-      <w:start w:val="1"/>
-      <w:numFmt w:val="bullet"/>
-      <w:lvlText w:val="○"/>
-      <w:lvlJc w:val="left"/>
-      <w:pPr>
-        <w:ind w:left="1440" w:hanging="360"/>
-      </w:pPr>
-      <w:rPr>
-        <w:u w:val="none"/>
-      </w:rPr>
-    </w:lvl>
-    <w:lvl w:ilvl="2">
-      <w:start w:val="1"/>
-      <w:numFmt w:val="bullet"/>
-      <w:lvlText w:val="■"/>
-      <w:lvlJc w:val="left"/>
-      <w:pPr>
-        <w:ind w:left="2160" w:hanging="360"/>
-      </w:pPr>
-      <w:rPr>
-        <w:u w:val="none"/>
-      </w:rPr>
-    </w:lvl>
-    <w:lvl w:ilvl="3">
-      <w:start w:val="1"/>
-      <w:numFmt w:val="bullet"/>
-      <w:lvlText w:val="●"/>
-      <w:lvlJc w:val="left"/>
-      <w:pPr>
-        <w:ind w:left="2880" w:hanging="360"/>
-      </w:pPr>
-      <w:rPr>
-        <w:u w:val="none"/>
-      </w:rPr>
-    </w:lvl>
-    <w:lvl w:ilvl="4">
-      <w:start w:val="1"/>
-      <w:numFmt w:val="bullet"/>
-      <w:lvlText w:val="○"/>
-      <w:lvlJc w:val="left"/>
-      <w:pPr>
-        <w:ind w:left="3600" w:hanging="360"/>
-      </w:pPr>
-      <w:rPr>
-        <w:u w:val="none"/>
-      </w:rPr>
-    </w:lvl>
-    <w:lvl w:ilvl="5">
-      <w:start w:val="1"/>
-      <w:numFmt w:val="bullet"/>
-      <w:lvlText w:val="■"/>
-      <w:lvlJc w:val="left"/>
-      <w:pPr>
-        <w:ind w:left="4320" w:hanging="360"/>
-      </w:pPr>
-      <w:rPr>
-        <w:u w:val="none"/>
-      </w:rPr>
-    </w:lvl>
-    <w:lvl w:ilvl="6">
-      <w:start w:val="1"/>
-      <w:numFmt w:val="bullet"/>
-      <w:lvlText w:val="●"/>
-      <w:lvlJc w:val="left"/>
-      <w:pPr>
-        <w:ind w:left="5040" w:hanging="360"/>
-      </w:pPr>
-      <w:rPr>
-        <w:u w:val="none"/>
-      </w:rPr>
-    </w:lvl>
-    <w:lvl w:ilvl="7">
-      <w:start w:val="1"/>
-      <w:numFmt w:val="bullet"/>
-      <w:lvlText w:val="○"/>
-      <w:lvlJc w:val="left"/>
-      <w:pPr>
-        <w:ind w:left="5760" w:hanging="360"/>
-      </w:pPr>
-      <w:rPr>
-        <w:u w:val="none"/>
-      </w:rPr>
-    </w:lvl>
-    <w:lvl w:ilvl="8">
-      <w:start w:val="1"/>
-      <w:numFmt w:val="bullet"/>
-      <w:lvlText w:val="■"/>
-      <w:lvlJc w:val="left"/>
-      <w:pPr>
-        <w:ind w:left="6480" w:hanging="360"/>
-      </w:pPr>
-      <w:rPr>
-        <w:u w:val="none"/>
-      </w:rPr>
-    </w:lvl>
-  </w:abstractNum>
-  <w:abstractNum w:abstractNumId="33">
-    <w:lvl w:ilvl="0">
-      <w:start w:val="1"/>
-      <w:numFmt w:val="bullet"/>
-      <w:lvlText w:val="●"/>
-      <w:lvlJc w:val="left"/>
-      <w:pPr>
-        <w:ind w:left="720" w:hanging="360"/>
-      </w:pPr>
-      <w:rPr>
-        <w:u w:val="none"/>
-      </w:rPr>
-    </w:lvl>
-    <w:lvl w:ilvl="1">
-      <w:start w:val="1"/>
-      <w:numFmt w:val="bullet"/>
-      <w:lvlText w:val="○"/>
-      <w:lvlJc w:val="left"/>
-      <w:pPr>
-        <w:ind w:left="1440" w:hanging="360"/>
-      </w:pPr>
-      <w:rPr>
-        <w:u w:val="none"/>
-      </w:rPr>
-    </w:lvl>
-    <w:lvl w:ilvl="2">
-      <w:start w:val="1"/>
-      <w:numFmt w:val="bullet"/>
-      <w:lvlText w:val="■"/>
-      <w:lvlJc w:val="left"/>
-      <w:pPr>
-        <w:ind w:left="2160" w:hanging="360"/>
-      </w:pPr>
-      <w:rPr>
-        <w:u w:val="none"/>
-      </w:rPr>
-    </w:lvl>
-    <w:lvl w:ilvl="3">
-      <w:start w:val="1"/>
-      <w:numFmt w:val="bullet"/>
-      <w:lvlText w:val="●"/>
-      <w:lvlJc w:val="left"/>
-      <w:pPr>
-        <w:ind w:left="2880" w:hanging="360"/>
-      </w:pPr>
-      <w:rPr>
-        <w:u w:val="none"/>
-      </w:rPr>
-    </w:lvl>
-    <w:lvl w:ilvl="4">
-      <w:start w:val="1"/>
-      <w:numFmt w:val="bullet"/>
-      <w:lvlText w:val="○"/>
-      <w:lvlJc w:val="left"/>
-      <w:pPr>
-        <w:ind w:left="3600" w:hanging="360"/>
-      </w:pPr>
-      <w:rPr>
-        <w:u w:val="none"/>
-      </w:rPr>
-    </w:lvl>
-    <w:lvl w:ilvl="5">
-      <w:start w:val="1"/>
-      <w:numFmt w:val="bullet"/>
-      <w:lvlText w:val="■"/>
-      <w:lvlJc w:val="left"/>
-      <w:pPr>
-        <w:ind w:left="4320" w:hanging="360"/>
-      </w:pPr>
-      <w:rPr>
-        <w:u w:val="none"/>
-      </w:rPr>
-    </w:lvl>
-    <w:lvl w:ilvl="6">
-      <w:start w:val="1"/>
-      <w:numFmt w:val="bullet"/>
-      <w:lvlText w:val="●"/>
-      <w:lvlJc w:val="left"/>
-      <w:pPr>
-        <w:ind w:left="5040" w:hanging="360"/>
-      </w:pPr>
-      <w:rPr>
-        <w:u w:val="none"/>
-      </w:rPr>
-    </w:lvl>
-    <w:lvl w:ilvl="7">
-      <w:start w:val="1"/>
-      <w:numFmt w:val="bullet"/>
-      <w:lvlText w:val="○"/>
-      <w:lvlJc w:val="left"/>
-      <w:pPr>
-        <w:ind w:left="5760" w:hanging="360"/>
-      </w:pPr>
-      <w:rPr>
-        <w:u w:val="none"/>
-      </w:rPr>
-    </w:lvl>
-    <w:lvl w:ilvl="8">
-      <w:start w:val="1"/>
-      <w:numFmt w:val="bullet"/>
-      <w:lvlText w:val="■"/>
-      <w:lvlJc w:val="left"/>
-      <w:pPr>
-        <w:ind w:left="6480" w:hanging="360"/>
-      </w:pPr>
-      <w:rPr>
-        <w:u w:val="none"/>
-      </w:rPr>
-    </w:lvl>
-  </w:abstractNum>
   <w:abstractNum w:abstractNumId="34">
     <w:lvl w:ilvl="0">
       <w:start w:val="1"/>
       <w:numFmt w:val="bullet"/>
-      <w:lvlText w:val="❖"/>
+      <w:lvlText w:val="●"/>
       <w:lvlJc w:val="left"/>
       <w:pPr>
         <w:ind w:left="720" w:hanging="360"/>
@@ -15873,7 +17475,7 @@
     <w:lvl w:ilvl="1">
       <w:start w:val="1"/>
       <w:numFmt w:val="bullet"/>
-      <w:lvlText w:val="➢"/>
+      <w:lvlText w:val="○"/>
       <w:lvlJc w:val="left"/>
       <w:pPr>
         <w:ind w:left="1440" w:hanging="360"/>
@@ -15909,7 +17511,7 @@
     <w:lvl w:ilvl="4">
       <w:start w:val="1"/>
       <w:numFmt w:val="bullet"/>
-      <w:lvlText w:val="◆"/>
+      <w:lvlText w:val="○"/>
       <w:lvlJc w:val="left"/>
       <w:pPr>
         <w:ind w:left="3600" w:hanging="360"/>
@@ -15921,7 +17523,7 @@
     <w:lvl w:ilvl="5">
       <w:start w:val="1"/>
       <w:numFmt w:val="bullet"/>
-      <w:lvlText w:val="➢"/>
+      <w:lvlText w:val="■"/>
       <w:lvlJc w:val="left"/>
       <w:pPr>
         <w:ind w:left="4320" w:hanging="360"/>
@@ -15933,31 +17535,31 @@
     <w:lvl w:ilvl="6">
       <w:start w:val="1"/>
       <w:numFmt w:val="bullet"/>
+      <w:lvlText w:val="●"/>
+      <w:lvlJc w:val="left"/>
+      <w:pPr>
+        <w:ind w:left="5040" w:hanging="360"/>
+      </w:pPr>
+      <w:rPr>
+        <w:u w:val="none"/>
+      </w:rPr>
+    </w:lvl>
+    <w:lvl w:ilvl="7">
+      <w:start w:val="1"/>
+      <w:numFmt w:val="bullet"/>
+      <w:lvlText w:val="○"/>
+      <w:lvlJc w:val="left"/>
+      <w:pPr>
+        <w:ind w:left="5760" w:hanging="360"/>
+      </w:pPr>
+      <w:rPr>
+        <w:u w:val="none"/>
+      </w:rPr>
+    </w:lvl>
+    <w:lvl w:ilvl="8">
+      <w:start w:val="1"/>
+      <w:numFmt w:val="bullet"/>
       <w:lvlText w:val="■"/>
-      <w:lvlJc w:val="left"/>
-      <w:pPr>
-        <w:ind w:left="5040" w:hanging="360"/>
-      </w:pPr>
-      <w:rPr>
-        <w:u w:val="none"/>
-      </w:rPr>
-    </w:lvl>
-    <w:lvl w:ilvl="7">
-      <w:start w:val="1"/>
-      <w:numFmt w:val="bullet"/>
-      <w:lvlText w:val="●"/>
-      <w:lvlJc w:val="left"/>
-      <w:pPr>
-        <w:ind w:left="5760" w:hanging="360"/>
-      </w:pPr>
-      <w:rPr>
-        <w:u w:val="none"/>
-      </w:rPr>
-    </w:lvl>
-    <w:lvl w:ilvl="8">
-      <w:start w:val="1"/>
-      <w:numFmt w:val="bullet"/>
-      <w:lvlText w:val="◆"/>
       <w:lvlJc w:val="left"/>
       <w:pPr>
         <w:ind w:left="6480" w:hanging="360"/>
@@ -16191,93 +17793,93 @@
     <w:lvl w:ilvl="0">
       <w:start w:val="1"/>
       <w:numFmt w:val="bullet"/>
+      <w:lvlText w:val="❖"/>
+      <w:lvlJc w:val="left"/>
+      <w:pPr>
+        <w:ind w:left="720" w:hanging="360"/>
+      </w:pPr>
+      <w:rPr>
+        <w:u w:val="none"/>
+      </w:rPr>
+    </w:lvl>
+    <w:lvl w:ilvl="1">
+      <w:start w:val="1"/>
+      <w:numFmt w:val="bullet"/>
+      <w:lvlText w:val="➢"/>
+      <w:lvlJc w:val="left"/>
+      <w:pPr>
+        <w:ind w:left="1440" w:hanging="360"/>
+      </w:pPr>
+      <w:rPr>
+        <w:u w:val="none"/>
+      </w:rPr>
+    </w:lvl>
+    <w:lvl w:ilvl="2">
+      <w:start w:val="1"/>
+      <w:numFmt w:val="bullet"/>
+      <w:lvlText w:val="■"/>
+      <w:lvlJc w:val="left"/>
+      <w:pPr>
+        <w:ind w:left="2160" w:hanging="360"/>
+      </w:pPr>
+      <w:rPr>
+        <w:u w:val="none"/>
+      </w:rPr>
+    </w:lvl>
+    <w:lvl w:ilvl="3">
+      <w:start w:val="1"/>
+      <w:numFmt w:val="bullet"/>
       <w:lvlText w:val="●"/>
       <w:lvlJc w:val="left"/>
       <w:pPr>
-        <w:ind w:left="720" w:hanging="360"/>
-      </w:pPr>
-      <w:rPr>
-        <w:u w:val="none"/>
-      </w:rPr>
-    </w:lvl>
-    <w:lvl w:ilvl="1">
-      <w:start w:val="1"/>
-      <w:numFmt w:val="bullet"/>
-      <w:lvlText w:val="○"/>
-      <w:lvlJc w:val="left"/>
-      <w:pPr>
-        <w:ind w:left="1440" w:hanging="360"/>
-      </w:pPr>
-      <w:rPr>
-        <w:u w:val="none"/>
-      </w:rPr>
-    </w:lvl>
-    <w:lvl w:ilvl="2">
+        <w:ind w:left="2880" w:hanging="360"/>
+      </w:pPr>
+      <w:rPr>
+        <w:u w:val="none"/>
+      </w:rPr>
+    </w:lvl>
+    <w:lvl w:ilvl="4">
+      <w:start w:val="1"/>
+      <w:numFmt w:val="bullet"/>
+      <w:lvlText w:val="◆"/>
+      <w:lvlJc w:val="left"/>
+      <w:pPr>
+        <w:ind w:left="3600" w:hanging="360"/>
+      </w:pPr>
+      <w:rPr>
+        <w:u w:val="none"/>
+      </w:rPr>
+    </w:lvl>
+    <w:lvl w:ilvl="5">
+      <w:start w:val="1"/>
+      <w:numFmt w:val="bullet"/>
+      <w:lvlText w:val="➢"/>
+      <w:lvlJc w:val="left"/>
+      <w:pPr>
+        <w:ind w:left="4320" w:hanging="360"/>
+      </w:pPr>
+      <w:rPr>
+        <w:u w:val="none"/>
+      </w:rPr>
+    </w:lvl>
+    <w:lvl w:ilvl="6">
       <w:start w:val="1"/>
       <w:numFmt w:val="bullet"/>
       <w:lvlText w:val="■"/>
       <w:lvlJc w:val="left"/>
       <w:pPr>
-        <w:ind w:left="2160" w:hanging="360"/>
-      </w:pPr>
-      <w:rPr>
-        <w:u w:val="none"/>
-      </w:rPr>
-    </w:lvl>
-    <w:lvl w:ilvl="3">
+        <w:ind w:left="5040" w:hanging="360"/>
+      </w:pPr>
+      <w:rPr>
+        <w:u w:val="none"/>
+      </w:rPr>
+    </w:lvl>
+    <w:lvl w:ilvl="7">
       <w:start w:val="1"/>
       <w:numFmt w:val="bullet"/>
       <w:lvlText w:val="●"/>
       <w:lvlJc w:val="left"/>
       <w:pPr>
-        <w:ind w:left="2880" w:hanging="360"/>
-      </w:pPr>
-      <w:rPr>
-        <w:u w:val="none"/>
-      </w:rPr>
-    </w:lvl>
-    <w:lvl w:ilvl="4">
-      <w:start w:val="1"/>
-      <w:numFmt w:val="bullet"/>
-      <w:lvlText w:val="○"/>
-      <w:lvlJc w:val="left"/>
-      <w:pPr>
-        <w:ind w:left="3600" w:hanging="360"/>
-      </w:pPr>
-      <w:rPr>
-        <w:u w:val="none"/>
-      </w:rPr>
-    </w:lvl>
-    <w:lvl w:ilvl="5">
-      <w:start w:val="1"/>
-      <w:numFmt w:val="bullet"/>
-      <w:lvlText w:val="■"/>
-      <w:lvlJc w:val="left"/>
-      <w:pPr>
-        <w:ind w:left="4320" w:hanging="360"/>
-      </w:pPr>
-      <w:rPr>
-        <w:u w:val="none"/>
-      </w:rPr>
-    </w:lvl>
-    <w:lvl w:ilvl="6">
-      <w:start w:val="1"/>
-      <w:numFmt w:val="bullet"/>
-      <w:lvlText w:val="●"/>
-      <w:lvlJc w:val="left"/>
-      <w:pPr>
-        <w:ind w:left="5040" w:hanging="360"/>
-      </w:pPr>
-      <w:rPr>
-        <w:u w:val="none"/>
-      </w:rPr>
-    </w:lvl>
-    <w:lvl w:ilvl="7">
-      <w:start w:val="1"/>
-      <w:numFmt w:val="bullet"/>
-      <w:lvlText w:val="○"/>
-      <w:lvlJc w:val="left"/>
-      <w:pPr>
         <w:ind w:left="5760" w:hanging="360"/>
       </w:pPr>
       <w:rPr>
@@ -16287,7 +17889,7 @@
     <w:lvl w:ilvl="8">
       <w:start w:val="1"/>
       <w:numFmt w:val="bullet"/>
-      <w:lvlText w:val="■"/>
+      <w:lvlText w:val="◆"/>
       <w:lvlJc w:val="left"/>
       <w:pPr>
         <w:ind w:left="6480" w:hanging="360"/>
@@ -16630,6 +18232,446 @@
   <w:abstractNum w:abstractNumId="41">
     <w:lvl w:ilvl="0">
       <w:start w:val="1"/>
+      <w:numFmt w:val="bullet"/>
+      <w:lvlText w:val="●"/>
+      <w:lvlJc w:val="left"/>
+      <w:pPr>
+        <w:ind w:left="720" w:hanging="360"/>
+      </w:pPr>
+      <w:rPr>
+        <w:u w:val="none"/>
+      </w:rPr>
+    </w:lvl>
+    <w:lvl w:ilvl="1">
+      <w:start w:val="1"/>
+      <w:numFmt w:val="bullet"/>
+      <w:lvlText w:val="○"/>
+      <w:lvlJc w:val="left"/>
+      <w:pPr>
+        <w:ind w:left="1440" w:hanging="360"/>
+      </w:pPr>
+      <w:rPr>
+        <w:u w:val="none"/>
+      </w:rPr>
+    </w:lvl>
+    <w:lvl w:ilvl="2">
+      <w:start w:val="1"/>
+      <w:numFmt w:val="bullet"/>
+      <w:lvlText w:val="■"/>
+      <w:lvlJc w:val="left"/>
+      <w:pPr>
+        <w:ind w:left="2160" w:hanging="360"/>
+      </w:pPr>
+      <w:rPr>
+        <w:u w:val="none"/>
+      </w:rPr>
+    </w:lvl>
+    <w:lvl w:ilvl="3">
+      <w:start w:val="1"/>
+      <w:numFmt w:val="bullet"/>
+      <w:lvlText w:val="●"/>
+      <w:lvlJc w:val="left"/>
+      <w:pPr>
+        <w:ind w:left="2880" w:hanging="360"/>
+      </w:pPr>
+      <w:rPr>
+        <w:u w:val="none"/>
+      </w:rPr>
+    </w:lvl>
+    <w:lvl w:ilvl="4">
+      <w:start w:val="1"/>
+      <w:numFmt w:val="bullet"/>
+      <w:lvlText w:val="○"/>
+      <w:lvlJc w:val="left"/>
+      <w:pPr>
+        <w:ind w:left="3600" w:hanging="360"/>
+      </w:pPr>
+      <w:rPr>
+        <w:u w:val="none"/>
+      </w:rPr>
+    </w:lvl>
+    <w:lvl w:ilvl="5">
+      <w:start w:val="1"/>
+      <w:numFmt w:val="bullet"/>
+      <w:lvlText w:val="■"/>
+      <w:lvlJc w:val="left"/>
+      <w:pPr>
+        <w:ind w:left="4320" w:hanging="360"/>
+      </w:pPr>
+      <w:rPr>
+        <w:u w:val="none"/>
+      </w:rPr>
+    </w:lvl>
+    <w:lvl w:ilvl="6">
+      <w:start w:val="1"/>
+      <w:numFmt w:val="bullet"/>
+      <w:lvlText w:val="●"/>
+      <w:lvlJc w:val="left"/>
+      <w:pPr>
+        <w:ind w:left="5040" w:hanging="360"/>
+      </w:pPr>
+      <w:rPr>
+        <w:u w:val="none"/>
+      </w:rPr>
+    </w:lvl>
+    <w:lvl w:ilvl="7">
+      <w:start w:val="1"/>
+      <w:numFmt w:val="bullet"/>
+      <w:lvlText w:val="○"/>
+      <w:lvlJc w:val="left"/>
+      <w:pPr>
+        <w:ind w:left="5760" w:hanging="360"/>
+      </w:pPr>
+      <w:rPr>
+        <w:u w:val="none"/>
+      </w:rPr>
+    </w:lvl>
+    <w:lvl w:ilvl="8">
+      <w:start w:val="1"/>
+      <w:numFmt w:val="bullet"/>
+      <w:lvlText w:val="■"/>
+      <w:lvlJc w:val="left"/>
+      <w:pPr>
+        <w:ind w:left="6480" w:hanging="360"/>
+      </w:pPr>
+      <w:rPr>
+        <w:u w:val="none"/>
+      </w:rPr>
+    </w:lvl>
+  </w:abstractNum>
+  <w:abstractNum w:abstractNumId="42">
+    <w:lvl w:ilvl="0">
+      <w:start w:val="1"/>
+      <w:numFmt w:val="bullet"/>
+      <w:lvlText w:val="-"/>
+      <w:lvlJc w:val="left"/>
+      <w:pPr>
+        <w:ind w:left="720" w:hanging="360"/>
+      </w:pPr>
+      <w:rPr>
+        <w:u w:val="none"/>
+      </w:rPr>
+    </w:lvl>
+    <w:lvl w:ilvl="1">
+      <w:start w:val="1"/>
+      <w:numFmt w:val="bullet"/>
+      <w:lvlText w:val="-"/>
+      <w:lvlJc w:val="left"/>
+      <w:pPr>
+        <w:ind w:left="1440" w:hanging="360"/>
+      </w:pPr>
+      <w:rPr>
+        <w:u w:val="none"/>
+      </w:rPr>
+    </w:lvl>
+    <w:lvl w:ilvl="2">
+      <w:start w:val="1"/>
+      <w:numFmt w:val="bullet"/>
+      <w:lvlText w:val="-"/>
+      <w:lvlJc w:val="left"/>
+      <w:pPr>
+        <w:ind w:left="2160" w:hanging="360"/>
+      </w:pPr>
+      <w:rPr>
+        <w:u w:val="none"/>
+      </w:rPr>
+    </w:lvl>
+    <w:lvl w:ilvl="3">
+      <w:start w:val="1"/>
+      <w:numFmt w:val="bullet"/>
+      <w:lvlText w:val="-"/>
+      <w:lvlJc w:val="left"/>
+      <w:pPr>
+        <w:ind w:left="2880" w:hanging="360"/>
+      </w:pPr>
+      <w:rPr>
+        <w:u w:val="none"/>
+      </w:rPr>
+    </w:lvl>
+    <w:lvl w:ilvl="4">
+      <w:start w:val="1"/>
+      <w:numFmt w:val="bullet"/>
+      <w:lvlText w:val="-"/>
+      <w:lvlJc w:val="left"/>
+      <w:pPr>
+        <w:ind w:left="3600" w:hanging="360"/>
+      </w:pPr>
+      <w:rPr>
+        <w:u w:val="none"/>
+      </w:rPr>
+    </w:lvl>
+    <w:lvl w:ilvl="5">
+      <w:start w:val="1"/>
+      <w:numFmt w:val="bullet"/>
+      <w:lvlText w:val="-"/>
+      <w:lvlJc w:val="left"/>
+      <w:pPr>
+        <w:ind w:left="4320" w:hanging="360"/>
+      </w:pPr>
+      <w:rPr>
+        <w:u w:val="none"/>
+      </w:rPr>
+    </w:lvl>
+    <w:lvl w:ilvl="6">
+      <w:start w:val="1"/>
+      <w:numFmt w:val="bullet"/>
+      <w:lvlText w:val="-"/>
+      <w:lvlJc w:val="left"/>
+      <w:pPr>
+        <w:ind w:left="5040" w:hanging="360"/>
+      </w:pPr>
+      <w:rPr>
+        <w:u w:val="none"/>
+      </w:rPr>
+    </w:lvl>
+    <w:lvl w:ilvl="7">
+      <w:start w:val="1"/>
+      <w:numFmt w:val="bullet"/>
+      <w:lvlText w:val="-"/>
+      <w:lvlJc w:val="left"/>
+      <w:pPr>
+        <w:ind w:left="5760" w:hanging="360"/>
+      </w:pPr>
+      <w:rPr>
+        <w:u w:val="none"/>
+      </w:rPr>
+    </w:lvl>
+    <w:lvl w:ilvl="8">
+      <w:start w:val="1"/>
+      <w:numFmt w:val="bullet"/>
+      <w:lvlText w:val="-"/>
+      <w:lvlJc w:val="left"/>
+      <w:pPr>
+        <w:ind w:left="6480" w:hanging="360"/>
+      </w:pPr>
+      <w:rPr>
+        <w:u w:val="none"/>
+      </w:rPr>
+    </w:lvl>
+  </w:abstractNum>
+  <w:abstractNum w:abstractNumId="43">
+    <w:lvl w:ilvl="0">
+      <w:start w:val="1"/>
+      <w:numFmt w:val="bullet"/>
+      <w:lvlText w:val="●"/>
+      <w:lvlJc w:val="left"/>
+      <w:pPr>
+        <w:ind w:left="720" w:hanging="360"/>
+      </w:pPr>
+      <w:rPr>
+        <w:u w:val="none"/>
+      </w:rPr>
+    </w:lvl>
+    <w:lvl w:ilvl="1">
+      <w:start w:val="1"/>
+      <w:numFmt w:val="bullet"/>
+      <w:lvlText w:val="○"/>
+      <w:lvlJc w:val="left"/>
+      <w:pPr>
+        <w:ind w:left="1440" w:hanging="360"/>
+      </w:pPr>
+      <w:rPr>
+        <w:u w:val="none"/>
+      </w:rPr>
+    </w:lvl>
+    <w:lvl w:ilvl="2">
+      <w:start w:val="1"/>
+      <w:numFmt w:val="bullet"/>
+      <w:lvlText w:val="■"/>
+      <w:lvlJc w:val="left"/>
+      <w:pPr>
+        <w:ind w:left="2160" w:hanging="360"/>
+      </w:pPr>
+      <w:rPr>
+        <w:u w:val="none"/>
+      </w:rPr>
+    </w:lvl>
+    <w:lvl w:ilvl="3">
+      <w:start w:val="1"/>
+      <w:numFmt w:val="bullet"/>
+      <w:lvlText w:val="●"/>
+      <w:lvlJc w:val="left"/>
+      <w:pPr>
+        <w:ind w:left="2880" w:hanging="360"/>
+      </w:pPr>
+      <w:rPr>
+        <w:u w:val="none"/>
+      </w:rPr>
+    </w:lvl>
+    <w:lvl w:ilvl="4">
+      <w:start w:val="1"/>
+      <w:numFmt w:val="bullet"/>
+      <w:lvlText w:val="○"/>
+      <w:lvlJc w:val="left"/>
+      <w:pPr>
+        <w:ind w:left="3600" w:hanging="360"/>
+      </w:pPr>
+      <w:rPr>
+        <w:u w:val="none"/>
+      </w:rPr>
+    </w:lvl>
+    <w:lvl w:ilvl="5">
+      <w:start w:val="1"/>
+      <w:numFmt w:val="bullet"/>
+      <w:lvlText w:val="■"/>
+      <w:lvlJc w:val="left"/>
+      <w:pPr>
+        <w:ind w:left="4320" w:hanging="360"/>
+      </w:pPr>
+      <w:rPr>
+        <w:u w:val="none"/>
+      </w:rPr>
+    </w:lvl>
+    <w:lvl w:ilvl="6">
+      <w:start w:val="1"/>
+      <w:numFmt w:val="bullet"/>
+      <w:lvlText w:val="●"/>
+      <w:lvlJc w:val="left"/>
+      <w:pPr>
+        <w:ind w:left="5040" w:hanging="360"/>
+      </w:pPr>
+      <w:rPr>
+        <w:u w:val="none"/>
+      </w:rPr>
+    </w:lvl>
+    <w:lvl w:ilvl="7">
+      <w:start w:val="1"/>
+      <w:numFmt w:val="bullet"/>
+      <w:lvlText w:val="○"/>
+      <w:lvlJc w:val="left"/>
+      <w:pPr>
+        <w:ind w:left="5760" w:hanging="360"/>
+      </w:pPr>
+      <w:rPr>
+        <w:u w:val="none"/>
+      </w:rPr>
+    </w:lvl>
+    <w:lvl w:ilvl="8">
+      <w:start w:val="1"/>
+      <w:numFmt w:val="bullet"/>
+      <w:lvlText w:val="■"/>
+      <w:lvlJc w:val="left"/>
+      <w:pPr>
+        <w:ind w:left="6480" w:hanging="360"/>
+      </w:pPr>
+      <w:rPr>
+        <w:u w:val="none"/>
+      </w:rPr>
+    </w:lvl>
+  </w:abstractNum>
+  <w:abstractNum w:abstractNumId="44">
+    <w:lvl w:ilvl="0">
+      <w:start w:val="1"/>
+      <w:numFmt w:val="bullet"/>
+      <w:lvlText w:val="●"/>
+      <w:lvlJc w:val="left"/>
+      <w:pPr>
+        <w:ind w:left="720" w:hanging="360"/>
+      </w:pPr>
+      <w:rPr>
+        <w:u w:val="none"/>
+      </w:rPr>
+    </w:lvl>
+    <w:lvl w:ilvl="1">
+      <w:start w:val="1"/>
+      <w:numFmt w:val="bullet"/>
+      <w:lvlText w:val="○"/>
+      <w:lvlJc w:val="left"/>
+      <w:pPr>
+        <w:ind w:left="1440" w:hanging="360"/>
+      </w:pPr>
+      <w:rPr>
+        <w:u w:val="none"/>
+      </w:rPr>
+    </w:lvl>
+    <w:lvl w:ilvl="2">
+      <w:start w:val="1"/>
+      <w:numFmt w:val="bullet"/>
+      <w:lvlText w:val="■"/>
+      <w:lvlJc w:val="left"/>
+      <w:pPr>
+        <w:ind w:left="2160" w:hanging="360"/>
+      </w:pPr>
+      <w:rPr>
+        <w:u w:val="none"/>
+      </w:rPr>
+    </w:lvl>
+    <w:lvl w:ilvl="3">
+      <w:start w:val="1"/>
+      <w:numFmt w:val="bullet"/>
+      <w:lvlText w:val="●"/>
+      <w:lvlJc w:val="left"/>
+      <w:pPr>
+        <w:ind w:left="2880" w:hanging="360"/>
+      </w:pPr>
+      <w:rPr>
+        <w:u w:val="none"/>
+      </w:rPr>
+    </w:lvl>
+    <w:lvl w:ilvl="4">
+      <w:start w:val="1"/>
+      <w:numFmt w:val="bullet"/>
+      <w:lvlText w:val="○"/>
+      <w:lvlJc w:val="left"/>
+      <w:pPr>
+        <w:ind w:left="3600" w:hanging="360"/>
+      </w:pPr>
+      <w:rPr>
+        <w:u w:val="none"/>
+      </w:rPr>
+    </w:lvl>
+    <w:lvl w:ilvl="5">
+      <w:start w:val="1"/>
+      <w:numFmt w:val="bullet"/>
+      <w:lvlText w:val="■"/>
+      <w:lvlJc w:val="left"/>
+      <w:pPr>
+        <w:ind w:left="4320" w:hanging="360"/>
+      </w:pPr>
+      <w:rPr>
+        <w:u w:val="none"/>
+      </w:rPr>
+    </w:lvl>
+    <w:lvl w:ilvl="6">
+      <w:start w:val="1"/>
+      <w:numFmt w:val="bullet"/>
+      <w:lvlText w:val="●"/>
+      <w:lvlJc w:val="left"/>
+      <w:pPr>
+        <w:ind w:left="5040" w:hanging="360"/>
+      </w:pPr>
+      <w:rPr>
+        <w:u w:val="none"/>
+      </w:rPr>
+    </w:lvl>
+    <w:lvl w:ilvl="7">
+      <w:start w:val="1"/>
+      <w:numFmt w:val="bullet"/>
+      <w:lvlText w:val="○"/>
+      <w:lvlJc w:val="left"/>
+      <w:pPr>
+        <w:ind w:left="5760" w:hanging="360"/>
+      </w:pPr>
+      <w:rPr>
+        <w:u w:val="none"/>
+      </w:rPr>
+    </w:lvl>
+    <w:lvl w:ilvl="8">
+      <w:start w:val="1"/>
+      <w:numFmt w:val="bullet"/>
+      <w:lvlText w:val="■"/>
+      <w:lvlJc w:val="left"/>
+      <w:pPr>
+        <w:ind w:left="6480" w:hanging="360"/>
+      </w:pPr>
+      <w:rPr>
+        <w:u w:val="none"/>
+      </w:rPr>
+    </w:lvl>
+  </w:abstractNum>
+  <w:abstractNum w:abstractNumId="45">
+    <w:lvl w:ilvl="0">
+      <w:start w:val="1"/>
       <w:numFmt w:val="decimal"/>
       <w:lvlText w:val="%1."/>
       <w:lvlJc w:val="left"/>
@@ -16737,7 +18779,7 @@
       </w:rPr>
     </w:lvl>
   </w:abstractNum>
-  <w:abstractNum w:abstractNumId="42">
+  <w:abstractNum w:abstractNumId="46">
     <w:lvl w:ilvl="0">
       <w:start w:val="1"/>
       <w:numFmt w:val="bullet"/>
@@ -16847,7 +18889,7 @@
       </w:rPr>
     </w:lvl>
   </w:abstractNum>
-  <w:abstractNum w:abstractNumId="43">
+  <w:abstractNum w:abstractNumId="47">
     <w:lvl w:ilvl="0">
       <w:start w:val="1"/>
       <w:numFmt w:val="upperRoman"/>
@@ -16957,7 +18999,7 @@
       </w:rPr>
     </w:lvl>
   </w:abstractNum>
-  <w:abstractNum w:abstractNumId="44">
+  <w:abstractNum w:abstractNumId="48">
     <w:lvl w:ilvl="0">
       <w:start w:val="1"/>
       <w:numFmt w:val="bullet"/>
@@ -17067,7 +19109,7 @@
       </w:rPr>
     </w:lvl>
   </w:abstractNum>
-  <w:abstractNum w:abstractNumId="45">
+  <w:abstractNum w:abstractNumId="49">
     <w:lvl w:ilvl="0">
       <w:start w:val="1"/>
       <w:numFmt w:val="upperLetter"/>
@@ -17177,446 +19219,6 @@
       </w:rPr>
     </w:lvl>
   </w:abstractNum>
-  <w:abstractNum w:abstractNumId="46">
-    <w:lvl w:ilvl="0">
-      <w:start w:val="1"/>
-      <w:numFmt w:val="bullet"/>
-      <w:lvlText w:val="●"/>
-      <w:lvlJc w:val="left"/>
-      <w:pPr>
-        <w:ind w:left="720" w:hanging="360"/>
-      </w:pPr>
-      <w:rPr>
-        <w:u w:val="none"/>
-      </w:rPr>
-    </w:lvl>
-    <w:lvl w:ilvl="1">
-      <w:start w:val="1"/>
-      <w:numFmt w:val="bullet"/>
-      <w:lvlText w:val="○"/>
-      <w:lvlJc w:val="left"/>
-      <w:pPr>
-        <w:ind w:left="1440" w:hanging="360"/>
-      </w:pPr>
-      <w:rPr>
-        <w:u w:val="none"/>
-      </w:rPr>
-    </w:lvl>
-    <w:lvl w:ilvl="2">
-      <w:start w:val="1"/>
-      <w:numFmt w:val="bullet"/>
-      <w:lvlText w:val="■"/>
-      <w:lvlJc w:val="left"/>
-      <w:pPr>
-        <w:ind w:left="2160" w:hanging="360"/>
-      </w:pPr>
-      <w:rPr>
-        <w:u w:val="none"/>
-      </w:rPr>
-    </w:lvl>
-    <w:lvl w:ilvl="3">
-      <w:start w:val="1"/>
-      <w:numFmt w:val="bullet"/>
-      <w:lvlText w:val="●"/>
-      <w:lvlJc w:val="left"/>
-      <w:pPr>
-        <w:ind w:left="2880" w:hanging="360"/>
-      </w:pPr>
-      <w:rPr>
-        <w:u w:val="none"/>
-      </w:rPr>
-    </w:lvl>
-    <w:lvl w:ilvl="4">
-      <w:start w:val="1"/>
-      <w:numFmt w:val="bullet"/>
-      <w:lvlText w:val="○"/>
-      <w:lvlJc w:val="left"/>
-      <w:pPr>
-        <w:ind w:left="3600" w:hanging="360"/>
-      </w:pPr>
-      <w:rPr>
-        <w:u w:val="none"/>
-      </w:rPr>
-    </w:lvl>
-    <w:lvl w:ilvl="5">
-      <w:start w:val="1"/>
-      <w:numFmt w:val="bullet"/>
-      <w:lvlText w:val="■"/>
-      <w:lvlJc w:val="left"/>
-      <w:pPr>
-        <w:ind w:left="4320" w:hanging="360"/>
-      </w:pPr>
-      <w:rPr>
-        <w:u w:val="none"/>
-      </w:rPr>
-    </w:lvl>
-    <w:lvl w:ilvl="6">
-      <w:start w:val="1"/>
-      <w:numFmt w:val="bullet"/>
-      <w:lvlText w:val="●"/>
-      <w:lvlJc w:val="left"/>
-      <w:pPr>
-        <w:ind w:left="5040" w:hanging="360"/>
-      </w:pPr>
-      <w:rPr>
-        <w:u w:val="none"/>
-      </w:rPr>
-    </w:lvl>
-    <w:lvl w:ilvl="7">
-      <w:start w:val="1"/>
-      <w:numFmt w:val="bullet"/>
-      <w:lvlText w:val="○"/>
-      <w:lvlJc w:val="left"/>
-      <w:pPr>
-        <w:ind w:left="5760" w:hanging="360"/>
-      </w:pPr>
-      <w:rPr>
-        <w:u w:val="none"/>
-      </w:rPr>
-    </w:lvl>
-    <w:lvl w:ilvl="8">
-      <w:start w:val="1"/>
-      <w:numFmt w:val="bullet"/>
-      <w:lvlText w:val="■"/>
-      <w:lvlJc w:val="left"/>
-      <w:pPr>
-        <w:ind w:left="6480" w:hanging="360"/>
-      </w:pPr>
-      <w:rPr>
-        <w:u w:val="none"/>
-      </w:rPr>
-    </w:lvl>
-  </w:abstractNum>
-  <w:abstractNum w:abstractNumId="47">
-    <w:lvl w:ilvl="0">
-      <w:start w:val="1"/>
-      <w:numFmt w:val="bullet"/>
-      <w:lvlText w:val="❖"/>
-      <w:lvlJc w:val="left"/>
-      <w:pPr>
-        <w:ind w:left="720" w:hanging="360"/>
-      </w:pPr>
-      <w:rPr>
-        <w:u w:val="none"/>
-      </w:rPr>
-    </w:lvl>
-    <w:lvl w:ilvl="1">
-      <w:start w:val="1"/>
-      <w:numFmt w:val="bullet"/>
-      <w:lvlText w:val="➢"/>
-      <w:lvlJc w:val="left"/>
-      <w:pPr>
-        <w:ind w:left="1440" w:hanging="360"/>
-      </w:pPr>
-      <w:rPr>
-        <w:u w:val="none"/>
-      </w:rPr>
-    </w:lvl>
-    <w:lvl w:ilvl="2">
-      <w:start w:val="1"/>
-      <w:numFmt w:val="bullet"/>
-      <w:lvlText w:val="■"/>
-      <w:lvlJc w:val="left"/>
-      <w:pPr>
-        <w:ind w:left="2160" w:hanging="360"/>
-      </w:pPr>
-      <w:rPr>
-        <w:u w:val="none"/>
-      </w:rPr>
-    </w:lvl>
-    <w:lvl w:ilvl="3">
-      <w:start w:val="1"/>
-      <w:numFmt w:val="bullet"/>
-      <w:lvlText w:val="●"/>
-      <w:lvlJc w:val="left"/>
-      <w:pPr>
-        <w:ind w:left="2880" w:hanging="360"/>
-      </w:pPr>
-      <w:rPr>
-        <w:u w:val="none"/>
-      </w:rPr>
-    </w:lvl>
-    <w:lvl w:ilvl="4">
-      <w:start w:val="1"/>
-      <w:numFmt w:val="bullet"/>
-      <w:lvlText w:val="◆"/>
-      <w:lvlJc w:val="left"/>
-      <w:pPr>
-        <w:ind w:left="3600" w:hanging="360"/>
-      </w:pPr>
-      <w:rPr>
-        <w:u w:val="none"/>
-      </w:rPr>
-    </w:lvl>
-    <w:lvl w:ilvl="5">
-      <w:start w:val="1"/>
-      <w:numFmt w:val="bullet"/>
-      <w:lvlText w:val="➢"/>
-      <w:lvlJc w:val="left"/>
-      <w:pPr>
-        <w:ind w:left="4320" w:hanging="360"/>
-      </w:pPr>
-      <w:rPr>
-        <w:u w:val="none"/>
-      </w:rPr>
-    </w:lvl>
-    <w:lvl w:ilvl="6">
-      <w:start w:val="1"/>
-      <w:numFmt w:val="bullet"/>
-      <w:lvlText w:val="■"/>
-      <w:lvlJc w:val="left"/>
-      <w:pPr>
-        <w:ind w:left="5040" w:hanging="360"/>
-      </w:pPr>
-      <w:rPr>
-        <w:u w:val="none"/>
-      </w:rPr>
-    </w:lvl>
-    <w:lvl w:ilvl="7">
-      <w:start w:val="1"/>
-      <w:numFmt w:val="bullet"/>
-      <w:lvlText w:val="●"/>
-      <w:lvlJc w:val="left"/>
-      <w:pPr>
-        <w:ind w:left="5760" w:hanging="360"/>
-      </w:pPr>
-      <w:rPr>
-        <w:u w:val="none"/>
-      </w:rPr>
-    </w:lvl>
-    <w:lvl w:ilvl="8">
-      <w:start w:val="1"/>
-      <w:numFmt w:val="bullet"/>
-      <w:lvlText w:val="◆"/>
-      <w:lvlJc w:val="left"/>
-      <w:pPr>
-        <w:ind w:left="6480" w:hanging="360"/>
-      </w:pPr>
-      <w:rPr>
-        <w:u w:val="none"/>
-      </w:rPr>
-    </w:lvl>
-  </w:abstractNum>
-  <w:abstractNum w:abstractNumId="48">
-    <w:lvl w:ilvl="0">
-      <w:start w:val="1"/>
-      <w:numFmt w:val="bullet"/>
-      <w:lvlText w:val="●"/>
-      <w:lvlJc w:val="left"/>
-      <w:pPr>
-        <w:ind w:left="720" w:hanging="360"/>
-      </w:pPr>
-      <w:rPr>
-        <w:u w:val="none"/>
-      </w:rPr>
-    </w:lvl>
-    <w:lvl w:ilvl="1">
-      <w:start w:val="1"/>
-      <w:numFmt w:val="bullet"/>
-      <w:lvlText w:val="○"/>
-      <w:lvlJc w:val="left"/>
-      <w:pPr>
-        <w:ind w:left="1440" w:hanging="360"/>
-      </w:pPr>
-      <w:rPr>
-        <w:u w:val="none"/>
-      </w:rPr>
-    </w:lvl>
-    <w:lvl w:ilvl="2">
-      <w:start w:val="1"/>
-      <w:numFmt w:val="bullet"/>
-      <w:lvlText w:val="■"/>
-      <w:lvlJc w:val="left"/>
-      <w:pPr>
-        <w:ind w:left="2160" w:hanging="360"/>
-      </w:pPr>
-      <w:rPr>
-        <w:u w:val="none"/>
-      </w:rPr>
-    </w:lvl>
-    <w:lvl w:ilvl="3">
-      <w:start w:val="1"/>
-      <w:numFmt w:val="bullet"/>
-      <w:lvlText w:val="●"/>
-      <w:lvlJc w:val="left"/>
-      <w:pPr>
-        <w:ind w:left="2880" w:hanging="360"/>
-      </w:pPr>
-      <w:rPr>
-        <w:u w:val="none"/>
-      </w:rPr>
-    </w:lvl>
-    <w:lvl w:ilvl="4">
-      <w:start w:val="1"/>
-      <w:numFmt w:val="bullet"/>
-      <w:lvlText w:val="○"/>
-      <w:lvlJc w:val="left"/>
-      <w:pPr>
-        <w:ind w:left="3600" w:hanging="360"/>
-      </w:pPr>
-      <w:rPr>
-        <w:u w:val="none"/>
-      </w:rPr>
-    </w:lvl>
-    <w:lvl w:ilvl="5">
-      <w:start w:val="1"/>
-      <w:numFmt w:val="bullet"/>
-      <w:lvlText w:val="■"/>
-      <w:lvlJc w:val="left"/>
-      <w:pPr>
-        <w:ind w:left="4320" w:hanging="360"/>
-      </w:pPr>
-      <w:rPr>
-        <w:u w:val="none"/>
-      </w:rPr>
-    </w:lvl>
-    <w:lvl w:ilvl="6">
-      <w:start w:val="1"/>
-      <w:numFmt w:val="bullet"/>
-      <w:lvlText w:val="●"/>
-      <w:lvlJc w:val="left"/>
-      <w:pPr>
-        <w:ind w:left="5040" w:hanging="360"/>
-      </w:pPr>
-      <w:rPr>
-        <w:u w:val="none"/>
-      </w:rPr>
-    </w:lvl>
-    <w:lvl w:ilvl="7">
-      <w:start w:val="1"/>
-      <w:numFmt w:val="bullet"/>
-      <w:lvlText w:val="○"/>
-      <w:lvlJc w:val="left"/>
-      <w:pPr>
-        <w:ind w:left="5760" w:hanging="360"/>
-      </w:pPr>
-      <w:rPr>
-        <w:u w:val="none"/>
-      </w:rPr>
-    </w:lvl>
-    <w:lvl w:ilvl="8">
-      <w:start w:val="1"/>
-      <w:numFmt w:val="bullet"/>
-      <w:lvlText w:val="■"/>
-      <w:lvlJc w:val="left"/>
-      <w:pPr>
-        <w:ind w:left="6480" w:hanging="360"/>
-      </w:pPr>
-      <w:rPr>
-        <w:u w:val="none"/>
-      </w:rPr>
-    </w:lvl>
-  </w:abstractNum>
-  <w:abstractNum w:abstractNumId="49">
-    <w:lvl w:ilvl="0">
-      <w:start w:val="1"/>
-      <w:numFmt w:val="bullet"/>
-      <w:lvlText w:val="●"/>
-      <w:lvlJc w:val="left"/>
-      <w:pPr>
-        <w:ind w:left="720" w:hanging="360"/>
-      </w:pPr>
-      <w:rPr>
-        <w:u w:val="none"/>
-      </w:rPr>
-    </w:lvl>
-    <w:lvl w:ilvl="1">
-      <w:start w:val="1"/>
-      <w:numFmt w:val="bullet"/>
-      <w:lvlText w:val="○"/>
-      <w:lvlJc w:val="left"/>
-      <w:pPr>
-        <w:ind w:left="1440" w:hanging="360"/>
-      </w:pPr>
-      <w:rPr>
-        <w:u w:val="none"/>
-      </w:rPr>
-    </w:lvl>
-    <w:lvl w:ilvl="2">
-      <w:start w:val="1"/>
-      <w:numFmt w:val="bullet"/>
-      <w:lvlText w:val="■"/>
-      <w:lvlJc w:val="left"/>
-      <w:pPr>
-        <w:ind w:left="2160" w:hanging="360"/>
-      </w:pPr>
-      <w:rPr>
-        <w:u w:val="none"/>
-      </w:rPr>
-    </w:lvl>
-    <w:lvl w:ilvl="3">
-      <w:start w:val="1"/>
-      <w:numFmt w:val="bullet"/>
-      <w:lvlText w:val="●"/>
-      <w:lvlJc w:val="left"/>
-      <w:pPr>
-        <w:ind w:left="2880" w:hanging="360"/>
-      </w:pPr>
-      <w:rPr>
-        <w:u w:val="none"/>
-      </w:rPr>
-    </w:lvl>
-    <w:lvl w:ilvl="4">
-      <w:start w:val="1"/>
-      <w:numFmt w:val="bullet"/>
-      <w:lvlText w:val="○"/>
-      <w:lvlJc w:val="left"/>
-      <w:pPr>
-        <w:ind w:left="3600" w:hanging="360"/>
-      </w:pPr>
-      <w:rPr>
-        <w:u w:val="none"/>
-      </w:rPr>
-    </w:lvl>
-    <w:lvl w:ilvl="5">
-      <w:start w:val="1"/>
-      <w:numFmt w:val="bullet"/>
-      <w:lvlText w:val="■"/>
-      <w:lvlJc w:val="left"/>
-      <w:pPr>
-        <w:ind w:left="4320" w:hanging="360"/>
-      </w:pPr>
-      <w:rPr>
-        <w:u w:val="none"/>
-      </w:rPr>
-    </w:lvl>
-    <w:lvl w:ilvl="6">
-      <w:start w:val="1"/>
-      <w:numFmt w:val="bullet"/>
-      <w:lvlText w:val="●"/>
-      <w:lvlJc w:val="left"/>
-      <w:pPr>
-        <w:ind w:left="5040" w:hanging="360"/>
-      </w:pPr>
-      <w:rPr>
-        <w:u w:val="none"/>
-      </w:rPr>
-    </w:lvl>
-    <w:lvl w:ilvl="7">
-      <w:start w:val="1"/>
-      <w:numFmt w:val="bullet"/>
-      <w:lvlText w:val="○"/>
-      <w:lvlJc w:val="left"/>
-      <w:pPr>
-        <w:ind w:left="5760" w:hanging="360"/>
-      </w:pPr>
-      <w:rPr>
-        <w:u w:val="none"/>
-      </w:rPr>
-    </w:lvl>
-    <w:lvl w:ilvl="8">
-      <w:start w:val="1"/>
-      <w:numFmt w:val="bullet"/>
-      <w:lvlText w:val="■"/>
-      <w:lvlJc w:val="left"/>
-      <w:pPr>
-        <w:ind w:left="6480" w:hanging="360"/>
-      </w:pPr>
-      <w:rPr>
-        <w:u w:val="none"/>
-      </w:rPr>
-    </w:lvl>
-  </w:abstractNum>
   <w:abstractNum w:abstractNumId="50">
     <w:lvl w:ilvl="0">
       <w:start w:val="1"/>
@@ -17840,6 +19442,446 @@
   <w:abstractNum w:abstractNumId="52">
     <w:lvl w:ilvl="0">
       <w:start w:val="1"/>
+      <w:numFmt w:val="bullet"/>
+      <w:lvlText w:val="●"/>
+      <w:lvlJc w:val="left"/>
+      <w:pPr>
+        <w:ind w:left="720" w:hanging="360"/>
+      </w:pPr>
+      <w:rPr>
+        <w:u w:val="none"/>
+      </w:rPr>
+    </w:lvl>
+    <w:lvl w:ilvl="1">
+      <w:start w:val="1"/>
+      <w:numFmt w:val="bullet"/>
+      <w:lvlText w:val="○"/>
+      <w:lvlJc w:val="left"/>
+      <w:pPr>
+        <w:ind w:left="1440" w:hanging="360"/>
+      </w:pPr>
+      <w:rPr>
+        <w:u w:val="none"/>
+      </w:rPr>
+    </w:lvl>
+    <w:lvl w:ilvl="2">
+      <w:start w:val="1"/>
+      <w:numFmt w:val="bullet"/>
+      <w:lvlText w:val="■"/>
+      <w:lvlJc w:val="left"/>
+      <w:pPr>
+        <w:ind w:left="2160" w:hanging="360"/>
+      </w:pPr>
+      <w:rPr>
+        <w:u w:val="none"/>
+      </w:rPr>
+    </w:lvl>
+    <w:lvl w:ilvl="3">
+      <w:start w:val="1"/>
+      <w:numFmt w:val="bullet"/>
+      <w:lvlText w:val="●"/>
+      <w:lvlJc w:val="left"/>
+      <w:pPr>
+        <w:ind w:left="2880" w:hanging="360"/>
+      </w:pPr>
+      <w:rPr>
+        <w:u w:val="none"/>
+      </w:rPr>
+    </w:lvl>
+    <w:lvl w:ilvl="4">
+      <w:start w:val="1"/>
+      <w:numFmt w:val="bullet"/>
+      <w:lvlText w:val="○"/>
+      <w:lvlJc w:val="left"/>
+      <w:pPr>
+        <w:ind w:left="3600" w:hanging="360"/>
+      </w:pPr>
+      <w:rPr>
+        <w:u w:val="none"/>
+      </w:rPr>
+    </w:lvl>
+    <w:lvl w:ilvl="5">
+      <w:start w:val="1"/>
+      <w:numFmt w:val="bullet"/>
+      <w:lvlText w:val="■"/>
+      <w:lvlJc w:val="left"/>
+      <w:pPr>
+        <w:ind w:left="4320" w:hanging="360"/>
+      </w:pPr>
+      <w:rPr>
+        <w:u w:val="none"/>
+      </w:rPr>
+    </w:lvl>
+    <w:lvl w:ilvl="6">
+      <w:start w:val="1"/>
+      <w:numFmt w:val="bullet"/>
+      <w:lvlText w:val="●"/>
+      <w:lvlJc w:val="left"/>
+      <w:pPr>
+        <w:ind w:left="5040" w:hanging="360"/>
+      </w:pPr>
+      <w:rPr>
+        <w:u w:val="none"/>
+      </w:rPr>
+    </w:lvl>
+    <w:lvl w:ilvl="7">
+      <w:start w:val="1"/>
+      <w:numFmt w:val="bullet"/>
+      <w:lvlText w:val="○"/>
+      <w:lvlJc w:val="left"/>
+      <w:pPr>
+        <w:ind w:left="5760" w:hanging="360"/>
+      </w:pPr>
+      <w:rPr>
+        <w:u w:val="none"/>
+      </w:rPr>
+    </w:lvl>
+    <w:lvl w:ilvl="8">
+      <w:start w:val="1"/>
+      <w:numFmt w:val="bullet"/>
+      <w:lvlText w:val="■"/>
+      <w:lvlJc w:val="left"/>
+      <w:pPr>
+        <w:ind w:left="6480" w:hanging="360"/>
+      </w:pPr>
+      <w:rPr>
+        <w:u w:val="none"/>
+      </w:rPr>
+    </w:lvl>
+  </w:abstractNum>
+  <w:abstractNum w:abstractNumId="53">
+    <w:lvl w:ilvl="0">
+      <w:start w:val="1"/>
+      <w:numFmt w:val="bullet"/>
+      <w:lvlText w:val="●"/>
+      <w:lvlJc w:val="left"/>
+      <w:pPr>
+        <w:ind w:left="720" w:hanging="360"/>
+      </w:pPr>
+      <w:rPr>
+        <w:u w:val="none"/>
+      </w:rPr>
+    </w:lvl>
+    <w:lvl w:ilvl="1">
+      <w:start w:val="1"/>
+      <w:numFmt w:val="bullet"/>
+      <w:lvlText w:val="○"/>
+      <w:lvlJc w:val="left"/>
+      <w:pPr>
+        <w:ind w:left="1440" w:hanging="360"/>
+      </w:pPr>
+      <w:rPr>
+        <w:u w:val="none"/>
+      </w:rPr>
+    </w:lvl>
+    <w:lvl w:ilvl="2">
+      <w:start w:val="1"/>
+      <w:numFmt w:val="bullet"/>
+      <w:lvlText w:val="■"/>
+      <w:lvlJc w:val="left"/>
+      <w:pPr>
+        <w:ind w:left="2160" w:hanging="360"/>
+      </w:pPr>
+      <w:rPr>
+        <w:u w:val="none"/>
+      </w:rPr>
+    </w:lvl>
+    <w:lvl w:ilvl="3">
+      <w:start w:val="1"/>
+      <w:numFmt w:val="bullet"/>
+      <w:lvlText w:val="●"/>
+      <w:lvlJc w:val="left"/>
+      <w:pPr>
+        <w:ind w:left="2880" w:hanging="360"/>
+      </w:pPr>
+      <w:rPr>
+        <w:u w:val="none"/>
+      </w:rPr>
+    </w:lvl>
+    <w:lvl w:ilvl="4">
+      <w:start w:val="1"/>
+      <w:numFmt w:val="bullet"/>
+      <w:lvlText w:val="○"/>
+      <w:lvlJc w:val="left"/>
+      <w:pPr>
+        <w:ind w:left="3600" w:hanging="360"/>
+      </w:pPr>
+      <w:rPr>
+        <w:u w:val="none"/>
+      </w:rPr>
+    </w:lvl>
+    <w:lvl w:ilvl="5">
+      <w:start w:val="1"/>
+      <w:numFmt w:val="bullet"/>
+      <w:lvlText w:val="■"/>
+      <w:lvlJc w:val="left"/>
+      <w:pPr>
+        <w:ind w:left="4320" w:hanging="360"/>
+      </w:pPr>
+      <w:rPr>
+        <w:u w:val="none"/>
+      </w:rPr>
+    </w:lvl>
+    <w:lvl w:ilvl="6">
+      <w:start w:val="1"/>
+      <w:numFmt w:val="bullet"/>
+      <w:lvlText w:val="●"/>
+      <w:lvlJc w:val="left"/>
+      <w:pPr>
+        <w:ind w:left="5040" w:hanging="360"/>
+      </w:pPr>
+      <w:rPr>
+        <w:u w:val="none"/>
+      </w:rPr>
+    </w:lvl>
+    <w:lvl w:ilvl="7">
+      <w:start w:val="1"/>
+      <w:numFmt w:val="bullet"/>
+      <w:lvlText w:val="○"/>
+      <w:lvlJc w:val="left"/>
+      <w:pPr>
+        <w:ind w:left="5760" w:hanging="360"/>
+      </w:pPr>
+      <w:rPr>
+        <w:u w:val="none"/>
+      </w:rPr>
+    </w:lvl>
+    <w:lvl w:ilvl="8">
+      <w:start w:val="1"/>
+      <w:numFmt w:val="bullet"/>
+      <w:lvlText w:val="■"/>
+      <w:lvlJc w:val="left"/>
+      <w:pPr>
+        <w:ind w:left="6480" w:hanging="360"/>
+      </w:pPr>
+      <w:rPr>
+        <w:u w:val="none"/>
+      </w:rPr>
+    </w:lvl>
+  </w:abstractNum>
+  <w:abstractNum w:abstractNumId="54">
+    <w:lvl w:ilvl="0">
+      <w:start w:val="1"/>
+      <w:numFmt w:val="bullet"/>
+      <w:lvlText w:val="●"/>
+      <w:lvlJc w:val="left"/>
+      <w:pPr>
+        <w:ind w:left="720" w:hanging="360"/>
+      </w:pPr>
+      <w:rPr>
+        <w:u w:val="none"/>
+      </w:rPr>
+    </w:lvl>
+    <w:lvl w:ilvl="1">
+      <w:start w:val="1"/>
+      <w:numFmt w:val="bullet"/>
+      <w:lvlText w:val="○"/>
+      <w:lvlJc w:val="left"/>
+      <w:pPr>
+        <w:ind w:left="1440" w:hanging="360"/>
+      </w:pPr>
+      <w:rPr>
+        <w:u w:val="none"/>
+      </w:rPr>
+    </w:lvl>
+    <w:lvl w:ilvl="2">
+      <w:start w:val="1"/>
+      <w:numFmt w:val="bullet"/>
+      <w:lvlText w:val="■"/>
+      <w:lvlJc w:val="left"/>
+      <w:pPr>
+        <w:ind w:left="2160" w:hanging="360"/>
+      </w:pPr>
+      <w:rPr>
+        <w:u w:val="none"/>
+      </w:rPr>
+    </w:lvl>
+    <w:lvl w:ilvl="3">
+      <w:start w:val="1"/>
+      <w:numFmt w:val="bullet"/>
+      <w:lvlText w:val="●"/>
+      <w:lvlJc w:val="left"/>
+      <w:pPr>
+        <w:ind w:left="2880" w:hanging="360"/>
+      </w:pPr>
+      <w:rPr>
+        <w:u w:val="none"/>
+      </w:rPr>
+    </w:lvl>
+    <w:lvl w:ilvl="4">
+      <w:start w:val="1"/>
+      <w:numFmt w:val="bullet"/>
+      <w:lvlText w:val="○"/>
+      <w:lvlJc w:val="left"/>
+      <w:pPr>
+        <w:ind w:left="3600" w:hanging="360"/>
+      </w:pPr>
+      <w:rPr>
+        <w:u w:val="none"/>
+      </w:rPr>
+    </w:lvl>
+    <w:lvl w:ilvl="5">
+      <w:start w:val="1"/>
+      <w:numFmt w:val="bullet"/>
+      <w:lvlText w:val="■"/>
+      <w:lvlJc w:val="left"/>
+      <w:pPr>
+        <w:ind w:left="4320" w:hanging="360"/>
+      </w:pPr>
+      <w:rPr>
+        <w:u w:val="none"/>
+      </w:rPr>
+    </w:lvl>
+    <w:lvl w:ilvl="6">
+      <w:start w:val="1"/>
+      <w:numFmt w:val="bullet"/>
+      <w:lvlText w:val="●"/>
+      <w:lvlJc w:val="left"/>
+      <w:pPr>
+        <w:ind w:left="5040" w:hanging="360"/>
+      </w:pPr>
+      <w:rPr>
+        <w:u w:val="none"/>
+      </w:rPr>
+    </w:lvl>
+    <w:lvl w:ilvl="7">
+      <w:start w:val="1"/>
+      <w:numFmt w:val="bullet"/>
+      <w:lvlText w:val="○"/>
+      <w:lvlJc w:val="left"/>
+      <w:pPr>
+        <w:ind w:left="5760" w:hanging="360"/>
+      </w:pPr>
+      <w:rPr>
+        <w:u w:val="none"/>
+      </w:rPr>
+    </w:lvl>
+    <w:lvl w:ilvl="8">
+      <w:start w:val="1"/>
+      <w:numFmt w:val="bullet"/>
+      <w:lvlText w:val="■"/>
+      <w:lvlJc w:val="left"/>
+      <w:pPr>
+        <w:ind w:left="6480" w:hanging="360"/>
+      </w:pPr>
+      <w:rPr>
+        <w:u w:val="none"/>
+      </w:rPr>
+    </w:lvl>
+  </w:abstractNum>
+  <w:abstractNum w:abstractNumId="55">
+    <w:lvl w:ilvl="0">
+      <w:start w:val="1"/>
+      <w:numFmt w:val="bullet"/>
+      <w:lvlText w:val="❖"/>
+      <w:lvlJc w:val="left"/>
+      <w:pPr>
+        <w:ind w:left="720" w:hanging="360"/>
+      </w:pPr>
+      <w:rPr>
+        <w:u w:val="none"/>
+      </w:rPr>
+    </w:lvl>
+    <w:lvl w:ilvl="1">
+      <w:start w:val="1"/>
+      <w:numFmt w:val="bullet"/>
+      <w:lvlText w:val="➢"/>
+      <w:lvlJc w:val="left"/>
+      <w:pPr>
+        <w:ind w:left="1440" w:hanging="360"/>
+      </w:pPr>
+      <w:rPr>
+        <w:u w:val="none"/>
+      </w:rPr>
+    </w:lvl>
+    <w:lvl w:ilvl="2">
+      <w:start w:val="1"/>
+      <w:numFmt w:val="bullet"/>
+      <w:lvlText w:val="■"/>
+      <w:lvlJc w:val="left"/>
+      <w:pPr>
+        <w:ind w:left="2160" w:hanging="360"/>
+      </w:pPr>
+      <w:rPr>
+        <w:u w:val="none"/>
+      </w:rPr>
+    </w:lvl>
+    <w:lvl w:ilvl="3">
+      <w:start w:val="1"/>
+      <w:numFmt w:val="bullet"/>
+      <w:lvlText w:val="●"/>
+      <w:lvlJc w:val="left"/>
+      <w:pPr>
+        <w:ind w:left="2880" w:hanging="360"/>
+      </w:pPr>
+      <w:rPr>
+        <w:u w:val="none"/>
+      </w:rPr>
+    </w:lvl>
+    <w:lvl w:ilvl="4">
+      <w:start w:val="1"/>
+      <w:numFmt w:val="bullet"/>
+      <w:lvlText w:val="◆"/>
+      <w:lvlJc w:val="left"/>
+      <w:pPr>
+        <w:ind w:left="3600" w:hanging="360"/>
+      </w:pPr>
+      <w:rPr>
+        <w:u w:val="none"/>
+      </w:rPr>
+    </w:lvl>
+    <w:lvl w:ilvl="5">
+      <w:start w:val="1"/>
+      <w:numFmt w:val="bullet"/>
+      <w:lvlText w:val="➢"/>
+      <w:lvlJc w:val="left"/>
+      <w:pPr>
+        <w:ind w:left="4320" w:hanging="360"/>
+      </w:pPr>
+      <w:rPr>
+        <w:u w:val="none"/>
+      </w:rPr>
+    </w:lvl>
+    <w:lvl w:ilvl="6">
+      <w:start w:val="1"/>
+      <w:numFmt w:val="bullet"/>
+      <w:lvlText w:val="■"/>
+      <w:lvlJc w:val="left"/>
+      <w:pPr>
+        <w:ind w:left="5040" w:hanging="360"/>
+      </w:pPr>
+      <w:rPr>
+        <w:u w:val="none"/>
+      </w:rPr>
+    </w:lvl>
+    <w:lvl w:ilvl="7">
+      <w:start w:val="1"/>
+      <w:numFmt w:val="bullet"/>
+      <w:lvlText w:val="●"/>
+      <w:lvlJc w:val="left"/>
+      <w:pPr>
+        <w:ind w:left="5760" w:hanging="360"/>
+      </w:pPr>
+      <w:rPr>
+        <w:u w:val="none"/>
+      </w:rPr>
+    </w:lvl>
+    <w:lvl w:ilvl="8">
+      <w:start w:val="1"/>
+      <w:numFmt w:val="bullet"/>
+      <w:lvlText w:val="◆"/>
+      <w:lvlJc w:val="left"/>
+      <w:pPr>
+        <w:ind w:left="6480" w:hanging="360"/>
+      </w:pPr>
+      <w:rPr>
+        <w:u w:val="none"/>
+      </w:rPr>
+    </w:lvl>
+  </w:abstractNum>
+  <w:abstractNum w:abstractNumId="56">
+    <w:lvl w:ilvl="0">
+      <w:start w:val="1"/>
       <w:numFmt w:val="upperLetter"/>
       <w:lvlText w:val="%1."/>
       <w:lvlJc w:val="left"/>
@@ -17947,7 +19989,7 @@
       </w:rPr>
     </w:lvl>
   </w:abstractNum>
-  <w:abstractNum w:abstractNumId="53">
+  <w:abstractNum w:abstractNumId="57">
     <w:lvl w:ilvl="0">
       <w:start w:val="1"/>
       <w:numFmt w:val="upperLetter"/>
@@ -18057,7 +20099,7 @@
       </w:rPr>
     </w:lvl>
   </w:abstractNum>
-  <w:abstractNum w:abstractNumId="54">
+  <w:abstractNum w:abstractNumId="58">
     <w:lvl w:ilvl="0">
       <w:start w:val="1"/>
       <w:numFmt w:val="bullet"/>
@@ -18167,7 +20209,7 @@
       </w:rPr>
     </w:lvl>
   </w:abstractNum>
-  <w:abstractNum w:abstractNumId="55">
+  <w:abstractNum w:abstractNumId="59">
     <w:lvl w:ilvl="0">
       <w:start w:val="1"/>
       <w:numFmt w:val="bullet"/>
@@ -18277,7 +20319,7 @@
       </w:rPr>
     </w:lvl>
   </w:abstractNum>
-  <w:abstractNum w:abstractNumId="56">
+  <w:abstractNum w:abstractNumId="60">
     <w:lvl w:ilvl="0">
       <w:start w:val="1"/>
       <w:numFmt w:val="bullet"/>
@@ -18387,7 +20429,7 @@
       </w:rPr>
     </w:lvl>
   </w:abstractNum>
-  <w:abstractNum w:abstractNumId="57">
+  <w:abstractNum w:abstractNumId="61">
     <w:lvl w:ilvl="0">
       <w:start w:val="1"/>
       <w:numFmt w:val="bullet"/>
@@ -18497,7 +20539,7 @@
       </w:rPr>
     </w:lvl>
   </w:abstractNum>
-  <w:abstractNum w:abstractNumId="58">
+  <w:abstractNum w:abstractNumId="62">
     <w:lvl w:ilvl="0">
       <w:start w:val="1"/>
       <w:numFmt w:val="bullet"/>
@@ -18780,6 +20822,18 @@
   </w:num>
   <w:num w:numId="58">
     <w:abstractNumId w:val="58"/>
+  </w:num>
+  <w:num w:numId="59">
+    <w:abstractNumId w:val="59"/>
+  </w:num>
+  <w:num w:numId="60">
+    <w:abstractNumId w:val="60"/>
+  </w:num>
+  <w:num w:numId="61">
+    <w:abstractNumId w:val="61"/>
+  </w:num>
+  <w:num w:numId="62">
+    <w:abstractNumId w:val="62"/>
   </w:num>
 </w:numbering>
 </file>
